--- a/FTNTrello-analysis-report.docx
+++ b/FTNTrello-analysis-report.docx
@@ -1,6 +1,6 @@
 
 <file path=word/document.xml><?xml version="1.0" encoding="utf-8"?>
-<w:document xmlns:wpc="http://schemas.microsoft.com/office/word/2010/wordprocessingCanvas" xmlns:cx="http://schemas.microsoft.com/office/drawing/2014/chartex" xmlns:mc="http://schemas.openxmlformats.org/markup-compatibility/2006" xmlns:o="urn:schemas-microsoft-com:office:office" xmlns:r="http://schemas.openxmlformats.org/officeDocument/2006/relationships" xmlns:m="http://schemas.openxmlformats.org/officeDocument/2006/math" xmlns:v="urn:schemas-microsoft-com:vml" xmlns:wp14="http://schemas.microsoft.com/office/word/2010/wordprocessingDrawing" xmlns:wp="http://schemas.openxmlformats.org/drawingml/2006/wordprocessingDrawing" xmlns:w10="urn:schemas-microsoft-com:office:word" xmlns:w="http://schemas.openxmlformats.org/wordprocessingml/2006/main" xmlns:w14="http://schemas.microsoft.com/office/word/2010/wordml" xmlns:w15="http://schemas.microsoft.com/office/word/2012/wordml" xmlns:w16se="http://schemas.microsoft.com/office/word/2015/wordml/symex" xmlns:wpg="http://schemas.microsoft.com/office/word/2010/wordprocessingGroup" xmlns:wpi="http://schemas.microsoft.com/office/word/2010/wordprocessingInk" xmlns:wne="http://schemas.microsoft.com/office/word/2006/wordml" xmlns:wps="http://schemas.microsoft.com/office/word/2010/wordprocessingShape" mc:Ignorable="w14 w15 w16se wp14">
+<w:document xmlns:wpc="http://schemas.microsoft.com/office/word/2010/wordprocessingCanvas" xmlns:cx="http://schemas.microsoft.com/office/drawing/2014/chartex" xmlns:cx1="http://schemas.microsoft.com/office/drawing/2015/9/8/chartex" xmlns:cx2="http://schemas.microsoft.com/office/drawing/2015/10/21/chartex" xmlns:cx3="http://schemas.microsoft.com/office/drawing/2016/5/9/chartex" xmlns:cx4="http://schemas.microsoft.com/office/drawing/2016/5/10/chartex" xmlns:cx5="http://schemas.microsoft.com/office/drawing/2016/5/11/chartex" xmlns:cx6="http://schemas.microsoft.com/office/drawing/2016/5/12/chartex" xmlns:cx7="http://schemas.microsoft.com/office/drawing/2016/5/13/chartex" xmlns:cx8="http://schemas.microsoft.com/office/drawing/2016/5/14/chartex" xmlns:mc="http://schemas.openxmlformats.org/markup-compatibility/2006" xmlns:aink="http://schemas.microsoft.com/office/drawing/2016/ink" xmlns:am3d="http://schemas.microsoft.com/office/drawing/2017/model3d" xmlns:o="urn:schemas-microsoft-com:office:office" xmlns:r="http://schemas.openxmlformats.org/officeDocument/2006/relationships" xmlns:m="http://schemas.openxmlformats.org/officeDocument/2006/math" xmlns:v="urn:schemas-microsoft-com:vml" xmlns:wp14="http://schemas.microsoft.com/office/word/2010/wordprocessingDrawing" xmlns:wp="http://schemas.openxmlformats.org/drawingml/2006/wordprocessingDrawing" xmlns:w10="urn:schemas-microsoft-com:office:word" xmlns:w="http://schemas.openxmlformats.org/wordprocessingml/2006/main" xmlns:w14="http://schemas.microsoft.com/office/word/2010/wordml" xmlns:w15="http://schemas.microsoft.com/office/word/2012/wordml" xmlns:w16cid="http://schemas.microsoft.com/office/word/2016/wordml/cid" xmlns:w16se="http://schemas.microsoft.com/office/word/2015/wordml/symex" xmlns:wpg="http://schemas.microsoft.com/office/word/2010/wordprocessingGroup" xmlns:wpi="http://schemas.microsoft.com/office/word/2010/wordprocessingInk" xmlns:wne="http://schemas.microsoft.com/office/word/2006/wordml" xmlns:wps="http://schemas.microsoft.com/office/word/2010/wordprocessingShape" mc:Ignorable="w14 w15 w16se w16cid wp14">
   <w:body>
     <w:p>
       <w:bookmarkStart w:id="0" w:name="_Hlk483172806"/>
@@ -62,10 +62,10 @@
           </w:p>
           <w:p>
             <w:pPr>
-              <w:pStyle w:val="Titre"/>
+              <w:pStyle w:val="Title"/>
               <w:jc w:val="center"/>
               <w:rPr>
-                <w:rStyle w:val="Titredulivre"/>
+                <w:rStyle w:val="BookTitle"/>
                 <w:color w:val="005191" w:themeColor="accent1"/>
                 <w:sz w:val="72"/>
                 <w:lang w:val="en-US"/>
@@ -73,7 +73,7 @@
             </w:pPr>
             <w:r>
               <w:rPr>
-                <w:rStyle w:val="Titredulivre"/>
+                <w:rStyle w:val="BookTitle"/>
                 <w:color w:val="005191" w:themeColor="accent1"/>
                 <w:sz w:val="72"/>
                 <w:lang w:val="en-US"/>
@@ -85,37 +85,46 @@
             <w:pPr>
               <w:jc w:val="center"/>
               <w:rPr>
-                <w:rStyle w:val="Rfrenceple"/>
+                <w:rStyle w:val="SubtleReference"/>
                 <w:lang w:val="en-US"/>
               </w:rPr>
             </w:pPr>
-            <w:r>
-              <w:rPr>
-                <w:rStyle w:val="Rfrenceple"/>
+            <w:proofErr w:type="gramStart"/>
+            <w:r>
+              <w:rPr>
+                <w:rStyle w:val="SubtleReference"/>
                 <w:lang w:val="en-US"/>
               </w:rPr>
-              <w:t xml:space="preserve">Branch : </w:t>
-            </w:r>
-            <w:r>
-              <w:rPr>
-                <w:rStyle w:val="Rfrenceple"/>
+              <w:t>Branch :</w:t>
+            </w:r>
+            <w:proofErr w:type="gramEnd"/>
+            <w:r>
+              <w:rPr>
+                <w:rStyle w:val="SubtleReference"/>
                 <w:lang w:val="en-US"/>
               </w:rPr>
+              <w:t xml:space="preserve"> </w:t>
+            </w:r>
+            <w:r>
+              <w:rPr>
+                <w:rStyle w:val="SubtleReference"/>
+                <w:lang w:val="en-US"/>
+              </w:rPr>
               <w:t>main</w:t>
             </w:r>
           </w:p>
           <w:p>
             <w:pPr>
-              <w:pStyle w:val="Sous-titre"/>
-              <w:rPr>
-                <w:rStyle w:val="Titredulivre"/>
+              <w:pStyle w:val="Subtitle"/>
+              <w:rPr>
+                <w:rStyle w:val="BookTitle"/>
                 <w:color w:val="4BACC6" w:themeColor="accent5"/>
                 <w:sz w:val="28"/>
               </w:rPr>
             </w:pPr>
             <w:r>
               <w:rPr>
-                <w:rStyle w:val="Titredulivre"/>
+                <w:rStyle w:val="BookTitle"/>
                 <w:color w:val="4BACC6" w:themeColor="accent5"/>
                 <w:sz w:val="28"/>
               </w:rPr>
@@ -127,29 +136,31 @@
             <w:pPr>
               <w:pStyle w:val="Titreprincipal"/>
               <w:rPr>
-                <w:rStyle w:val="Titredulivre"/>
+                <w:rStyle w:val="BookTitle"/>
                 <w:color w:val="auto"/>
               </w:rPr>
             </w:pPr>
             <w:r>
               <w:rPr>
-                <w:rStyle w:val="TitreCar"/>
+                <w:rStyle w:val="TitleChar"/>
               </w:rPr>
               <w:t>Code</w:t>
             </w:r>
             <w:r>
               <w:rPr>
-                <w:rStyle w:val="Titredulivre"/>
+                <w:rStyle w:val="BookTitle"/>
                 <w:color w:val="auto"/>
               </w:rPr>
               <w:t xml:space="preserve"> </w:t>
             </w:r>
-            <w:r>
-              <w:rPr>
-                <w:rStyle w:val="TitreCar"/>
+            <w:proofErr w:type="spellStart"/>
+            <w:r>
+              <w:rPr>
+                <w:rStyle w:val="TitleChar"/>
               </w:rPr>
               <w:t>analysis</w:t>
             </w:r>
+            <w:proofErr w:type="spellEnd"/>
           </w:p>
           <w:p>
             <w:pPr>
@@ -292,10 +303,24 @@
                 <w:b/>
                 <w:lang w:val="en-US"/>
               </w:rPr>
-              <w:t>Analyzed the : 2025-07-05</w:t>
-            </w:r>
-            <w:bookmarkStart w:id="1" w:name="_GoBack"/>
-            <w:bookmarkEnd w:id="1"/>
+              <w:t xml:space="preserve">Analyzed </w:t>
+            </w:r>
+            <w:proofErr w:type="gramStart"/>
+            <w:r>
+              <w:rPr>
+                <w:b/>
+                <w:lang w:val="en-US"/>
+              </w:rPr>
+              <w:t>the :</w:t>
+            </w:r>
+            <w:proofErr w:type="gramEnd"/>
+            <w:r>
+              <w:rPr>
+                <w:b/>
+                <w:lang w:val="en-US"/>
+              </w:rPr>
+              <w:t xml:space="preserve"> 2025-07-05</w:t>
+            </w:r>
           </w:p>
           <w:p>
             <w:pPr>
@@ -355,7 +380,7 @@
         <w:br w:type="page"/>
       </w:r>
     </w:p>
-    <w:bookmarkStart w:id="2" w:name="_Toc97156258" w:displacedByCustomXml="next"/>
+    <w:bookmarkStart w:id="1" w:name="_Toc97156258" w:displacedByCustomXml="next"/>
     <w:sdt>
       <w:sdtPr>
         <w:rPr>
@@ -383,16 +408,16 @@
       <w:sdtContent>
         <w:p>
           <w:pPr>
-            <w:pStyle w:val="Titre1"/>
+            <w:pStyle w:val="Heading1"/>
           </w:pPr>
           <w:r>
             <w:t>Content</w:t>
           </w:r>
-          <w:bookmarkEnd w:id="2"/>
+          <w:bookmarkEnd w:id="1"/>
         </w:p>
         <w:p>
           <w:pPr>
-            <w:pStyle w:val="TM1"/>
+            <w:pStyle w:val="TOC1"/>
             <w:rPr>
               <w:noProof/>
               <w:sz w:val="22"/>
@@ -412,7 +437,7 @@
           <w:hyperlink w:anchor="_Toc97156258" w:history="1">
             <w:r>
               <w:rPr>
-                <w:rStyle w:val="Lienhypertexte"/>
+                <w:rStyle w:val="Hyperlink"/>
                 <w:noProof/>
               </w:rPr>
               <w:t>Content</w:t>
@@ -469,7 +494,7 @@
         </w:p>
         <w:p>
           <w:pPr>
-            <w:pStyle w:val="TM1"/>
+            <w:pStyle w:val="TOC1"/>
             <w:rPr>
               <w:noProof/>
               <w:sz w:val="22"/>
@@ -480,7 +505,7 @@
           <w:hyperlink w:anchor="_Toc97156259" w:history="1">
             <w:r>
               <w:rPr>
-                <w:rStyle w:val="Lienhypertexte"/>
+                <w:rStyle w:val="Hyperlink"/>
                 <w:noProof/>
                 <w:lang w:val="en-US"/>
               </w:rPr>
@@ -538,7 +563,7 @@
         </w:p>
         <w:p>
           <w:pPr>
-            <w:pStyle w:val="TM1"/>
+            <w:pStyle w:val="TOC1"/>
             <w:rPr>
               <w:noProof/>
               <w:sz w:val="22"/>
@@ -549,7 +574,7 @@
           <w:hyperlink w:anchor="_Toc97156260" w:history="1">
             <w:r>
               <w:rPr>
-                <w:rStyle w:val="Lienhypertexte"/>
+                <w:rStyle w:val="Hyperlink"/>
                 <w:noProof/>
               </w:rPr>
               <w:t>Configuration</w:t>
@@ -606,7 +631,7 @@
         </w:p>
         <w:p>
           <w:pPr>
-            <w:pStyle w:val="TM1"/>
+            <w:pStyle w:val="TOC1"/>
             <w:rPr>
               <w:noProof/>
               <w:sz w:val="22"/>
@@ -617,7 +642,7 @@
           <w:hyperlink w:anchor="_Toc97156261" w:history="1">
             <w:r>
               <w:rPr>
-                <w:rStyle w:val="Lienhypertexte"/>
+                <w:rStyle w:val="Hyperlink"/>
                 <w:noProof/>
               </w:rPr>
               <w:t>Synthesis</w:t>
@@ -674,7 +699,7 @@
         </w:p>
         <w:p>
           <w:pPr>
-            <w:pStyle w:val="TM2"/>
+            <w:pStyle w:val="TOC2"/>
             <w:tabs>
               <w:tab w:val="right" w:leader="dot" w:pos="9628"/>
             </w:tabs>
@@ -688,7 +713,7 @@
           <w:hyperlink w:anchor="_Toc97156262" w:history="1">
             <w:r>
               <w:rPr>
-                <w:rStyle w:val="Lienhypertexte"/>
+                <w:rStyle w:val="Hyperlink"/>
                 <w:noProof/>
               </w:rPr>
               <w:t>Analysis Status</w:t>
@@ -745,7 +770,7 @@
         </w:p>
         <w:p>
           <w:pPr>
-            <w:pStyle w:val="TM2"/>
+            <w:pStyle w:val="TOC2"/>
             <w:tabs>
               <w:tab w:val="right" w:leader="dot" w:pos="9628"/>
             </w:tabs>
@@ -759,7 +784,7 @@
           <w:hyperlink w:anchor="_Toc97156263" w:history="1">
             <w:r>
               <w:rPr>
-                <w:rStyle w:val="Lienhypertexte"/>
+                <w:rStyle w:val="Hyperlink"/>
                 <w:noProof/>
                 <w:lang w:val="en-US"/>
               </w:rPr>
@@ -817,7 +842,7 @@
         </w:p>
         <w:p>
           <w:pPr>
-            <w:pStyle w:val="TM2"/>
+            <w:pStyle w:val="TOC2"/>
             <w:tabs>
               <w:tab w:val="right" w:leader="dot" w:pos="9628"/>
             </w:tabs>
@@ -831,7 +856,7 @@
           <w:hyperlink w:anchor="_Toc97156264" w:history="1">
             <w:r>
               <w:rPr>
-                <w:rStyle w:val="Lienhypertexte"/>
+                <w:rStyle w:val="Hyperlink"/>
                 <w:noProof/>
               </w:rPr>
               <w:t>Metrics</w:t>
@@ -888,7 +913,7 @@
         </w:p>
         <w:p>
           <w:pPr>
-            <w:pStyle w:val="TM2"/>
+            <w:pStyle w:val="TOC2"/>
             <w:tabs>
               <w:tab w:val="right" w:leader="dot" w:pos="9628"/>
             </w:tabs>
@@ -902,7 +927,7 @@
           <w:hyperlink w:anchor="_Toc97156265" w:history="1">
             <w:r>
               <w:rPr>
-                <w:rStyle w:val="Lienhypertexte"/>
+                <w:rStyle w:val="Hyperlink"/>
                 <w:noProof/>
               </w:rPr>
               <w:t>Tests</w:t>
@@ -959,7 +984,7 @@
         </w:p>
         <w:p>
           <w:pPr>
-            <w:pStyle w:val="TM2"/>
+            <w:pStyle w:val="TOC2"/>
             <w:tabs>
               <w:tab w:val="right" w:leader="dot" w:pos="9628"/>
             </w:tabs>
@@ -973,7 +998,7 @@
           <w:hyperlink w:anchor="_Toc97156266" w:history="1">
             <w:r>
               <w:rPr>
-                <w:rStyle w:val="Lienhypertexte"/>
+                <w:rStyle w:val="Hyperlink"/>
                 <w:noProof/>
               </w:rPr>
               <w:t>Detailed technical debt</w:t>
@@ -1030,7 +1055,7 @@
         </w:p>
         <w:p>
           <w:pPr>
-            <w:pStyle w:val="TM2"/>
+            <w:pStyle w:val="TOC2"/>
             <w:tabs>
               <w:tab w:val="right" w:leader="dot" w:pos="9628"/>
             </w:tabs>
@@ -1044,7 +1069,7 @@
           <w:hyperlink w:anchor="_Toc97156267" w:history="1">
             <w:r>
               <w:rPr>
-                <w:rStyle w:val="Lienhypertexte"/>
+                <w:rStyle w:val="Hyperlink"/>
                 <w:noProof/>
               </w:rPr>
               <w:t>Metrics Range</w:t>
@@ -1101,7 +1126,7 @@
         </w:p>
         <w:p>
           <w:pPr>
-            <w:pStyle w:val="TM2"/>
+            <w:pStyle w:val="TOC2"/>
             <w:tabs>
               <w:tab w:val="right" w:leader="dot" w:pos="9628"/>
             </w:tabs>
@@ -1115,7 +1140,7 @@
           <w:hyperlink w:anchor="_Toc97156268" w:history="1">
             <w:r>
               <w:rPr>
-                <w:rStyle w:val="Lienhypertexte"/>
+                <w:rStyle w:val="Hyperlink"/>
                 <w:noProof/>
                 <w:lang w:val="en-US"/>
               </w:rPr>
@@ -1173,7 +1198,7 @@
         </w:p>
         <w:p>
           <w:pPr>
-            <w:pStyle w:val="TM1"/>
+            <w:pStyle w:val="TOC1"/>
             <w:rPr>
               <w:noProof/>
               <w:sz w:val="22"/>
@@ -1184,7 +1209,7 @@
           <w:hyperlink w:anchor="_Toc97156269" w:history="1">
             <w:r>
               <w:rPr>
-                <w:rStyle w:val="Lienhypertexte"/>
+                <w:rStyle w:val="Hyperlink"/>
                 <w:noProof/>
                 <w:lang w:val="en-US"/>
               </w:rPr>
@@ -1242,7 +1267,7 @@
         </w:p>
         <w:p>
           <w:pPr>
-            <w:pStyle w:val="TM2"/>
+            <w:pStyle w:val="TOC2"/>
             <w:tabs>
               <w:tab w:val="right" w:leader="dot" w:pos="9628"/>
             </w:tabs>
@@ -1256,7 +1281,7 @@
           <w:hyperlink w:anchor="_Toc97156270" w:history="1">
             <w:r>
               <w:rPr>
-                <w:rStyle w:val="Lienhypertexte"/>
+                <w:rStyle w:val="Hyperlink"/>
                 <w:noProof/>
                 <w:lang w:val="en-US"/>
               </w:rPr>
@@ -1314,7 +1339,7 @@
         </w:p>
         <w:p>
           <w:pPr>
-            <w:pStyle w:val="TM2"/>
+            <w:pStyle w:val="TOC2"/>
             <w:tabs>
               <w:tab w:val="right" w:leader="dot" w:pos="9628"/>
             </w:tabs>
@@ -1328,7 +1353,7 @@
           <w:hyperlink w:anchor="_Toc97156271" w:history="1">
             <w:r>
               <w:rPr>
-                <w:rStyle w:val="Lienhypertexte"/>
+                <w:rStyle w:val="Hyperlink"/>
                 <w:noProof/>
                 <w:lang w:val="en-US"/>
               </w:rPr>
@@ -1386,7 +1411,7 @@
         </w:p>
         <w:p>
           <w:pPr>
-            <w:pStyle w:val="TM2"/>
+            <w:pStyle w:val="TOC2"/>
             <w:tabs>
               <w:tab w:val="right" w:leader="dot" w:pos="9628"/>
             </w:tabs>
@@ -1400,7 +1425,7 @@
           <w:hyperlink w:anchor="_Toc97156272" w:history="1">
             <w:r>
               <w:rPr>
-                <w:rStyle w:val="Lienhypertexte"/>
+                <w:rStyle w:val="Hyperlink"/>
                 <w:noProof/>
                 <w:lang w:val="en-US"/>
               </w:rPr>
@@ -1458,7 +1483,7 @@
         </w:p>
         <w:p>
           <w:pPr>
-            <w:pStyle w:val="TM1"/>
+            <w:pStyle w:val="TOC1"/>
             <w:rPr>
               <w:noProof/>
               <w:sz w:val="22"/>
@@ -1469,7 +1494,7 @@
           <w:hyperlink w:anchor="_Toc97156273" w:history="1">
             <w:r>
               <w:rPr>
-                <w:rStyle w:val="Lienhypertexte"/>
+                <w:rStyle w:val="Hyperlink"/>
                 <w:noProof/>
                 <w:lang w:val="en-US"/>
               </w:rPr>
@@ -1527,7 +1552,7 @@
         </w:p>
         <w:p>
           <w:pPr>
-            <w:pStyle w:val="TM2"/>
+            <w:pStyle w:val="TOC2"/>
             <w:tabs>
               <w:tab w:val="right" w:leader="dot" w:pos="9628"/>
             </w:tabs>
@@ -1541,7 +1566,7 @@
           <w:hyperlink w:anchor="_Toc97156274" w:history="1">
             <w:r>
               <w:rPr>
-                <w:rStyle w:val="Lienhypertexte"/>
+                <w:rStyle w:val="Hyperlink"/>
                 <w:noProof/>
                 <w:lang w:val="en-US"/>
               </w:rPr>
@@ -1599,7 +1624,7 @@
         </w:p>
         <w:p>
           <w:pPr>
-            <w:pStyle w:val="TM2"/>
+            <w:pStyle w:val="TOC2"/>
             <w:tabs>
               <w:tab w:val="right" w:leader="dot" w:pos="9628"/>
             </w:tabs>
@@ -1613,7 +1638,7 @@
           <w:hyperlink w:anchor="_Toc97156275" w:history="1">
             <w:r>
               <w:rPr>
-                <w:rStyle w:val="Lienhypertexte"/>
+                <w:rStyle w:val="Hyperlink"/>
                 <w:noProof/>
                 <w:lang w:val="en-US"/>
               </w:rPr>
@@ -1698,14 +1723,14 @@
     </w:p>
     <w:p>
       <w:pPr>
-        <w:pStyle w:val="Titre1"/>
+        <w:pStyle w:val="Heading1"/>
         <w:rPr>
           <w:lang w:val="en-US"/>
         </w:rPr>
       </w:pPr>
-      <w:bookmarkStart w:id="3" w:name="_Toc481744297"/>
-      <w:bookmarkStart w:id="4" w:name="_Toc97156259"/>
-      <w:bookmarkEnd w:id="3"/>
+      <w:bookmarkStart w:id="2" w:name="_Toc481744297"/>
+      <w:bookmarkStart w:id="3" w:name="_Toc97156259"/>
+      <w:bookmarkEnd w:id="2"/>
       <w:r>
         <w:rPr>
           <w:lang w:val="en-US"/>
@@ -1713,7 +1738,7 @@
         <w:lastRenderedPageBreak/>
         <w:t>Introduction</w:t>
       </w:r>
-      <w:bookmarkEnd w:id="4"/>
+      <w:bookmarkEnd w:id="3"/>
     </w:p>
     <w:p>
       <w:pPr>
@@ -1731,20 +1756,21 @@
         <w:rPr>
           <w:lang w:val="en-US"/>
         </w:rPr>
-        <w:t xml:space="preserve"> FTNTrello.</w:t>
+        <w:t xml:space="preserve"> </w:t>
       </w:r>
-    </w:p>
-    <w:p>
-      <w:pPr>
-        <w:rPr>
-          <w:lang w:val="en-US"/>
-        </w:rPr>
-      </w:pPr>
+      <w:proofErr w:type="spellStart"/>
       <w:r>
         <w:rPr>
           <w:lang w:val="en-US"/>
         </w:rPr>
-        <w:t/>
+        <w:t>FTNTrello</w:t>
+      </w:r>
+      <w:proofErr w:type="spellEnd"/>
+      <w:r>
+        <w:rPr>
+          <w:lang w:val="en-US"/>
+        </w:rPr>
+        <w:t>.</w:t>
       </w:r>
     </w:p>
     <w:p>
@@ -1756,13 +1782,20 @@
     </w:p>
     <w:p>
       <w:pPr>
-        <w:pStyle w:val="Titre1"/>
+        <w:rPr>
+          <w:lang w:val="en-US"/>
+        </w:rPr>
       </w:pPr>
-      <w:bookmarkStart w:id="5" w:name="_Toc97156260"/>
+    </w:p>
+    <w:p>
+      <w:pPr>
+        <w:pStyle w:val="Heading1"/>
+      </w:pPr>
+      <w:bookmarkStart w:id="4" w:name="_Toc97156260"/>
       <w:r>
         <w:t>Configuration</w:t>
       </w:r>
-      <w:bookmarkEnd w:id="5"/>
+      <w:bookmarkEnd w:id="4"/>
     </w:p>
     <w:p>
       <w:pPr>
@@ -1771,23 +1804,91 @@
           <w:numId w:val="3"/>
         </w:numPr>
       </w:pPr>
+      <w:proofErr w:type="spellStart"/>
       <w:r>
-        <w:t>Quality Profiles</w:t>
+        <w:t>Quality</w:t>
+      </w:r>
+      <w:proofErr w:type="spellEnd"/>
+      <w:r>
+        <w:t xml:space="preserve"> Profiles</w:t>
       </w:r>
     </w:p>
     <w:p>
       <w:pPr>
-        <w:pStyle w:val="Paragraphedeliste"/>
+        <w:pStyle w:val="ListParagraph"/>
         <w:numPr>
           <w:ilvl w:val="1"/>
           <w:numId w:val="3"/>
         </w:numPr>
       </w:pPr>
+      <w:proofErr w:type="spellStart"/>
+      <w:proofErr w:type="gramStart"/>
       <w:r>
         <w:t>Names</w:t>
       </w:r>
+      <w:proofErr w:type="spellEnd"/>
       <w:r>
-        <w:t xml:space="preserve">: Sonar way [CSS]; Sonar way [Docker]; Sonar way [Go]; Sonar way [TypeScript]; Sonar way [HTML]; Sonar way [XML]; </w:t>
+        <w:t>:</w:t>
+      </w:r>
+      <w:proofErr w:type="gramEnd"/>
+      <w:r>
+        <w:t xml:space="preserve"> Sonar </w:t>
+      </w:r>
+      <w:proofErr w:type="spellStart"/>
+      <w:r>
+        <w:t>way</w:t>
+      </w:r>
+      <w:proofErr w:type="spellEnd"/>
+      <w:r>
+        <w:t xml:space="preserve"> [CSS]; Sonar </w:t>
+      </w:r>
+      <w:proofErr w:type="spellStart"/>
+      <w:r>
+        <w:t>way</w:t>
+      </w:r>
+      <w:proofErr w:type="spellEnd"/>
+      <w:r>
+        <w:t xml:space="preserve"> [Docker]; Sonar </w:t>
+      </w:r>
+      <w:proofErr w:type="spellStart"/>
+      <w:r>
+        <w:t>way</w:t>
+      </w:r>
+      <w:proofErr w:type="spellEnd"/>
+      <w:r>
+        <w:t xml:space="preserve"> [Go]; Sonar </w:t>
+      </w:r>
+      <w:proofErr w:type="spellStart"/>
+      <w:r>
+        <w:t>way</w:t>
+      </w:r>
+      <w:proofErr w:type="spellEnd"/>
+      <w:r>
+        <w:t xml:space="preserve"> [</w:t>
+      </w:r>
+      <w:proofErr w:type="spellStart"/>
+      <w:r>
+        <w:t>TypeScript</w:t>
+      </w:r>
+      <w:proofErr w:type="spellEnd"/>
+      <w:r>
+        <w:t xml:space="preserve">]; Sonar </w:t>
+      </w:r>
+      <w:proofErr w:type="spellStart"/>
+      <w:r>
+        <w:t>way</w:t>
+      </w:r>
+      <w:proofErr w:type="spellEnd"/>
+      <w:r>
+        <w:t xml:space="preserve"> [HTML]; Sonar </w:t>
+      </w:r>
+      <w:proofErr w:type="spellStart"/>
+      <w:r>
+        <w:t>way</w:t>
+      </w:r>
+      <w:proofErr w:type="spellEnd"/>
+      <w:r>
+        <w:t xml:space="preserve"> [XML]; </w:t>
       </w:r>
     </w:p>
     <w:p>
@@ -1797,11 +1898,16 @@
           <w:numId w:val="3"/>
         </w:numPr>
       </w:pPr>
+      <w:proofErr w:type="gramStart"/>
       <w:r>
         <w:t>Files</w:t>
       </w:r>
       <w:r>
-        <w:t xml:space="preserve">: eb996f6c-990c-4d55-ba36-059a38b30eae.json; 1c91c408-269b-416d-97ee-1923dd78efff.json; ae4c4934-7a57-4b45-9418-aa5bf038377f.json; 6e5a4712-39a1-4b6b-9b80-f0355c6a8564.json; 1621ce07-89c4-43f2-ad3b-a61bc3c7a4e1.json; 28bec727-d521-4a8f-9176-5dad7da3f964.json; </w:t>
+        <w:t>:</w:t>
+      </w:r>
+      <w:proofErr w:type="gramEnd"/>
+      <w:r>
+        <w:t xml:space="preserve"> eb996f6c-990c-4d55-ba36-059a38b30eae.json; 1c91c408-269b-416d-97ee-1923dd78efff.json; ae4c4934-7a57-4b45-9418-aa5bf038377f.json; 6e5a4712-39a1-4b6b-9b80-f0355c6a8564.json; 1621ce07-89c4-43f2-ad3b-a61bc3c7a4e1.json; 28bec727-d521-4a8f-9176-5dad7da3f964.json; </w:t>
       </w:r>
     </w:p>
     <w:p>
@@ -1811,9 +1917,19 @@
           <w:numId w:val="3"/>
         </w:numPr>
       </w:pPr>
+      <w:proofErr w:type="spellStart"/>
       <w:r>
-        <w:t>Quality Gate</w:t>
+        <w:t>Quality</w:t>
       </w:r>
+      <w:proofErr w:type="spellEnd"/>
+      <w:r>
+        <w:t xml:space="preserve"> </w:t>
+      </w:r>
+      <w:proofErr w:type="spellStart"/>
+      <w:r>
+        <w:t>Gate</w:t>
+      </w:r>
+      <w:proofErr w:type="spellEnd"/>
     </w:p>
     <w:p>
       <w:pPr>
@@ -1822,6 +1938,7 @@
           <w:numId w:val="3"/>
         </w:numPr>
       </w:pPr>
+      <w:proofErr w:type="gramStart"/>
       <w:r>
         <w:t>N</w:t>
       </w:r>
@@ -1829,8 +1946,17 @@
         <w:t>ame</w:t>
       </w:r>
       <w:r>
-        <w:t>: Sonar way</w:t>
+        <w:t>:</w:t>
       </w:r>
+      <w:proofErr w:type="gramEnd"/>
+      <w:r>
+        <w:t xml:space="preserve"> Sonar </w:t>
+      </w:r>
+      <w:proofErr w:type="spellStart"/>
+      <w:r>
+        <w:t>way</w:t>
+      </w:r>
+      <w:proofErr w:type="spellEnd"/>
     </w:p>
     <w:p>
       <w:pPr>
@@ -1839,11 +1965,16 @@
           <w:numId w:val="3"/>
         </w:numPr>
       </w:pPr>
+      <w:proofErr w:type="gramStart"/>
       <w:r>
         <w:t>File</w:t>
       </w:r>
       <w:r>
-        <w:t>: Sonar way.xml</w:t>
+        <w:t>:</w:t>
+      </w:r>
+      <w:proofErr w:type="gramEnd"/>
+      <w:r>
+        <w:t xml:space="preserve"> Sonar way.xml</w:t>
       </w:r>
     </w:p>
     <w:p>
@@ -1858,36 +1989,36 @@
           <w:szCs w:val="22"/>
         </w:rPr>
       </w:pPr>
-      <w:bookmarkStart w:id="6" w:name="_Toc481744298"/>
-      <w:bookmarkEnd w:id="6"/>
+      <w:bookmarkStart w:id="5" w:name="_Toc481744298"/>
+      <w:bookmarkEnd w:id="5"/>
       <w:r>
         <w:br w:type="page"/>
       </w:r>
     </w:p>
     <w:p>
       <w:pPr>
-        <w:pStyle w:val="Titre1"/>
+        <w:pStyle w:val="Heading1"/>
       </w:pPr>
-      <w:bookmarkStart w:id="7" w:name="_Toc97156261"/>
+      <w:bookmarkStart w:id="6" w:name="_Toc97156261"/>
       <w:r>
         <w:lastRenderedPageBreak/>
         <w:t>Synthesis</w:t>
       </w:r>
-      <w:bookmarkEnd w:id="7"/>
+      <w:bookmarkEnd w:id="6"/>
     </w:p>
     <w:p>
       <w:pPr>
-        <w:pStyle w:val="Titre2"/>
+        <w:pStyle w:val="Heading2"/>
       </w:pPr>
-      <w:bookmarkStart w:id="8" w:name="_Toc97156262"/>
+      <w:bookmarkStart w:id="7" w:name="_Toc97156262"/>
       <w:r>
         <w:t>Analysis Status</w:t>
       </w:r>
-      <w:bookmarkEnd w:id="8"/>
+      <w:bookmarkEnd w:id="7"/>
     </w:p>
     <w:tbl>
       <w:tblPr>
-        <w:tblStyle w:val="Trameclaire-Accent5"/>
+        <w:tblStyle w:val="LightShading-Accent5"/>
         <w:tblW w:w="4994" w:type="pct"/>
         <w:tblLayout w:type="fixed"/>
         <w:tblLook w:val="04A0" w:firstRow="1" w:lastRow="0" w:firstColumn="1" w:lastColumn="0" w:noHBand="0" w:noVBand="1"/>
@@ -1919,9 +2050,11 @@
                 <w:bCs w:val="0"/>
               </w:rPr>
             </w:pPr>
+            <w:proofErr w:type="spellStart"/>
             <w:r>
               <w:t>Reliability</w:t>
             </w:r>
+            <w:proofErr w:type="spellEnd"/>
           </w:p>
         </w:tc>
         <w:tc>
@@ -1956,8 +2089,13 @@
               <w:cnfStyle w:val="100000000000" w:firstRow="1" w:lastRow="0" w:firstColumn="0" w:lastColumn="0" w:oddVBand="0" w:evenVBand="0" w:oddHBand="0" w:evenHBand="0" w:firstRowFirstColumn="0" w:firstRowLastColumn="0" w:lastRowFirstColumn="0" w:lastRowLastColumn="0"/>
             </w:pPr>
             <w:r>
-              <w:t>Security Review</w:t>
-            </w:r>
+              <w:t xml:space="preserve">Security </w:t>
+            </w:r>
+            <w:proofErr w:type="spellStart"/>
+            <w:r>
+              <w:t>Review</w:t>
+            </w:r>
+            <w:proofErr w:type="spellEnd"/>
           </w:p>
         </w:tc>
         <w:tc>
@@ -1975,9 +2113,11 @@
                 <w:bCs w:val="0"/>
               </w:rPr>
             </w:pPr>
+            <w:proofErr w:type="spellStart"/>
             <w:r>
               <w:t>Maintainability</w:t>
             </w:r>
+            <w:proofErr w:type="spellEnd"/>
           </w:p>
         </w:tc>
       </w:tr>
@@ -2004,24 +2144,26 @@
             </w:pPr>
             <w:r>
               <w:rPr>
+                <w:noProof/>
                 <w:szCs w:val="24"/>
               </w:rPr>
-              <w:t/>
               <w:drawing>
-                <wp:inline distT="0" distR="0" distB="0" distL="0">
+                <wp:inline distT="0" distB="0" distL="0" distR="0">
                   <wp:extent cx="304800" cy="304800"/>
-                  <wp:docPr id="0" name="Drawing 0" descr="C.png"/>
+                  <wp:effectExtent l="0" t="0" r="0" b="0"/>
+                  <wp:docPr id="1" name="Drawing 0" descr="C.png"/>
+                  <wp:cNvGraphicFramePr/>
                   <a:graphic xmlns:a="http://schemas.openxmlformats.org/drawingml/2006/main">
                     <a:graphicData uri="http://schemas.openxmlformats.org/drawingml/2006/picture">
                       <pic:pic xmlns:pic="http://schemas.openxmlformats.org/drawingml/2006/picture">
                         <pic:nvPicPr>
                           <pic:cNvPr id="0" name="Picture 0" descr="C.png"/>
                           <pic:cNvPicPr>
-                            <a:picLocks noChangeAspect="true"/>
+                            <a:picLocks noChangeAspect="1"/>
                           </pic:cNvPicPr>
                         </pic:nvPicPr>
                         <pic:blipFill>
-                          <a:blip r:embed="rId16"/>
+                          <a:blip r:embed="rId8"/>
                           <a:stretch>
                             <a:fillRect/>
                           </a:stretch>
@@ -2063,24 +2205,26 @@
               <w:rPr>
                 <w:b/>
                 <w:bCs/>
+                <w:noProof/>
                 <w:szCs w:val="24"/>
               </w:rPr>
-              <w:t/>
               <w:drawing>
-                <wp:inline distT="0" distR="0" distB="0" distL="0">
+                <wp:inline distT="0" distB="0" distL="0" distR="0">
                   <wp:extent cx="304800" cy="304800"/>
+                  <wp:effectExtent l="0" t="0" r="0" b="0"/>
                   <wp:docPr id="4" name="Drawing 4" descr="A.png"/>
+                  <wp:cNvGraphicFramePr/>
                   <a:graphic xmlns:a="http://schemas.openxmlformats.org/drawingml/2006/main">
                     <a:graphicData uri="http://schemas.openxmlformats.org/drawingml/2006/picture">
                       <pic:pic xmlns:pic="http://schemas.openxmlformats.org/drawingml/2006/picture">
                         <pic:nvPicPr>
                           <pic:cNvPr id="0" name="Picture 4" descr="A.png"/>
                           <pic:cNvPicPr>
-                            <a:picLocks noChangeAspect="true"/>
+                            <a:picLocks noChangeAspect="1"/>
                           </pic:cNvPicPr>
                         </pic:nvPicPr>
                         <pic:blipFill>
-                          <a:blip r:embed="rId17"/>
+                          <a:blip r:embed="rId9"/>
                           <a:stretch>
                             <a:fillRect/>
                           </a:stretch>
@@ -2122,24 +2266,26 @@
               <w:rPr>
                 <w:b/>
                 <w:bCs/>
+                <w:noProof/>
                 <w:szCs w:val="24"/>
               </w:rPr>
-              <w:t/>
               <w:drawing>
-                <wp:inline distT="0" distR="0" distB="0" distL="0">
+                <wp:inline distT="0" distB="0" distL="0" distR="0">
                   <wp:extent cx="304800" cy="304800"/>
+                  <wp:effectExtent l="0" t="0" r="0" b="0"/>
                   <wp:docPr id="6" name="Drawing 6" descr="E.png"/>
+                  <wp:cNvGraphicFramePr/>
                   <a:graphic xmlns:a="http://schemas.openxmlformats.org/drawingml/2006/main">
                     <a:graphicData uri="http://schemas.openxmlformats.org/drawingml/2006/picture">
                       <pic:pic xmlns:pic="http://schemas.openxmlformats.org/drawingml/2006/picture">
                         <pic:nvPicPr>
                           <pic:cNvPr id="0" name="Picture 6" descr="E.png"/>
                           <pic:cNvPicPr>
-                            <a:picLocks noChangeAspect="true"/>
+                            <a:picLocks noChangeAspect="1"/>
                           </pic:cNvPicPr>
                         </pic:nvPicPr>
                         <pic:blipFill>
-                          <a:blip r:embed="rId18"/>
+                          <a:blip r:embed="rId10"/>
                           <a:stretch>
                             <a:fillRect/>
                           </a:stretch>
@@ -2181,24 +2327,26 @@
               <w:rPr>
                 <w:b/>
                 <w:bCs/>
+                <w:noProof/>
                 <w:szCs w:val="24"/>
               </w:rPr>
-              <w:t/>
               <w:drawing>
-                <wp:inline distT="0" distR="0" distB="0" distL="0">
+                <wp:inline distT="0" distB="0" distL="0" distR="0">
                   <wp:extent cx="304800" cy="304800"/>
+                  <wp:effectExtent l="0" t="0" r="0" b="0"/>
                   <wp:docPr id="7" name="Drawing 7" descr="A.png"/>
+                  <wp:cNvGraphicFramePr/>
                   <a:graphic xmlns:a="http://schemas.openxmlformats.org/drawingml/2006/main">
                     <a:graphicData uri="http://schemas.openxmlformats.org/drawingml/2006/picture">
                       <pic:pic xmlns:pic="http://schemas.openxmlformats.org/drawingml/2006/picture">
                         <pic:nvPicPr>
                           <pic:cNvPr id="0" name="Picture 7" descr="A.png"/>
                           <pic:cNvPicPr>
-                            <a:picLocks noChangeAspect="true"/>
+                            <a:picLocks noChangeAspect="1"/>
                           </pic:cNvPicPr>
                         </pic:nvPicPr>
                         <pic:blipFill>
-                          <a:blip r:embed="rId17"/>
+                          <a:blip r:embed="rId9"/>
                           <a:stretch>
                             <a:fillRect/>
                           </a:stretch>
@@ -2231,25 +2379,25 @@
     </w:p>
     <w:p>
       <w:pPr>
-        <w:pStyle w:val="Titre2"/>
+        <w:pStyle w:val="Heading2"/>
         <w:rPr>
           <w:lang w:val="en-US"/>
         </w:rPr>
       </w:pPr>
-      <w:bookmarkStart w:id="9" w:name="_Toc72936669"/>
-      <w:bookmarkStart w:id="10" w:name="_Toc97156263"/>
+      <w:bookmarkStart w:id="8" w:name="_Toc72936669"/>
+      <w:bookmarkStart w:id="9" w:name="_Toc97156263"/>
       <w:r>
         <w:rPr>
           <w:lang w:val="en-US"/>
         </w:rPr>
         <w:t>Quality gate status</w:t>
       </w:r>
+      <w:bookmarkEnd w:id="8"/>
       <w:bookmarkEnd w:id="9"/>
-      <w:bookmarkEnd w:id="10"/>
     </w:p>
     <w:tbl>
       <w:tblPr>
-        <w:tblStyle w:val="Trameclaire-Accent5"/>
+        <w:tblStyle w:val="LightShading-Accent5"/>
         <w:tblW w:w="5000" w:type="pct"/>
         <w:tblLook w:val="0480" w:firstRow="0" w:lastRow="0" w:firstColumn="1" w:lastColumn="0" w:noHBand="0" w:noVBand="1"/>
       </w:tblPr>
@@ -2310,23 +2458,25 @@
               <w:rPr>
                 <w:rStyle w:val="pl-s"/>
                 <w:b/>
-              </w:rPr>
-              <w:t/>
+                <w:noProof/>
+              </w:rPr>
               <w:drawing>
-                <wp:inline distT="0" distR="0" distB="0" distL="0">
+                <wp:inline distT="0" distB="0" distL="0" distR="0">
                   <wp:extent cx="812800" cy="254000"/>
+                  <wp:effectExtent l="0" t="0" r="0" b="0"/>
                   <wp:docPr id="8" name="Drawing 8" descr="ERROR.png"/>
+                  <wp:cNvGraphicFramePr/>
                   <a:graphic xmlns:a="http://schemas.openxmlformats.org/drawingml/2006/main">
                     <a:graphicData uri="http://schemas.openxmlformats.org/drawingml/2006/picture">
                       <pic:pic xmlns:pic="http://schemas.openxmlformats.org/drawingml/2006/picture">
                         <pic:nvPicPr>
                           <pic:cNvPr id="0" name="Picture 8" descr="ERROR.png"/>
                           <pic:cNvPicPr>
-                            <a:picLocks noChangeAspect="true"/>
+                            <a:picLocks noChangeAspect="1"/>
                           </pic:cNvPicPr>
                         </pic:nvPicPr>
                         <pic:blipFill>
-                          <a:blip r:embed="rId19"/>
+                          <a:blip r:embed="rId11"/>
                           <a:stretch>
                             <a:fillRect/>
                           </a:stretch>
@@ -2359,22 +2509,34 @@
     </w:p>
     <w:tbl>
       <w:tblPr>
-        <w:tblStyle w:val="Trameclaire-Accent5"/>
+        <w:tblStyle w:val="LightShading-Accent5"/>
         <w:tblW w:w="5000" w:type="pct"/>
         <w:tblLook w:val="0420" w:firstRow="1" w:lastRow="0" w:firstColumn="0" w:lastColumn="0" w:noHBand="0" w:noVBand="1"/>
       </w:tblPr>
       <w:tblGrid>
-        <w:gridCol w:w="9854"/>
+        <w:gridCol w:w="5455"/>
+        <w:gridCol w:w="4399"/>
       </w:tblGrid>
       <w:tr>
-        <w:tc>
-          <w:p>
+        <w:trPr>
+          <w:cnfStyle w:val="100000000000" w:firstRow="1" w:lastRow="0" w:firstColumn="0" w:lastColumn="0" w:oddVBand="0" w:evenVBand="0" w:oddHBand="0" w:evenHBand="0" w:firstRowFirstColumn="0" w:firstRowLastColumn="0" w:lastRowFirstColumn="0" w:lastRowLastColumn="0"/>
+        </w:trPr>
+        <w:tc>
+          <w:tcPr>
+            <w:tcW w:w="0" w:type="auto"/>
+          </w:tcPr>
+          <w:p>
+            <w:proofErr w:type="spellStart"/>
             <w:r>
               <w:t>Metric</w:t>
             </w:r>
-          </w:p>
-        </w:tc>
-        <w:tc>
+            <w:proofErr w:type="spellEnd"/>
+          </w:p>
+        </w:tc>
+        <w:tc>
+          <w:tcPr>
+            <w:tcW w:w="0" w:type="auto"/>
+          </w:tcPr>
           <w:p>
             <w:r>
               <w:t>Value</w:t>
@@ -2383,14 +2545,28 @@
         </w:tc>
       </w:tr>
       <w:tr>
-        <w:tc>
-          <w:p>
-            <w:r>
-              <w:t>Duplicated Lines (%) on New Code</w:t>
-            </w:r>
-          </w:p>
-        </w:tc>
-        <w:tc>
+        <w:trPr>
+          <w:cnfStyle w:val="000000100000" w:firstRow="0" w:lastRow="0" w:firstColumn="0" w:lastColumn="0" w:oddVBand="0" w:evenVBand="0" w:oddHBand="1" w:evenHBand="0" w:firstRowFirstColumn="0" w:firstRowLastColumn="0" w:lastRowFirstColumn="0" w:lastRowLastColumn="0"/>
+        </w:trPr>
+        <w:tc>
+          <w:tcPr>
+            <w:tcW w:w="0" w:type="auto"/>
+          </w:tcPr>
+          <w:p>
+            <w:proofErr w:type="spellStart"/>
+            <w:r>
+              <w:t>Duplicated</w:t>
+            </w:r>
+            <w:proofErr w:type="spellEnd"/>
+            <w:r>
+              <w:t xml:space="preserve"> Lines (%) on New Code</w:t>
+            </w:r>
+          </w:p>
+        </w:tc>
+        <w:tc>
+          <w:tcPr>
+            <w:tcW w:w="0" w:type="auto"/>
+          </w:tcPr>
           <w:p>
             <w:r>
               <w:t>OK</w:t>
@@ -2400,6 +2576,9 @@
       </w:tr>
       <w:tr>
         <w:tc>
+          <w:tcPr>
+            <w:tcW w:w="0" w:type="auto"/>
+          </w:tcPr>
           <w:p>
             <w:r>
               <w:t>New Issues</w:t>
@@ -2407,9 +2586,36 @@
           </w:p>
         </w:tc>
         <w:tc>
-          <w:p>
-            <w:r>
-              <w:t>ERROR (4 is greater than 0)</w:t>
+          <w:tcPr>
+            <w:tcW w:w="0" w:type="auto"/>
+          </w:tcPr>
+          <w:p>
+            <w:r>
+              <w:t xml:space="preserve">ERROR (4 </w:t>
+            </w:r>
+            <w:proofErr w:type="spellStart"/>
+            <w:r>
+              <w:t>is</w:t>
+            </w:r>
+            <w:proofErr w:type="spellEnd"/>
+            <w:r>
+              <w:t xml:space="preserve"> </w:t>
+            </w:r>
+            <w:proofErr w:type="spellStart"/>
+            <w:r>
+              <w:t>greater</w:t>
+            </w:r>
+            <w:proofErr w:type="spellEnd"/>
+            <w:r>
+              <w:t xml:space="preserve"> </w:t>
+            </w:r>
+            <w:proofErr w:type="spellStart"/>
+            <w:r>
+              <w:t>than</w:t>
+            </w:r>
+            <w:proofErr w:type="spellEnd"/>
+            <w:r>
+              <w:t xml:space="preserve"> 0)</w:t>
             </w:r>
           </w:p>
         </w:tc>
@@ -2418,26 +2624,26 @@
     <w:p/>
     <w:p>
       <w:pPr>
-        <w:pStyle w:val="Titre2"/>
+        <w:pStyle w:val="Heading2"/>
       </w:pPr>
-      <w:bookmarkStart w:id="11" w:name="_Toc97156264"/>
+      <w:bookmarkStart w:id="10" w:name="_Toc97156264"/>
       <w:r>
         <w:t>Metrics</w:t>
       </w:r>
-      <w:bookmarkEnd w:id="11"/>
+      <w:bookmarkEnd w:id="10"/>
     </w:p>
     <w:tbl>
       <w:tblPr>
-        <w:tblStyle w:val="Trameclaire-Accent5"/>
+        <w:tblStyle w:val="LightShading-Accent5"/>
         <w:tblW w:w="5002" w:type="pct"/>
         <w:tblLook w:val="04A0" w:firstRow="1" w:lastRow="0" w:firstColumn="1" w:lastColumn="0" w:noHBand="0" w:noVBand="1"/>
       </w:tblPr>
       <w:tblGrid>
-        <w:gridCol w:w="1575"/>
-        <w:gridCol w:w="1586"/>
-        <w:gridCol w:w="1903"/>
-        <w:gridCol w:w="2443"/>
-        <w:gridCol w:w="2351"/>
+        <w:gridCol w:w="1581"/>
+        <w:gridCol w:w="1588"/>
+        <w:gridCol w:w="1871"/>
+        <w:gridCol w:w="2455"/>
+        <w:gridCol w:w="2363"/>
       </w:tblGrid>
       <w:tr>
         <w:trPr>
@@ -2459,9 +2665,11 @@
                 <w:bCs w:val="0"/>
               </w:rPr>
             </w:pPr>
+            <w:proofErr w:type="spellStart"/>
             <w:r>
               <w:t>Coverage</w:t>
             </w:r>
+            <w:proofErr w:type="spellEnd"/>
           </w:p>
         </w:tc>
         <w:tc>
@@ -2505,9 +2713,13 @@
               <w:jc w:val="center"/>
               <w:cnfStyle w:val="100000000000" w:firstRow="1" w:lastRow="0" w:firstColumn="0" w:lastColumn="0" w:oddVBand="0" w:evenVBand="0" w:oddHBand="0" w:evenHBand="0" w:firstRowFirstColumn="0" w:firstRowLastColumn="0" w:lastRowFirstColumn="0" w:lastRowLastColumn="0"/>
             </w:pPr>
+            <w:proofErr w:type="spellStart"/>
+            <w:proofErr w:type="gramStart"/>
             <w:r>
               <w:t>density</w:t>
             </w:r>
+            <w:proofErr w:type="spellEnd"/>
+            <w:proofErr w:type="gramEnd"/>
           </w:p>
         </w:tc>
         <w:tc>
@@ -2693,17 +2905,17 @@
     <w:p/>
     <w:p>
       <w:pPr>
-        <w:pStyle w:val="Titre2"/>
+        <w:pStyle w:val="Heading2"/>
       </w:pPr>
-      <w:bookmarkStart w:id="12" w:name="_Toc97156265"/>
+      <w:bookmarkStart w:id="11" w:name="_Toc97156265"/>
       <w:r>
         <w:t>Tests</w:t>
       </w:r>
-      <w:bookmarkEnd w:id="12"/>
+      <w:bookmarkEnd w:id="11"/>
     </w:p>
     <w:tbl>
       <w:tblPr>
-        <w:tblStyle w:val="Trameclaire-Accent5"/>
+        <w:tblStyle w:val="LightShading-Accent5"/>
         <w:tblW w:w="5002" w:type="pct"/>
         <w:tblLayout w:type="fixed"/>
         <w:tblLook w:val="04A0" w:firstRow="1" w:lastRow="0" w:firstColumn="1" w:lastColumn="0" w:noHBand="0" w:noVBand="1"/>
@@ -2747,8 +2959,13 @@
               <w:jc w:val="center"/>
               <w:cnfStyle w:val="100000000000" w:firstRow="1" w:lastRow="0" w:firstColumn="0" w:lastColumn="0" w:oddVBand="0" w:evenVBand="0" w:oddHBand="0" w:evenHBand="0" w:firstRowFirstColumn="0" w:firstRowLastColumn="0" w:lastRowFirstColumn="0" w:lastRowLastColumn="0"/>
             </w:pPr>
-            <w:r>
-              <w:t>Success Rate</w:t>
+            <w:proofErr w:type="spellStart"/>
+            <w:r>
+              <w:t>Success</w:t>
+            </w:r>
+            <w:proofErr w:type="spellEnd"/>
+            <w:r>
+              <w:t xml:space="preserve"> Rate</w:t>
             </w:r>
           </w:p>
         </w:tc>
@@ -2763,9 +2980,11 @@
               <w:jc w:val="center"/>
               <w:cnfStyle w:val="100000000000" w:firstRow="1" w:lastRow="0" w:firstColumn="0" w:lastColumn="0" w:oddVBand="0" w:evenVBand="0" w:oddHBand="0" w:evenHBand="0" w:firstRowFirstColumn="0" w:firstRowLastColumn="0" w:lastRowFirstColumn="0" w:lastRowLastColumn="0"/>
             </w:pPr>
+            <w:proofErr w:type="spellStart"/>
             <w:r>
               <w:t>Skipped</w:t>
             </w:r>
+            <w:proofErr w:type="spellEnd"/>
           </w:p>
         </w:tc>
         <w:tc>
@@ -2940,35 +3159,50 @@
     <w:p/>
     <w:p>
       <w:pPr>
-        <w:pStyle w:val="Titre2"/>
+        <w:pStyle w:val="Heading2"/>
       </w:pPr>
-      <w:bookmarkStart w:id="13" w:name="_Toc97156266"/>
+      <w:bookmarkStart w:id="12" w:name="_Toc97156266"/>
       <w:r>
+        <w:lastRenderedPageBreak/>
         <w:t>Detailed t</w:t>
       </w:r>
       <w:r>
         <w:t>echnical debt</w:t>
       </w:r>
-      <w:bookmarkEnd w:id="13"/>
+      <w:bookmarkEnd w:id="12"/>
     </w:p>
     <w:tbl>
       <w:tblPr>
-        <w:tblStyle w:val="Trameclaire-Accent5"/>
+        <w:tblStyle w:val="LightShading-Accent5"/>
         <w:tblW w:w="5000" w:type="pct"/>
         <w:tblLook w:val="0520" w:firstRow="1" w:lastRow="0" w:firstColumn="0" w:lastColumn="1" w:noHBand="0" w:noVBand="1"/>
       </w:tblPr>
       <w:tblGrid>
-        <w:gridCol w:w="9854"/>
+        <w:gridCol w:w="2503"/>
+        <w:gridCol w:w="1801"/>
+        <w:gridCol w:w="3021"/>
+        <w:gridCol w:w="2529"/>
       </w:tblGrid>
       <w:tr>
-        <w:tc>
-          <w:p>
+        <w:trPr>
+          <w:cnfStyle w:val="100000000000" w:firstRow="1" w:lastRow="0" w:firstColumn="0" w:lastColumn="0" w:oddVBand="0" w:evenVBand="0" w:oddHBand="0" w:evenHBand="0" w:firstRowFirstColumn="0" w:firstRowLastColumn="0" w:lastRowFirstColumn="0" w:lastRowLastColumn="0"/>
+        </w:trPr>
+        <w:tc>
+          <w:tcPr>
+            <w:tcW w:w="0" w:type="auto"/>
+          </w:tcPr>
+          <w:p>
+            <w:proofErr w:type="spellStart"/>
             <w:r>
               <w:t>Reliability</w:t>
             </w:r>
-          </w:p>
-        </w:tc>
-        <w:tc>
+            <w:proofErr w:type="spellEnd"/>
+          </w:p>
+        </w:tc>
+        <w:tc>
+          <w:tcPr>
+            <w:tcW w:w="0" w:type="auto"/>
+          </w:tcPr>
           <w:p>
             <w:r>
               <w:t>Security</w:t>
@@ -2976,13 +3210,22 @@
           </w:p>
         </w:tc>
         <w:tc>
-          <w:p>
+          <w:tcPr>
+            <w:tcW w:w="0" w:type="auto"/>
+          </w:tcPr>
+          <w:p>
+            <w:proofErr w:type="spellStart"/>
             <w:r>
               <w:t>Maintainability</w:t>
             </w:r>
-          </w:p>
-        </w:tc>
-        <w:tc>
+            <w:proofErr w:type="spellEnd"/>
+          </w:p>
+        </w:tc>
+        <w:tc>
+          <w:tcPr>
+            <w:cnfStyle w:val="000100000000" w:firstRow="0" w:lastRow="0" w:firstColumn="0" w:lastColumn="1" w:oddVBand="0" w:evenVBand="0" w:oddHBand="0" w:evenHBand="0" w:firstRowFirstColumn="0" w:firstRowLastColumn="0" w:lastRowFirstColumn="0" w:lastRowLastColumn="0"/>
+            <w:tcW w:w="0" w:type="auto"/>
+          </w:tcPr>
           <w:p>
             <w:r>
               <w:t>Total</w:t>
@@ -2991,7 +3234,13 @@
         </w:tc>
       </w:tr>
       <w:tr>
-        <w:tc>
+        <w:trPr>
+          <w:cnfStyle w:val="000000100000" w:firstRow="0" w:lastRow="0" w:firstColumn="0" w:lastColumn="0" w:oddVBand="0" w:evenVBand="0" w:oddHBand="1" w:evenHBand="0" w:firstRowFirstColumn="0" w:firstRowLastColumn="0" w:lastRowFirstColumn="0" w:lastRowLastColumn="0"/>
+        </w:trPr>
+        <w:tc>
+          <w:tcPr>
+            <w:tcW w:w="0" w:type="auto"/>
+          </w:tcPr>
           <w:p>
             <w:r>
               <w:t>0d 0h 34min</w:t>
@@ -2999,6 +3248,9 @@
           </w:p>
         </w:tc>
         <w:tc>
+          <w:tcPr>
+            <w:tcW w:w="0" w:type="auto"/>
+          </w:tcPr>
           <w:p>
             <w:r>
               <w:t>-</w:t>
@@ -3006,6 +3258,9 @@
           </w:p>
         </w:tc>
         <w:tc>
+          <w:tcPr>
+            <w:tcW w:w="0" w:type="auto"/>
+          </w:tcPr>
           <w:p>
             <w:r>
               <w:t>5d 3h 37min</w:t>
@@ -3013,6 +3268,10 @@
           </w:p>
         </w:tc>
         <w:tc>
+          <w:tcPr>
+            <w:cnfStyle w:val="000100000000" w:firstRow="0" w:lastRow="0" w:firstColumn="0" w:lastColumn="1" w:oddVBand="0" w:evenVBand="0" w:oddHBand="0" w:evenHBand="0" w:firstRowFirstColumn="0" w:firstRowLastColumn="0" w:lastRowFirstColumn="0" w:lastRowLastColumn="0"/>
+            <w:tcW w:w="0" w:type="auto"/>
+          </w:tcPr>
           <w:p>
             <w:r>
               <w:t>5d 4h 11min</w:t>
@@ -3037,9 +3296,9 @@
     </w:p>
     <w:p>
       <w:pPr>
-        <w:pStyle w:val="Titre2"/>
+        <w:pStyle w:val="Heading2"/>
       </w:pPr>
-      <w:bookmarkStart w:id="14" w:name="_Toc97156267"/>
+      <w:bookmarkStart w:id="13" w:name="_Toc97156267"/>
       <w:r>
         <w:lastRenderedPageBreak/>
         <w:t>Metrics</w:t>
@@ -3050,23 +3309,23 @@
       <w:r>
         <w:t>ange</w:t>
       </w:r>
-      <w:bookmarkEnd w:id="14"/>
+      <w:bookmarkEnd w:id="13"/>
     </w:p>
     <w:tbl>
       <w:tblPr>
-        <w:tblStyle w:val="Trameclaire-Accent5"/>
+        <w:tblStyle w:val="LightShading-Accent5"/>
         <w:tblW w:w="5000" w:type="pct"/>
         <w:tblLook w:val="04A0" w:firstRow="1" w:lastRow="0" w:firstColumn="1" w:lastColumn="0" w:noHBand="0" w:noVBand="1"/>
         <w:tblCaption w:val="TT-SYNTHESIS-TT"/>
       </w:tblPr>
       <w:tblGrid>
-        <w:gridCol w:w="515"/>
-        <w:gridCol w:w="1434"/>
-        <w:gridCol w:w="2171"/>
-        <w:gridCol w:w="1039"/>
-        <w:gridCol w:w="1882"/>
-        <w:gridCol w:w="1316"/>
-        <w:gridCol w:w="1497"/>
+        <w:gridCol w:w="582"/>
+        <w:gridCol w:w="1460"/>
+        <w:gridCol w:w="2307"/>
+        <w:gridCol w:w="1007"/>
+        <w:gridCol w:w="1974"/>
+        <w:gridCol w:w="991"/>
+        <w:gridCol w:w="1533"/>
       </w:tblGrid>
       <w:tr>
         <w:trPr>
@@ -3101,9 +3360,11 @@
               <w:jc w:val="center"/>
               <w:cnfStyle w:val="100000000000" w:firstRow="1" w:lastRow="0" w:firstColumn="0" w:lastColumn="0" w:oddVBand="0" w:evenVBand="0" w:oddHBand="0" w:evenHBand="0" w:firstRowFirstColumn="0" w:firstRowLastColumn="0" w:lastRowFirstColumn="0" w:lastRowLastColumn="0"/>
             </w:pPr>
+            <w:proofErr w:type="spellStart"/>
             <w:r>
               <w:t>Cyclomatic</w:t>
             </w:r>
+            <w:proofErr w:type="spellEnd"/>
           </w:p>
           <w:p>
             <w:pPr>
@@ -3115,9 +3376,11 @@
                 <w:bCs w:val="0"/>
               </w:rPr>
             </w:pPr>
+            <w:proofErr w:type="spellStart"/>
             <w:r>
               <w:t>Complexity</w:t>
             </w:r>
+            <w:proofErr w:type="spellEnd"/>
           </w:p>
         </w:tc>
         <w:tc>
@@ -3141,9 +3404,11 @@
               <w:jc w:val="center"/>
               <w:cnfStyle w:val="100000000000" w:firstRow="1" w:lastRow="0" w:firstColumn="0" w:lastColumn="0" w:oddVBand="0" w:evenVBand="0" w:oddHBand="0" w:evenHBand="0" w:firstRowFirstColumn="0" w:firstRowLastColumn="0" w:lastRowFirstColumn="0" w:lastRowLastColumn="0"/>
             </w:pPr>
+            <w:proofErr w:type="spellStart"/>
             <w:r>
               <w:t>Complexity</w:t>
             </w:r>
+            <w:proofErr w:type="spellEnd"/>
           </w:p>
         </w:tc>
         <w:tc>
@@ -3195,8 +3460,15 @@
                 <w:bCs w:val="0"/>
               </w:rPr>
             </w:pPr>
-            <w:r>
-              <w:t>density (%)</w:t>
+            <w:proofErr w:type="spellStart"/>
+            <w:proofErr w:type="gramStart"/>
+            <w:r>
+              <w:t>density</w:t>
+            </w:r>
+            <w:proofErr w:type="spellEnd"/>
+            <w:proofErr w:type="gramEnd"/>
+            <w:r>
+              <w:t xml:space="preserve"> (%)</w:t>
             </w:r>
           </w:p>
         </w:tc>
@@ -3211,9 +3483,11 @@
               <w:jc w:val="center"/>
               <w:cnfStyle w:val="100000000000" w:firstRow="1" w:lastRow="0" w:firstColumn="0" w:lastColumn="0" w:oddVBand="0" w:evenVBand="0" w:oddHBand="0" w:evenHBand="0" w:firstRowFirstColumn="0" w:firstRowLastColumn="0" w:lastRowFirstColumn="0" w:lastRowLastColumn="0"/>
             </w:pPr>
+            <w:proofErr w:type="spellStart"/>
             <w:r>
               <w:t>Coverage</w:t>
             </w:r>
+            <w:proofErr w:type="spellEnd"/>
           </w:p>
         </w:tc>
         <w:tc>
@@ -3491,48 +3765,68 @@
     </w:p>
     <w:p>
       <w:pPr>
-        <w:pStyle w:val="Titre2"/>
+        <w:pStyle w:val="Heading2"/>
         <w:rPr>
           <w:lang w:val="en-US"/>
         </w:rPr>
       </w:pPr>
-      <w:bookmarkStart w:id="15" w:name="_Toc97156268"/>
+      <w:bookmarkStart w:id="14" w:name="_Toc97156268"/>
       <w:r>
         <w:rPr>
           <w:lang w:val="en-US"/>
         </w:rPr>
         <w:t>Volume</w:t>
       </w:r>
-      <w:bookmarkEnd w:id="15"/>
+      <w:bookmarkEnd w:id="14"/>
     </w:p>
     <w:tbl>
       <w:tblPr>
-        <w:tblStyle w:val="Trameclaire-Accent5"/>
+        <w:tblStyle w:val="LightShading-Accent5"/>
         <w:tblW w:w="5000" w:type="pct"/>
         <w:tblLook w:val="0420" w:firstRow="1" w:lastRow="0" w:firstColumn="0" w:lastColumn="0" w:noHBand="0" w:noVBand="1"/>
         <w:tblCaption w:val="TT-CATEGORIES-TT"/>
       </w:tblPr>
       <w:tblGrid>
-        <w:gridCol w:w="9854"/>
+        <w:gridCol w:w="5367"/>
+        <w:gridCol w:w="4487"/>
       </w:tblGrid>
       <w:tr>
-        <w:tc>
-          <w:p>
+        <w:trPr>
+          <w:cnfStyle w:val="100000000000" w:firstRow="1" w:lastRow="0" w:firstColumn="0" w:lastColumn="0" w:oddVBand="0" w:evenVBand="0" w:oddHBand="0" w:evenHBand="0" w:firstRowFirstColumn="0" w:firstRowLastColumn="0" w:lastRowFirstColumn="0" w:lastRowLastColumn="0"/>
+        </w:trPr>
+        <w:tc>
+          <w:tcPr>
+            <w:tcW w:w="0" w:type="auto"/>
+          </w:tcPr>
+          <w:p>
+            <w:proofErr w:type="spellStart"/>
             <w:r>
               <w:t>Language</w:t>
             </w:r>
-          </w:p>
-        </w:tc>
-        <w:tc>
-          <w:p>
+            <w:proofErr w:type="spellEnd"/>
+          </w:p>
+        </w:tc>
+        <w:tc>
+          <w:tcPr>
+            <w:tcW w:w="0" w:type="auto"/>
+          </w:tcPr>
+          <w:p>
+            <w:proofErr w:type="spellStart"/>
             <w:r>
               <w:t>Number</w:t>
             </w:r>
+            <w:proofErr w:type="spellEnd"/>
           </w:p>
         </w:tc>
       </w:tr>
       <w:tr>
-        <w:tc>
+        <w:trPr>
+          <w:cnfStyle w:val="000000100000" w:firstRow="0" w:lastRow="0" w:firstColumn="0" w:lastColumn="0" w:oddVBand="0" w:evenVBand="0" w:oddHBand="1" w:evenHBand="0" w:firstRowFirstColumn="0" w:firstRowLastColumn="0" w:lastRowFirstColumn="0" w:lastRowLastColumn="0"/>
+        </w:trPr>
+        <w:tc>
+          <w:tcPr>
+            <w:tcW w:w="0" w:type="auto"/>
+          </w:tcPr>
           <w:p>
             <w:r>
               <w:t>CSS</w:t>
@@ -3540,6 +3834,9 @@
           </w:p>
         </w:tc>
         <w:tc>
+          <w:tcPr>
+            <w:tcW w:w="0" w:type="auto"/>
+          </w:tcPr>
           <w:p>
             <w:r>
               <w:t>1340</w:t>
@@ -3549,6 +3846,9 @@
       </w:tr>
       <w:tr>
         <w:tc>
+          <w:tcPr>
+            <w:tcW w:w="0" w:type="auto"/>
+          </w:tcPr>
           <w:p>
             <w:r>
               <w:t>Docker</w:t>
@@ -3556,6 +3856,9 @@
           </w:p>
         </w:tc>
         <w:tc>
+          <w:tcPr>
+            <w:tcW w:w="0" w:type="auto"/>
+          </w:tcPr>
           <w:p>
             <w:r>
               <w:t>109</w:t>
@@ -3564,7 +3867,13 @@
         </w:tc>
       </w:tr>
       <w:tr>
-        <w:tc>
+        <w:trPr>
+          <w:cnfStyle w:val="000000100000" w:firstRow="0" w:lastRow="0" w:firstColumn="0" w:lastColumn="0" w:oddVBand="0" w:evenVBand="0" w:oddHBand="1" w:evenHBand="0" w:firstRowFirstColumn="0" w:firstRowLastColumn="0" w:lastRowFirstColumn="0" w:lastRowLastColumn="0"/>
+        </w:trPr>
+        <w:tc>
+          <w:tcPr>
+            <w:tcW w:w="0" w:type="auto"/>
+          </w:tcPr>
           <w:p>
             <w:r>
               <w:t>Go</w:t>
@@ -3572,6 +3881,9 @@
           </w:p>
         </w:tc>
         <w:tc>
+          <w:tcPr>
+            <w:tcW w:w="0" w:type="auto"/>
+          </w:tcPr>
           <w:p>
             <w:r>
               <w:t>11989</w:t>
@@ -3581,13 +3893,21 @@
       </w:tr>
       <w:tr>
         <w:tc>
-          <w:p>
+          <w:tcPr>
+            <w:tcW w:w="0" w:type="auto"/>
+          </w:tcPr>
+          <w:p>
+            <w:proofErr w:type="spellStart"/>
             <w:r>
               <w:t>TypeScript</w:t>
             </w:r>
-          </w:p>
-        </w:tc>
-        <w:tc>
+            <w:proofErr w:type="spellEnd"/>
+          </w:p>
+        </w:tc>
+        <w:tc>
+          <w:tcPr>
+            <w:tcW w:w="0" w:type="auto"/>
+          </w:tcPr>
           <w:p>
             <w:r>
               <w:t>3411</w:t>
@@ -3596,7 +3916,13 @@
         </w:tc>
       </w:tr>
       <w:tr>
-        <w:tc>
+        <w:trPr>
+          <w:cnfStyle w:val="000000100000" w:firstRow="0" w:lastRow="0" w:firstColumn="0" w:lastColumn="0" w:oddVBand="0" w:evenVBand="0" w:oddHBand="1" w:evenHBand="0" w:firstRowFirstColumn="0" w:firstRowLastColumn="0" w:lastRowFirstColumn="0" w:lastRowLastColumn="0"/>
+        </w:trPr>
+        <w:tc>
+          <w:tcPr>
+            <w:tcW w:w="0" w:type="auto"/>
+          </w:tcPr>
           <w:p>
             <w:r>
               <w:t>HTML</w:t>
@@ -3604,6 +3930,9 @@
           </w:p>
         </w:tc>
         <w:tc>
+          <w:tcPr>
+            <w:tcW w:w="0" w:type="auto"/>
+          </w:tcPr>
           <w:p>
             <w:r>
               <w:t>724</w:t>
@@ -3613,6 +3942,9 @@
       </w:tr>
       <w:tr>
         <w:tc>
+          <w:tcPr>
+            <w:tcW w:w="0" w:type="auto"/>
+          </w:tcPr>
           <w:p>
             <w:r>
               <w:t>XML</w:t>
@@ -3620,6 +3952,9 @@
           </w:p>
         </w:tc>
         <w:tc>
+          <w:tcPr>
+            <w:tcW w:w="0" w:type="auto"/>
+          </w:tcPr>
           <w:p>
             <w:r>
               <w:t>45</w:t>
@@ -3628,7 +3963,13 @@
         </w:tc>
       </w:tr>
       <w:tr>
-        <w:tc>
+        <w:trPr>
+          <w:cnfStyle w:val="000000100000" w:firstRow="0" w:lastRow="0" w:firstColumn="0" w:lastColumn="0" w:oddVBand="0" w:evenVBand="0" w:oddHBand="1" w:evenHBand="0" w:firstRowFirstColumn="0" w:firstRowLastColumn="0" w:lastRowFirstColumn="0" w:lastRowLastColumn="0"/>
+        </w:trPr>
+        <w:tc>
+          <w:tcPr>
+            <w:tcW w:w="0" w:type="auto"/>
+          </w:tcPr>
           <w:p>
             <w:r>
               <w:t>Total</w:t>
@@ -3636,6 +3977,9 @@
           </w:p>
         </w:tc>
         <w:tc>
+          <w:tcPr>
+            <w:tcW w:w="0" w:type="auto"/>
+          </w:tcPr>
           <w:p>
             <w:r>
               <w:t>17618</w:t>
@@ -3673,12 +4017,12 @@
     </w:p>
     <w:p>
       <w:pPr>
-        <w:pStyle w:val="Titre1"/>
+        <w:pStyle w:val="Heading1"/>
         <w:rPr>
           <w:lang w:val="en-US"/>
         </w:rPr>
       </w:pPr>
-      <w:bookmarkStart w:id="16" w:name="_Toc97156269"/>
+      <w:bookmarkStart w:id="15" w:name="_Toc97156269"/>
       <w:r>
         <w:rPr>
           <w:lang w:val="en-US"/>
@@ -3686,23 +4030,23 @@
         <w:lastRenderedPageBreak/>
         <w:t>Issues</w:t>
       </w:r>
-      <w:bookmarkEnd w:id="16"/>
+      <w:bookmarkEnd w:id="15"/>
     </w:p>
     <w:p>
       <w:pPr>
-        <w:pStyle w:val="Titre2"/>
+        <w:pStyle w:val="Heading2"/>
         <w:rPr>
           <w:lang w:val="en-US"/>
         </w:rPr>
       </w:pPr>
-      <w:bookmarkStart w:id="17" w:name="_Toc97156270"/>
+      <w:bookmarkStart w:id="16" w:name="_Toc97156270"/>
       <w:r>
         <w:rPr>
           <w:lang w:val="en-US"/>
         </w:rPr>
         <w:t>Charts</w:t>
       </w:r>
-      <w:bookmarkEnd w:id="17"/>
+      <w:bookmarkEnd w:id="16"/>
     </w:p>
     <w:p>
       <w:pPr>
@@ -3720,11 +4064,11 @@
           <wp:inline distT="0" distB="0" distL="0" distR="0" wp14:anchorId="64048D3F" wp14:editId="1DAB90D7">
             <wp:extent cx="5934710" cy="3239135"/>
             <wp:effectExtent l="0" t="0" r="0" b="0"/>
-            <wp:docPr id="1" name="Graphique 1"/>
+            <wp:docPr id="2" name="Graphique 1"/>
             <wp:cNvGraphicFramePr/>
             <a:graphic xmlns:a="http://schemas.openxmlformats.org/drawingml/2006/main">
               <a:graphicData uri="http://schemas.openxmlformats.org/drawingml/2006/chart">
-                <c:chart xmlns:c="http://schemas.openxmlformats.org/drawingml/2006/chart" r:id="rId8"/>
+                <c:chart xmlns:c="http://schemas.openxmlformats.org/drawingml/2006/chart" xmlns:r="http://schemas.openxmlformats.org/officeDocument/2006/relationships" r:id="rId12"/>
               </a:graphicData>
             </a:graphic>
           </wp:inline>
@@ -3739,11 +4083,11 @@
           <wp:inline distT="0" distB="0" distL="0" distR="0" wp14:anchorId="59E0519C" wp14:editId="0DA7AEC8">
             <wp:extent cx="5934710" cy="3239135"/>
             <wp:effectExtent l="0" t="0" r="0" b="0"/>
-            <wp:docPr id="2" name="Graphique 2"/>
+            <wp:docPr id="3" name="Graphique 2"/>
             <wp:cNvGraphicFramePr/>
             <a:graphic xmlns:a="http://schemas.openxmlformats.org/drawingml/2006/main">
               <a:graphicData uri="http://schemas.openxmlformats.org/drawingml/2006/chart">
-                <c:chart xmlns:c="http://schemas.openxmlformats.org/drawingml/2006/chart" r:id="rId9"/>
+                <c:chart xmlns:c="http://schemas.openxmlformats.org/drawingml/2006/chart" xmlns:r="http://schemas.openxmlformats.org/officeDocument/2006/relationships" r:id="rId13"/>
               </a:graphicData>
             </a:graphic>
           </wp:inline>
@@ -3807,11 +4151,11 @@
           <wp:inline distT="0" distB="0" distL="0" distR="0" wp14:anchorId="00D3F270" wp14:editId="5E0875F9">
             <wp:extent cx="6073140" cy="3480180"/>
             <wp:effectExtent l="0" t="0" r="3810" b="6350"/>
-            <wp:docPr id="3" name="Graphique 3"/>
+            <wp:docPr id="5" name="Graphique 3"/>
             <wp:cNvGraphicFramePr/>
             <a:graphic xmlns:a="http://schemas.openxmlformats.org/drawingml/2006/main">
               <a:graphicData uri="http://schemas.openxmlformats.org/drawingml/2006/chart">
-                <c:chart xmlns:c="http://schemas.openxmlformats.org/drawingml/2006/chart" r:id="rId10"/>
+                <c:chart xmlns:c="http://schemas.openxmlformats.org/drawingml/2006/chart" xmlns:r="http://schemas.openxmlformats.org/officeDocument/2006/relationships" r:id="rId14"/>
               </a:graphicData>
             </a:graphic>
           </wp:inline>
@@ -3825,25 +4169,8 @@
           <w:lang w:val="en-US"/>
         </w:rPr>
       </w:pPr>
-      <w:r>
-        <w:rPr>
-          <w:noProof/>
-          <w:lang w:eastAsia="fr-FR"/>
-        </w:rPr>
-        <w:drawing>
-          <wp:inline distT="0" distB="0" distL="0" distR="0" wp14:anchorId="559A762B" wp14:editId="21B43A8C">
-            <wp:extent cx="6073140" cy="3480180"/>
-            <wp:effectExtent l="0" t="0" r="3810" b="6350"/>
-            <wp:docPr id="5" name="Graphique 5"/>
-            <wp:cNvGraphicFramePr/>
-            <a:graphic xmlns:a="http://schemas.openxmlformats.org/drawingml/2006/main">
-              <a:graphicData uri="http://schemas.openxmlformats.org/drawingml/2006/chart">
-                <c:chart xmlns:c="http://schemas.openxmlformats.org/drawingml/2006/chart" r:id="rId11"/>
-              </a:graphicData>
-            </a:graphic>
-          </wp:inline>
-        </w:drawing>
-      </w:r>
+      <w:bookmarkStart w:id="17" w:name="_GoBack"/>
+      <w:bookmarkEnd w:id="17"/>
     </w:p>
     <w:p>
       <w:pPr>
@@ -3890,7 +4217,7 @@
     </w:p>
     <w:p>
       <w:pPr>
-        <w:pStyle w:val="Titre2"/>
+        <w:pStyle w:val="Heading2"/>
         <w:rPr>
           <w:lang w:val="en-US"/>
         </w:rPr>
@@ -3900,30 +4227,48 @@
         <w:rPr>
           <w:lang w:val="en-US"/>
         </w:rPr>
-        <w:lastRenderedPageBreak/>
         <w:t>Issues count by severity and type</w:t>
       </w:r>
       <w:bookmarkEnd w:id="18"/>
     </w:p>
     <w:tbl>
       <w:tblPr>
-        <w:tblStyle w:val="Trameclaire-Accent5"/>
+        <w:tblStyle w:val="LightShading-Accent5"/>
         <w:tblW w:w="5000" w:type="pct"/>
         <w:tblLook w:val="0420" w:firstRow="1" w:lastRow="0" w:firstColumn="0" w:lastColumn="0" w:noHBand="0" w:noVBand="1"/>
         <w:tblCaption w:val="TT-CATEGORIES-TT"/>
       </w:tblPr>
       <w:tblGrid>
-        <w:gridCol w:w="9854"/>
+        <w:gridCol w:w="2567"/>
+        <w:gridCol w:w="1090"/>
+        <w:gridCol w:w="1428"/>
+        <w:gridCol w:w="1433"/>
+        <w:gridCol w:w="1649"/>
+        <w:gridCol w:w="1687"/>
       </w:tblGrid>
       <w:tr>
-        <w:tc>
-          <w:p>
-            <w:r>
-              <w:t>Type / Severity</w:t>
-            </w:r>
-          </w:p>
-        </w:tc>
-        <w:tc>
+        <w:trPr>
+          <w:cnfStyle w:val="100000000000" w:firstRow="1" w:lastRow="0" w:firstColumn="0" w:lastColumn="0" w:oddVBand="0" w:evenVBand="0" w:oddHBand="0" w:evenHBand="0" w:firstRowFirstColumn="0" w:firstRowLastColumn="0" w:lastRowFirstColumn="0" w:lastRowLastColumn="0"/>
+        </w:trPr>
+        <w:tc>
+          <w:tcPr>
+            <w:tcW w:w="0" w:type="auto"/>
+          </w:tcPr>
+          <w:p>
+            <w:r>
+              <w:t xml:space="preserve">Type / </w:t>
+            </w:r>
+            <w:proofErr w:type="spellStart"/>
+            <w:r>
+              <w:t>Severity</w:t>
+            </w:r>
+            <w:proofErr w:type="spellEnd"/>
+          </w:p>
+        </w:tc>
+        <w:tc>
+          <w:tcPr>
+            <w:tcW w:w="0" w:type="auto"/>
+          </w:tcPr>
           <w:p>
             <w:r>
               <w:t>INFO</w:t>
@@ -3931,6 +4276,9 @@
           </w:p>
         </w:tc>
         <w:tc>
+          <w:tcPr>
+            <w:tcW w:w="0" w:type="auto"/>
+          </w:tcPr>
           <w:p>
             <w:r>
               <w:t>MINOR</w:t>
@@ -3938,6 +4286,9 @@
           </w:p>
         </w:tc>
         <w:tc>
+          <w:tcPr>
+            <w:tcW w:w="0" w:type="auto"/>
+          </w:tcPr>
           <w:p>
             <w:r>
               <w:t>MAJOR</w:t>
@@ -3945,6 +4296,9 @@
           </w:p>
         </w:tc>
         <w:tc>
+          <w:tcPr>
+            <w:tcW w:w="0" w:type="auto"/>
+          </w:tcPr>
           <w:p>
             <w:r>
               <w:t>CRITICAL</w:t>
@@ -3952,6 +4306,9 @@
           </w:p>
         </w:tc>
         <w:tc>
+          <w:tcPr>
+            <w:tcW w:w="0" w:type="auto"/>
+          </w:tcPr>
           <w:p>
             <w:r>
               <w:t>BLOCKER</w:t>
@@ -3960,7 +4317,13 @@
         </w:tc>
       </w:tr>
       <w:tr>
-        <w:tc>
+        <w:trPr>
+          <w:cnfStyle w:val="000000100000" w:firstRow="0" w:lastRow="0" w:firstColumn="0" w:lastColumn="0" w:oddVBand="0" w:evenVBand="0" w:oddHBand="1" w:evenHBand="0" w:firstRowFirstColumn="0" w:firstRowLastColumn="0" w:lastRowFirstColumn="0" w:lastRowLastColumn="0"/>
+        </w:trPr>
+        <w:tc>
+          <w:tcPr>
+            <w:tcW w:w="0" w:type="auto"/>
+          </w:tcPr>
           <w:p>
             <w:r>
               <w:t>BUG</w:t>
@@ -3968,6 +4331,9 @@
           </w:p>
         </w:tc>
         <w:tc>
+          <w:tcPr>
+            <w:tcW w:w="0" w:type="auto"/>
+          </w:tcPr>
           <w:p>
             <w:r>
               <w:t>0</w:t>
@@ -3975,6 +4341,9 @@
           </w:p>
         </w:tc>
         <w:tc>
+          <w:tcPr>
+            <w:tcW w:w="0" w:type="auto"/>
+          </w:tcPr>
           <w:p>
             <w:r>
               <w:t>6</w:t>
@@ -3982,6 +4351,9 @@
           </w:p>
         </w:tc>
         <w:tc>
+          <w:tcPr>
+            <w:tcW w:w="0" w:type="auto"/>
+          </w:tcPr>
           <w:p>
             <w:r>
               <w:t>3</w:t>
@@ -3989,6 +4361,9 @@
           </w:p>
         </w:tc>
         <w:tc>
+          <w:tcPr>
+            <w:tcW w:w="0" w:type="auto"/>
+          </w:tcPr>
           <w:p>
             <w:r>
               <w:t>0</w:t>
@@ -3996,6 +4371,9 @@
           </w:p>
         </w:tc>
         <w:tc>
+          <w:tcPr>
+            <w:tcW w:w="0" w:type="auto"/>
+          </w:tcPr>
           <w:p>
             <w:r>
               <w:t>0</w:t>
@@ -4005,6 +4383,9 @@
       </w:tr>
       <w:tr>
         <w:tc>
+          <w:tcPr>
+            <w:tcW w:w="0" w:type="auto"/>
+          </w:tcPr>
           <w:p>
             <w:r>
               <w:t>VULNERABILITY</w:t>
@@ -4012,6 +4393,9 @@
           </w:p>
         </w:tc>
         <w:tc>
+          <w:tcPr>
+            <w:tcW w:w="0" w:type="auto"/>
+          </w:tcPr>
           <w:p>
             <w:r>
               <w:t>0</w:t>
@@ -4019,6 +4403,9 @@
           </w:p>
         </w:tc>
         <w:tc>
+          <w:tcPr>
+            <w:tcW w:w="0" w:type="auto"/>
+          </w:tcPr>
           <w:p>
             <w:r>
               <w:t>0</w:t>
@@ -4026,6 +4413,9 @@
           </w:p>
         </w:tc>
         <w:tc>
+          <w:tcPr>
+            <w:tcW w:w="0" w:type="auto"/>
+          </w:tcPr>
           <w:p>
             <w:r>
               <w:t>0</w:t>
@@ -4033,6 +4423,9 @@
           </w:p>
         </w:tc>
         <w:tc>
+          <w:tcPr>
+            <w:tcW w:w="0" w:type="auto"/>
+          </w:tcPr>
           <w:p>
             <w:r>
               <w:t>0</w:t>
@@ -4040,6 +4433,9 @@
           </w:p>
         </w:tc>
         <w:tc>
+          <w:tcPr>
+            <w:tcW w:w="0" w:type="auto"/>
+          </w:tcPr>
           <w:p>
             <w:r>
               <w:t>0</w:t>
@@ -4048,7 +4444,13 @@
         </w:tc>
       </w:tr>
       <w:tr>
-        <w:tc>
+        <w:trPr>
+          <w:cnfStyle w:val="000000100000" w:firstRow="0" w:lastRow="0" w:firstColumn="0" w:lastColumn="0" w:oddVBand="0" w:evenVBand="0" w:oddHBand="1" w:evenHBand="0" w:firstRowFirstColumn="0" w:firstRowLastColumn="0" w:lastRowFirstColumn="0" w:lastRowLastColumn="0"/>
+        </w:trPr>
+        <w:tc>
+          <w:tcPr>
+            <w:tcW w:w="0" w:type="auto"/>
+          </w:tcPr>
           <w:p>
             <w:r>
               <w:t>CODE_SMELL</w:t>
@@ -4056,6 +4458,9 @@
           </w:p>
         </w:tc>
         <w:tc>
+          <w:tcPr>
+            <w:tcW w:w="0" w:type="auto"/>
+          </w:tcPr>
           <w:p>
             <w:r>
               <w:t>3</w:t>
@@ -4063,6 +4468,9 @@
           </w:p>
         </w:tc>
         <w:tc>
+          <w:tcPr>
+            <w:tcW w:w="0" w:type="auto"/>
+          </w:tcPr>
           <w:p>
             <w:r>
               <w:t>49</w:t>
@@ -4070,6 +4478,9 @@
           </w:p>
         </w:tc>
         <w:tc>
+          <w:tcPr>
+            <w:tcW w:w="0" w:type="auto"/>
+          </w:tcPr>
           <w:p>
             <w:r>
               <w:t>281</w:t>
@@ -4077,6 +4488,9 @@
           </w:p>
         </w:tc>
         <w:tc>
+          <w:tcPr>
+            <w:tcW w:w="0" w:type="auto"/>
+          </w:tcPr>
           <w:p>
             <w:r>
               <w:t>106</w:t>
@@ -4084,6 +4498,9 @@
           </w:p>
         </w:tc>
         <w:tc>
+          <w:tcPr>
+            <w:tcW w:w="0" w:type="auto"/>
+          </w:tcPr>
           <w:p>
             <w:r>
               <w:t>0</w:t>
@@ -4108,7 +4525,7 @@
     </w:p>
     <w:p>
       <w:pPr>
-        <w:pStyle w:val="Titre2"/>
+        <w:pStyle w:val="Heading2"/>
         <w:rPr>
           <w:lang w:val="en-US"/>
         </w:rPr>
@@ -4136,16 +4553,26 @@
     </w:p>
     <w:tbl>
       <w:tblPr>
-        <w:tblStyle w:val="Trameclaire-Accent5"/>
+        <w:tblStyle w:val="LightShading-Accent5"/>
         <w:tblW w:w="5000" w:type="pct"/>
         <w:tblLook w:val="0420" w:firstRow="1" w:lastRow="0" w:firstColumn="0" w:lastColumn="0" w:noHBand="0" w:noVBand="1"/>
         <w:tblCaption w:val="TT-ISSUES-TT"/>
       </w:tblPr>
       <w:tblGrid>
-        <w:gridCol w:w="9854"/>
+        <w:gridCol w:w="5548"/>
+        <w:gridCol w:w="1168"/>
+        <w:gridCol w:w="1305"/>
+        <w:gridCol w:w="936"/>
+        <w:gridCol w:w="897"/>
       </w:tblGrid>
       <w:tr>
-        <w:tc>
+        <w:trPr>
+          <w:cnfStyle w:val="100000000000" w:firstRow="1" w:lastRow="0" w:firstColumn="0" w:lastColumn="0" w:oddVBand="0" w:evenVBand="0" w:oddHBand="0" w:evenHBand="0" w:firstRowFirstColumn="0" w:firstRowLastColumn="0" w:lastRowFirstColumn="0" w:lastRowLastColumn="0"/>
+        </w:trPr>
+        <w:tc>
+          <w:tcPr>
+            <w:tcW w:w="0" w:type="auto"/>
+          </w:tcPr>
           <w:p>
             <w:r>
               <w:t>Name</w:t>
@@ -4153,6 +4580,9 @@
           </w:p>
         </w:tc>
         <w:tc>
+          <w:tcPr>
+            <w:tcW w:w="0" w:type="auto"/>
+          </w:tcPr>
           <w:p>
             <w:r>
               <w:t>Description</w:t>
@@ -4160,6 +4590,9 @@
           </w:p>
         </w:tc>
         <w:tc>
+          <w:tcPr>
+            <w:tcW w:w="0" w:type="auto"/>
+          </w:tcPr>
           <w:p>
             <w:r>
               <w:t>Type</w:t>
@@ -4167,36 +4600,80 @@
           </w:p>
         </w:tc>
         <w:tc>
-          <w:p>
+          <w:tcPr>
+            <w:tcW w:w="0" w:type="auto"/>
+          </w:tcPr>
+          <w:p>
+            <w:proofErr w:type="spellStart"/>
             <w:r>
               <w:t>Severity</w:t>
             </w:r>
-          </w:p>
-        </w:tc>
-        <w:tc>
-          <w:p>
+            <w:proofErr w:type="spellEnd"/>
+          </w:p>
+        </w:tc>
+        <w:tc>
+          <w:tcPr>
+            <w:tcW w:w="0" w:type="auto"/>
+          </w:tcPr>
+          <w:p>
+            <w:proofErr w:type="spellStart"/>
             <w:r>
               <w:t>Number</w:t>
             </w:r>
+            <w:proofErr w:type="spellEnd"/>
           </w:p>
         </w:tc>
       </w:tr>
       <w:tr>
-        <w:tc>
-          <w:p>
-            <w:r>
-              <w:t>Properties should not be duplicated</w:t>
-            </w:r>
-          </w:p>
-        </w:tc>
-        <w:tc>
-          <w:p>
-            <w:r>
-              <w:t/>
-            </w:r>
-          </w:p>
-        </w:tc>
-        <w:tc>
+        <w:trPr>
+          <w:cnfStyle w:val="000000100000" w:firstRow="0" w:lastRow="0" w:firstColumn="0" w:lastColumn="0" w:oddVBand="0" w:evenVBand="0" w:oddHBand="1" w:evenHBand="0" w:firstRowFirstColumn="0" w:firstRowLastColumn="0" w:lastRowFirstColumn="0" w:lastRowLastColumn="0"/>
+        </w:trPr>
+        <w:tc>
+          <w:tcPr>
+            <w:tcW w:w="0" w:type="auto"/>
+          </w:tcPr>
+          <w:p>
+            <w:proofErr w:type="spellStart"/>
+            <w:r>
+              <w:t>Properties</w:t>
+            </w:r>
+            <w:proofErr w:type="spellEnd"/>
+            <w:r>
+              <w:t xml:space="preserve"> </w:t>
+            </w:r>
+            <w:proofErr w:type="spellStart"/>
+            <w:r>
+              <w:t>should</w:t>
+            </w:r>
+            <w:proofErr w:type="spellEnd"/>
+            <w:r>
+              <w:t xml:space="preserve"> not </w:t>
+            </w:r>
+            <w:proofErr w:type="spellStart"/>
+            <w:r>
+              <w:t>be</w:t>
+            </w:r>
+            <w:proofErr w:type="spellEnd"/>
+            <w:r>
+              <w:t xml:space="preserve"> </w:t>
+            </w:r>
+            <w:proofErr w:type="spellStart"/>
+            <w:r>
+              <w:t>duplicated</w:t>
+            </w:r>
+            <w:proofErr w:type="spellEnd"/>
+          </w:p>
+        </w:tc>
+        <w:tc>
+          <w:tcPr>
+            <w:tcW w:w="0" w:type="auto"/>
+          </w:tcPr>
+          <w:p/>
+        </w:tc>
+        <w:tc>
+          <w:tcPr>
+            <w:tcW w:w="0" w:type="auto"/>
+          </w:tcPr>
           <w:p>
             <w:r>
               <w:t>BUG</w:t>
@@ -4204,6 +4681,9 @@
           </w:p>
         </w:tc>
         <w:tc>
+          <w:tcPr>
+            <w:tcW w:w="0" w:type="auto"/>
+          </w:tcPr>
           <w:p>
             <w:r>
               <w:t>MAJOR</w:t>
@@ -4211,6 +4691,9 @@
           </w:p>
         </w:tc>
         <w:tc>
+          <w:tcPr>
+            <w:tcW w:w="0" w:type="auto"/>
+          </w:tcPr>
           <w:p>
             <w:r>
               <w:t>2</w:t>
@@ -4220,20 +4703,84 @@
       </w:tr>
       <w:tr>
         <w:tc>
-          <w:p>
-            <w:r>
-              <w:t>Identical expressions should not be used on both sides of a binary operator</w:t>
-            </w:r>
-          </w:p>
-        </w:tc>
-        <w:tc>
-          <w:p>
-            <w:r>
-              <w:t/>
-            </w:r>
-          </w:p>
-        </w:tc>
-        <w:tc>
+          <w:tcPr>
+            <w:tcW w:w="0" w:type="auto"/>
+          </w:tcPr>
+          <w:p>
+            <w:proofErr w:type="spellStart"/>
+            <w:r>
+              <w:lastRenderedPageBreak/>
+              <w:t>Identical</w:t>
+            </w:r>
+            <w:proofErr w:type="spellEnd"/>
+            <w:r>
+              <w:t xml:space="preserve"> expressions </w:t>
+            </w:r>
+            <w:proofErr w:type="spellStart"/>
+            <w:r>
+              <w:t>should</w:t>
+            </w:r>
+            <w:proofErr w:type="spellEnd"/>
+            <w:r>
+              <w:t xml:space="preserve"> not </w:t>
+            </w:r>
+            <w:proofErr w:type="spellStart"/>
+            <w:r>
+              <w:t>be</w:t>
+            </w:r>
+            <w:proofErr w:type="spellEnd"/>
+            <w:r>
+              <w:t xml:space="preserve"> </w:t>
+            </w:r>
+            <w:proofErr w:type="spellStart"/>
+            <w:r>
+              <w:t>used</w:t>
+            </w:r>
+            <w:proofErr w:type="spellEnd"/>
+            <w:r>
+              <w:t xml:space="preserve"> on </w:t>
+            </w:r>
+            <w:proofErr w:type="spellStart"/>
+            <w:r>
+              <w:t>both</w:t>
+            </w:r>
+            <w:proofErr w:type="spellEnd"/>
+            <w:r>
+              <w:t xml:space="preserve"> </w:t>
+            </w:r>
+            <w:proofErr w:type="spellStart"/>
+            <w:r>
+              <w:t>sides</w:t>
+            </w:r>
+            <w:proofErr w:type="spellEnd"/>
+            <w:r>
+              <w:t xml:space="preserve"> of a </w:t>
+            </w:r>
+            <w:proofErr w:type="spellStart"/>
+            <w:r>
+              <w:t>binary</w:t>
+            </w:r>
+            <w:proofErr w:type="spellEnd"/>
+            <w:r>
+              <w:t xml:space="preserve"> </w:t>
+            </w:r>
+            <w:proofErr w:type="spellStart"/>
+            <w:r>
+              <w:t>operator</w:t>
+            </w:r>
+            <w:proofErr w:type="spellEnd"/>
+          </w:p>
+        </w:tc>
+        <w:tc>
+          <w:tcPr>
+            <w:tcW w:w="0" w:type="auto"/>
+          </w:tcPr>
+          <w:p/>
+        </w:tc>
+        <w:tc>
+          <w:tcPr>
+            <w:tcW w:w="0" w:type="auto"/>
+          </w:tcPr>
           <w:p>
             <w:r>
               <w:t>BUG</w:t>
@@ -4241,6 +4788,9 @@
           </w:p>
         </w:tc>
         <w:tc>
+          <w:tcPr>
+            <w:tcW w:w="0" w:type="auto"/>
+          </w:tcPr>
           <w:p>
             <w:r>
               <w:t>MAJOR</w:t>
@@ -4248,6 +4798,9 @@
           </w:p>
         </w:tc>
         <w:tc>
+          <w:tcPr>
+            <w:tcW w:w="0" w:type="auto"/>
+          </w:tcPr>
           <w:p>
             <w:r>
               <w:t>1</w:t>
@@ -4256,21 +4809,58 @@
         </w:tc>
       </w:tr>
       <w:tr>
-        <w:tc>
-          <w:p>
-            <w:r>
-              <w:t>Mouse events should have corresponding keyboard events</w:t>
-            </w:r>
-          </w:p>
-        </w:tc>
-        <w:tc>
-          <w:p>
-            <w:r>
-              <w:t/>
-            </w:r>
-          </w:p>
-        </w:tc>
-        <w:tc>
+        <w:trPr>
+          <w:cnfStyle w:val="000000100000" w:firstRow="0" w:lastRow="0" w:firstColumn="0" w:lastColumn="0" w:oddVBand="0" w:evenVBand="0" w:oddHBand="1" w:evenHBand="0" w:firstRowFirstColumn="0" w:firstRowLastColumn="0" w:lastRowFirstColumn="0" w:lastRowLastColumn="0"/>
+        </w:trPr>
+        <w:tc>
+          <w:tcPr>
+            <w:tcW w:w="0" w:type="auto"/>
+          </w:tcPr>
+          <w:p>
+            <w:r>
+              <w:t xml:space="preserve">Mouse </w:t>
+            </w:r>
+            <w:proofErr w:type="spellStart"/>
+            <w:r>
+              <w:t>events</w:t>
+            </w:r>
+            <w:proofErr w:type="spellEnd"/>
+            <w:r>
+              <w:t xml:space="preserve"> </w:t>
+            </w:r>
+            <w:proofErr w:type="spellStart"/>
+            <w:r>
+              <w:t>should</w:t>
+            </w:r>
+            <w:proofErr w:type="spellEnd"/>
+            <w:r>
+              <w:t xml:space="preserve"> have </w:t>
+            </w:r>
+            <w:proofErr w:type="spellStart"/>
+            <w:r>
+              <w:t>corresponding</w:t>
+            </w:r>
+            <w:proofErr w:type="spellEnd"/>
+            <w:r>
+              <w:t xml:space="preserve"> keyboard </w:t>
+            </w:r>
+            <w:proofErr w:type="spellStart"/>
+            <w:r>
+              <w:t>events</w:t>
+            </w:r>
+            <w:proofErr w:type="spellEnd"/>
+          </w:p>
+        </w:tc>
+        <w:tc>
+          <w:tcPr>
+            <w:tcW w:w="0" w:type="auto"/>
+          </w:tcPr>
+          <w:p/>
+        </w:tc>
+        <w:tc>
+          <w:tcPr>
+            <w:tcW w:w="0" w:type="auto"/>
+          </w:tcPr>
           <w:p>
             <w:r>
               <w:t>BUG</w:t>
@@ -4278,6 +4868,9 @@
           </w:p>
         </w:tc>
         <w:tc>
+          <w:tcPr>
+            <w:tcW w:w="0" w:type="auto"/>
+          </w:tcPr>
           <w:p>
             <w:r>
               <w:t>MINOR</w:t>
@@ -4285,6 +4878,9 @@
           </w:p>
         </w:tc>
         <w:tc>
+          <w:tcPr>
+            <w:tcW w:w="0" w:type="auto"/>
+          </w:tcPr>
           <w:p>
             <w:r>
               <w:t>6</w:t>
@@ -4294,20 +4890,54 @@
       </w:tr>
       <w:tr>
         <w:tc>
-          <w:p>
-            <w:r>
-              <w:t>String literals should not be duplicated</w:t>
-            </w:r>
-          </w:p>
-        </w:tc>
-        <w:tc>
-          <w:p>
-            <w:r>
-              <w:t/>
-            </w:r>
-          </w:p>
-        </w:tc>
-        <w:tc>
+          <w:tcPr>
+            <w:tcW w:w="0" w:type="auto"/>
+          </w:tcPr>
+          <w:p>
+            <w:r>
+              <w:t xml:space="preserve">String </w:t>
+            </w:r>
+            <w:proofErr w:type="spellStart"/>
+            <w:r>
+              <w:t>literals</w:t>
+            </w:r>
+            <w:proofErr w:type="spellEnd"/>
+            <w:r>
+              <w:t xml:space="preserve"> </w:t>
+            </w:r>
+            <w:proofErr w:type="spellStart"/>
+            <w:r>
+              <w:t>should</w:t>
+            </w:r>
+            <w:proofErr w:type="spellEnd"/>
+            <w:r>
+              <w:t xml:space="preserve"> not </w:t>
+            </w:r>
+            <w:proofErr w:type="spellStart"/>
+            <w:r>
+              <w:t>be</w:t>
+            </w:r>
+            <w:proofErr w:type="spellEnd"/>
+            <w:r>
+              <w:t xml:space="preserve"> </w:t>
+            </w:r>
+            <w:proofErr w:type="spellStart"/>
+            <w:r>
+              <w:t>duplicated</w:t>
+            </w:r>
+            <w:proofErr w:type="spellEnd"/>
+          </w:p>
+        </w:tc>
+        <w:tc>
+          <w:tcPr>
+            <w:tcW w:w="0" w:type="auto"/>
+          </w:tcPr>
+          <w:p/>
+        </w:tc>
+        <w:tc>
+          <w:tcPr>
+            <w:tcW w:w="0" w:type="auto"/>
+          </w:tcPr>
           <w:p>
             <w:r>
               <w:t>CODE_SMELL</w:t>
@@ -4315,6 +4945,9 @@
           </w:p>
         </w:tc>
         <w:tc>
+          <w:tcPr>
+            <w:tcW w:w="0" w:type="auto"/>
+          </w:tcPr>
           <w:p>
             <w:r>
               <w:t>CRITICAL</w:t>
@@ -4322,6 +4955,9 @@
           </w:p>
         </w:tc>
         <w:tc>
+          <w:tcPr>
+            <w:tcW w:w="0" w:type="auto"/>
+          </w:tcPr>
           <w:p>
             <w:r>
               <w:t>85</w:t>
@@ -4330,21 +4966,69 @@
         </w:tc>
       </w:tr>
       <w:tr>
-        <w:tc>
-          <w:p>
-            <w:r>
-              <w:t>Cognitive Complexity of functions should not be too high</w:t>
-            </w:r>
-          </w:p>
-        </w:tc>
-        <w:tc>
-          <w:p>
-            <w:r>
-              <w:t/>
-            </w:r>
-          </w:p>
-        </w:tc>
-        <w:tc>
+        <w:trPr>
+          <w:cnfStyle w:val="000000100000" w:firstRow="0" w:lastRow="0" w:firstColumn="0" w:lastColumn="0" w:oddVBand="0" w:evenVBand="0" w:oddHBand="1" w:evenHBand="0" w:firstRowFirstColumn="0" w:firstRowLastColumn="0" w:lastRowFirstColumn="0" w:lastRowLastColumn="0"/>
+        </w:trPr>
+        <w:tc>
+          <w:tcPr>
+            <w:tcW w:w="0" w:type="auto"/>
+          </w:tcPr>
+          <w:p>
+            <w:r>
+              <w:t xml:space="preserve">Cognitive </w:t>
+            </w:r>
+            <w:proofErr w:type="spellStart"/>
+            <w:r>
+              <w:t>Complexity</w:t>
+            </w:r>
+            <w:proofErr w:type="spellEnd"/>
+            <w:r>
+              <w:t xml:space="preserve"> of </w:t>
+            </w:r>
+            <w:proofErr w:type="spellStart"/>
+            <w:r>
+              <w:t>functions</w:t>
+            </w:r>
+            <w:proofErr w:type="spellEnd"/>
+            <w:r>
+              <w:t xml:space="preserve"> </w:t>
+            </w:r>
+            <w:proofErr w:type="spellStart"/>
+            <w:r>
+              <w:t>should</w:t>
+            </w:r>
+            <w:proofErr w:type="spellEnd"/>
+            <w:r>
+              <w:t xml:space="preserve"> not </w:t>
+            </w:r>
+            <w:proofErr w:type="spellStart"/>
+            <w:r>
+              <w:t>be</w:t>
+            </w:r>
+            <w:proofErr w:type="spellEnd"/>
+            <w:r>
+              <w:t xml:space="preserve"> </w:t>
+            </w:r>
+            <w:proofErr w:type="spellStart"/>
+            <w:r>
+              <w:t>too</w:t>
+            </w:r>
+            <w:proofErr w:type="spellEnd"/>
+            <w:r>
+              <w:t xml:space="preserve"> high</w:t>
+            </w:r>
+          </w:p>
+        </w:tc>
+        <w:tc>
+          <w:tcPr>
+            <w:tcW w:w="0" w:type="auto"/>
+          </w:tcPr>
+          <w:p/>
+        </w:tc>
+        <w:tc>
+          <w:tcPr>
+            <w:tcW w:w="0" w:type="auto"/>
+          </w:tcPr>
           <w:p>
             <w:r>
               <w:t>CODE_SMELL</w:t>
@@ -4352,6 +5036,9 @@
           </w:p>
         </w:tc>
         <w:tc>
+          <w:tcPr>
+            <w:tcW w:w="0" w:type="auto"/>
+          </w:tcPr>
           <w:p>
             <w:r>
               <w:t>CRITICAL</w:t>
@@ -4359,6 +5046,9 @@
           </w:p>
         </w:tc>
         <w:tc>
+          <w:tcPr>
+            <w:tcW w:w="0" w:type="auto"/>
+          </w:tcPr>
           <w:p>
             <w:r>
               <w:t>17</w:t>
@@ -4368,20 +5058,67 @@
       </w:tr>
       <w:tr>
         <w:tc>
-          <w:p>
-            <w:r>
-              <w:t>Functions should not be nested too deeply</w:t>
-            </w:r>
-          </w:p>
-        </w:tc>
-        <w:tc>
-          <w:p>
-            <w:r>
-              <w:t/>
-            </w:r>
-          </w:p>
-        </w:tc>
-        <w:tc>
+          <w:tcPr>
+            <w:tcW w:w="0" w:type="auto"/>
+          </w:tcPr>
+          <w:p>
+            <w:proofErr w:type="spellStart"/>
+            <w:r>
+              <w:t>Functions</w:t>
+            </w:r>
+            <w:proofErr w:type="spellEnd"/>
+            <w:r>
+              <w:t xml:space="preserve"> </w:t>
+            </w:r>
+            <w:proofErr w:type="spellStart"/>
+            <w:r>
+              <w:t>should</w:t>
+            </w:r>
+            <w:proofErr w:type="spellEnd"/>
+            <w:r>
+              <w:t xml:space="preserve"> not </w:t>
+            </w:r>
+            <w:proofErr w:type="spellStart"/>
+            <w:r>
+              <w:t>be</w:t>
+            </w:r>
+            <w:proofErr w:type="spellEnd"/>
+            <w:r>
+              <w:t xml:space="preserve"> </w:t>
+            </w:r>
+            <w:proofErr w:type="spellStart"/>
+            <w:r>
+              <w:t>nested</w:t>
+            </w:r>
+            <w:proofErr w:type="spellEnd"/>
+            <w:r>
+              <w:t xml:space="preserve"> </w:t>
+            </w:r>
+            <w:proofErr w:type="spellStart"/>
+            <w:r>
+              <w:t>too</w:t>
+            </w:r>
+            <w:proofErr w:type="spellEnd"/>
+            <w:r>
+              <w:t xml:space="preserve"> </w:t>
+            </w:r>
+            <w:proofErr w:type="spellStart"/>
+            <w:r>
+              <w:t>deeply</w:t>
+            </w:r>
+            <w:proofErr w:type="spellEnd"/>
+          </w:p>
+        </w:tc>
+        <w:tc>
+          <w:tcPr>
+            <w:tcW w:w="0" w:type="auto"/>
+          </w:tcPr>
+          <w:p/>
+        </w:tc>
+        <w:tc>
+          <w:tcPr>
+            <w:tcW w:w="0" w:type="auto"/>
+          </w:tcPr>
           <w:p>
             <w:r>
               <w:t>CODE_SMELL</w:t>
@@ -4389,6 +5126,9 @@
           </w:p>
         </w:tc>
         <w:tc>
+          <w:tcPr>
+            <w:tcW w:w="0" w:type="auto"/>
+          </w:tcPr>
           <w:p>
             <w:r>
               <w:t>CRITICAL</w:t>
@@ -4396,6 +5136,9 @@
           </w:p>
         </w:tc>
         <w:tc>
+          <w:tcPr>
+            <w:tcW w:w="0" w:type="auto"/>
+          </w:tcPr>
           <w:p>
             <w:r>
               <w:t>4</w:t>
@@ -4404,21 +5147,37 @@
         </w:tc>
       </w:tr>
       <w:tr>
-        <w:tc>
-          <w:p>
-            <w:r>
-              <w:t>Track uses of "TODO" tags</w:t>
-            </w:r>
-          </w:p>
-        </w:tc>
-        <w:tc>
-          <w:p>
-            <w:r>
-              <w:t/>
-            </w:r>
-          </w:p>
-        </w:tc>
-        <w:tc>
+        <w:trPr>
+          <w:cnfStyle w:val="000000100000" w:firstRow="0" w:lastRow="0" w:firstColumn="0" w:lastColumn="0" w:oddVBand="0" w:evenVBand="0" w:oddHBand="1" w:evenHBand="0" w:firstRowFirstColumn="0" w:firstRowLastColumn="0" w:lastRowFirstColumn="0" w:lastRowLastColumn="0"/>
+        </w:trPr>
+        <w:tc>
+          <w:tcPr>
+            <w:tcW w:w="0" w:type="auto"/>
+          </w:tcPr>
+          <w:p>
+            <w:r>
+              <w:t xml:space="preserve">Track </w:t>
+            </w:r>
+            <w:proofErr w:type="gramStart"/>
+            <w:r>
+              <w:t>uses</w:t>
+            </w:r>
+            <w:proofErr w:type="gramEnd"/>
+            <w:r>
+              <w:t xml:space="preserve"> of "TODO" tags</w:t>
+            </w:r>
+          </w:p>
+        </w:tc>
+        <w:tc>
+          <w:tcPr>
+            <w:tcW w:w="0" w:type="auto"/>
+          </w:tcPr>
+          <w:p/>
+        </w:tc>
+        <w:tc>
+          <w:tcPr>
+            <w:tcW w:w="0" w:type="auto"/>
+          </w:tcPr>
           <w:p>
             <w:r>
               <w:t>CODE_SMELL</w:t>
@@ -4426,6 +5185,9 @@
           </w:p>
         </w:tc>
         <w:tc>
+          <w:tcPr>
+            <w:tcW w:w="0" w:type="auto"/>
+          </w:tcPr>
           <w:p>
             <w:r>
               <w:t>INFO</w:t>
@@ -4433,6 +5195,9 @@
           </w:p>
         </w:tc>
         <w:tc>
+          <w:tcPr>
+            <w:tcW w:w="0" w:type="auto"/>
+          </w:tcPr>
           <w:p>
             <w:r>
               <w:t>1</w:t>
@@ -4442,20 +5207,33 @@
       </w:tr>
       <w:tr>
         <w:tc>
-          <w:p>
-            <w:r>
-              <w:t>Track uses of "TODO" tags</w:t>
-            </w:r>
-          </w:p>
-        </w:tc>
-        <w:tc>
-          <w:p>
-            <w:r>
-              <w:t/>
-            </w:r>
-          </w:p>
-        </w:tc>
-        <w:tc>
+          <w:tcPr>
+            <w:tcW w:w="0" w:type="auto"/>
+          </w:tcPr>
+          <w:p>
+            <w:r>
+              <w:t xml:space="preserve">Track </w:t>
+            </w:r>
+            <w:proofErr w:type="gramStart"/>
+            <w:r>
+              <w:t>uses</w:t>
+            </w:r>
+            <w:proofErr w:type="gramEnd"/>
+            <w:r>
+              <w:t xml:space="preserve"> of "TODO" tags</w:t>
+            </w:r>
+          </w:p>
+        </w:tc>
+        <w:tc>
+          <w:tcPr>
+            <w:tcW w:w="0" w:type="auto"/>
+          </w:tcPr>
+          <w:p/>
+        </w:tc>
+        <w:tc>
+          <w:tcPr>
+            <w:tcW w:w="0" w:type="auto"/>
+          </w:tcPr>
           <w:p>
             <w:r>
               <w:t>CODE_SMELL</w:t>
@@ -4463,6 +5241,9 @@
           </w:p>
         </w:tc>
         <w:tc>
+          <w:tcPr>
+            <w:tcW w:w="0" w:type="auto"/>
+          </w:tcPr>
           <w:p>
             <w:r>
               <w:t>INFO</w:t>
@@ -4470,6 +5251,9 @@
           </w:p>
         </w:tc>
         <w:tc>
+          <w:tcPr>
+            <w:tcW w:w="0" w:type="auto"/>
+          </w:tcPr>
           <w:p>
             <w:r>
               <w:t>2</w:t>
@@ -4478,21 +5262,53 @@
         </w:tc>
       </w:tr>
       <w:tr>
-        <w:tc>
-          <w:p>
-            <w:r>
-              <w:t>Sections of code should not be commented out</w:t>
-            </w:r>
-          </w:p>
-        </w:tc>
-        <w:tc>
-          <w:p>
-            <w:r>
-              <w:t/>
-            </w:r>
-          </w:p>
-        </w:tc>
-        <w:tc>
+        <w:trPr>
+          <w:cnfStyle w:val="000000100000" w:firstRow="0" w:lastRow="0" w:firstColumn="0" w:lastColumn="0" w:oddVBand="0" w:evenVBand="0" w:oddHBand="1" w:evenHBand="0" w:firstRowFirstColumn="0" w:firstRowLastColumn="0" w:lastRowFirstColumn="0" w:lastRowLastColumn="0"/>
+        </w:trPr>
+        <w:tc>
+          <w:tcPr>
+            <w:tcW w:w="0" w:type="auto"/>
+          </w:tcPr>
+          <w:p>
+            <w:r>
+              <w:t xml:space="preserve">Sections of code </w:t>
+            </w:r>
+            <w:proofErr w:type="spellStart"/>
+            <w:r>
+              <w:t>should</w:t>
+            </w:r>
+            <w:proofErr w:type="spellEnd"/>
+            <w:r>
+              <w:t xml:space="preserve"> not </w:t>
+            </w:r>
+            <w:proofErr w:type="spellStart"/>
+            <w:r>
+              <w:t>be</w:t>
+            </w:r>
+            <w:proofErr w:type="spellEnd"/>
+            <w:r>
+              <w:t xml:space="preserve"> </w:t>
+            </w:r>
+            <w:proofErr w:type="spellStart"/>
+            <w:r>
+              <w:t>commented</w:t>
+            </w:r>
+            <w:proofErr w:type="spellEnd"/>
+            <w:r>
+              <w:t xml:space="preserve"> out</w:t>
+            </w:r>
+          </w:p>
+        </w:tc>
+        <w:tc>
+          <w:tcPr>
+            <w:tcW w:w="0" w:type="auto"/>
+          </w:tcPr>
+          <w:p/>
+        </w:tc>
+        <w:tc>
+          <w:tcPr>
+            <w:tcW w:w="0" w:type="auto"/>
+          </w:tcPr>
           <w:p>
             <w:r>
               <w:t>CODE_SMELL</w:t>
@@ -4500,6 +5316,9 @@
           </w:p>
         </w:tc>
         <w:tc>
+          <w:tcPr>
+            <w:tcW w:w="0" w:type="auto"/>
+          </w:tcPr>
           <w:p>
             <w:r>
               <w:t>MAJOR</w:t>
@@ -4507,6 +5326,9 @@
           </w:p>
         </w:tc>
         <w:tc>
+          <w:tcPr>
+            <w:tcW w:w="0" w:type="auto"/>
+          </w:tcPr>
           <w:p>
             <w:r>
               <w:t>76</w:t>
@@ -4516,20 +5338,57 @@
       </w:tr>
       <w:tr>
         <w:tc>
-          <w:p>
-            <w:r>
-              <w:t>Label elements should have a text label and an associated control</w:t>
-            </w:r>
-          </w:p>
-        </w:tc>
-        <w:tc>
-          <w:p>
-            <w:r>
-              <w:t/>
-            </w:r>
-          </w:p>
-        </w:tc>
-        <w:tc>
+          <w:tcPr>
+            <w:tcW w:w="0" w:type="auto"/>
+          </w:tcPr>
+          <w:p>
+            <w:r>
+              <w:t xml:space="preserve">Label </w:t>
+            </w:r>
+            <w:proofErr w:type="spellStart"/>
+            <w:r>
+              <w:t>elements</w:t>
+            </w:r>
+            <w:proofErr w:type="spellEnd"/>
+            <w:r>
+              <w:t xml:space="preserve"> </w:t>
+            </w:r>
+            <w:proofErr w:type="spellStart"/>
+            <w:r>
+              <w:t>should</w:t>
+            </w:r>
+            <w:proofErr w:type="spellEnd"/>
+            <w:r>
+              <w:t xml:space="preserve"> have a </w:t>
+            </w:r>
+            <w:proofErr w:type="spellStart"/>
+            <w:r>
+              <w:t>text</w:t>
+            </w:r>
+            <w:proofErr w:type="spellEnd"/>
+            <w:r>
+              <w:t xml:space="preserve"> label and an </w:t>
+            </w:r>
+            <w:proofErr w:type="spellStart"/>
+            <w:r>
+              <w:t>associated</w:t>
+            </w:r>
+            <w:proofErr w:type="spellEnd"/>
+            <w:r>
+              <w:t xml:space="preserve"> control</w:t>
+            </w:r>
+          </w:p>
+        </w:tc>
+        <w:tc>
+          <w:tcPr>
+            <w:tcW w:w="0" w:type="auto"/>
+          </w:tcPr>
+          <w:p/>
+        </w:tc>
+        <w:tc>
+          <w:tcPr>
+            <w:tcW w:w="0" w:type="auto"/>
+          </w:tcPr>
           <w:p>
             <w:r>
               <w:t>CODE_SMELL</w:t>
@@ -4537,6 +5396,9 @@
           </w:p>
         </w:tc>
         <w:tc>
+          <w:tcPr>
+            <w:tcW w:w="0" w:type="auto"/>
+          </w:tcPr>
           <w:p>
             <w:r>
               <w:t>MAJOR</w:t>
@@ -4544,6 +5406,9 @@
           </w:p>
         </w:tc>
         <w:tc>
+          <w:tcPr>
+            <w:tcW w:w="0" w:type="auto"/>
+          </w:tcPr>
           <w:p>
             <w:r>
               <w:t>6</w:t>
@@ -4552,21 +5417,53 @@
         </w:tc>
       </w:tr>
       <w:tr>
-        <w:tc>
-          <w:p>
-            <w:r>
-              <w:t>Sections of code should not be commented out</w:t>
-            </w:r>
-          </w:p>
-        </w:tc>
-        <w:tc>
-          <w:p>
-            <w:r>
-              <w:t/>
-            </w:r>
-          </w:p>
-        </w:tc>
-        <w:tc>
+        <w:trPr>
+          <w:cnfStyle w:val="000000100000" w:firstRow="0" w:lastRow="0" w:firstColumn="0" w:lastColumn="0" w:oddVBand="0" w:evenVBand="0" w:oddHBand="1" w:evenHBand="0" w:firstRowFirstColumn="0" w:firstRowLastColumn="0" w:lastRowFirstColumn="0" w:lastRowLastColumn="0"/>
+        </w:trPr>
+        <w:tc>
+          <w:tcPr>
+            <w:tcW w:w="0" w:type="auto"/>
+          </w:tcPr>
+          <w:p>
+            <w:r>
+              <w:t xml:space="preserve">Sections of code </w:t>
+            </w:r>
+            <w:proofErr w:type="spellStart"/>
+            <w:r>
+              <w:t>should</w:t>
+            </w:r>
+            <w:proofErr w:type="spellEnd"/>
+            <w:r>
+              <w:t xml:space="preserve"> not </w:t>
+            </w:r>
+            <w:proofErr w:type="spellStart"/>
+            <w:r>
+              <w:t>be</w:t>
+            </w:r>
+            <w:proofErr w:type="spellEnd"/>
+            <w:r>
+              <w:t xml:space="preserve"> </w:t>
+            </w:r>
+            <w:proofErr w:type="spellStart"/>
+            <w:r>
+              <w:t>commented</w:t>
+            </w:r>
+            <w:proofErr w:type="spellEnd"/>
+            <w:r>
+              <w:t xml:space="preserve"> out</w:t>
+            </w:r>
+          </w:p>
+        </w:tc>
+        <w:tc>
+          <w:tcPr>
+            <w:tcW w:w="0" w:type="auto"/>
+          </w:tcPr>
+          <w:p/>
+        </w:tc>
+        <w:tc>
+          <w:tcPr>
+            <w:tcW w:w="0" w:type="auto"/>
+          </w:tcPr>
           <w:p>
             <w:r>
               <w:t>CODE_SMELL</w:t>
@@ -4574,6 +5471,9 @@
           </w:p>
         </w:tc>
         <w:tc>
+          <w:tcPr>
+            <w:tcW w:w="0" w:type="auto"/>
+          </w:tcPr>
           <w:p>
             <w:r>
               <w:t>MAJOR</w:t>
@@ -4581,6 +5481,9 @@
           </w:p>
         </w:tc>
         <w:tc>
+          <w:tcPr>
+            <w:tcW w:w="0" w:type="auto"/>
+          </w:tcPr>
           <w:p>
             <w:r>
               <w:t>43</w:t>
@@ -4590,20 +5493,51 @@
       </w:tr>
       <w:tr>
         <w:tc>
-          <w:p>
-            <w:r>
-              <w:t>Selectors should not be duplicated</w:t>
-            </w:r>
-          </w:p>
-        </w:tc>
-        <w:tc>
-          <w:p>
-            <w:r>
-              <w:t/>
-            </w:r>
-          </w:p>
-        </w:tc>
-        <w:tc>
+          <w:tcPr>
+            <w:tcW w:w="0" w:type="auto"/>
+          </w:tcPr>
+          <w:p>
+            <w:proofErr w:type="spellStart"/>
+            <w:r>
+              <w:t>Selectors</w:t>
+            </w:r>
+            <w:proofErr w:type="spellEnd"/>
+            <w:r>
+              <w:t xml:space="preserve"> </w:t>
+            </w:r>
+            <w:proofErr w:type="spellStart"/>
+            <w:r>
+              <w:t>should</w:t>
+            </w:r>
+            <w:proofErr w:type="spellEnd"/>
+            <w:r>
+              <w:t xml:space="preserve"> not </w:t>
+            </w:r>
+            <w:proofErr w:type="spellStart"/>
+            <w:r>
+              <w:t>be</w:t>
+            </w:r>
+            <w:proofErr w:type="spellEnd"/>
+            <w:r>
+              <w:t xml:space="preserve"> </w:t>
+            </w:r>
+            <w:proofErr w:type="spellStart"/>
+            <w:r>
+              <w:t>duplicated</w:t>
+            </w:r>
+            <w:proofErr w:type="spellEnd"/>
+          </w:p>
+        </w:tc>
+        <w:tc>
+          <w:tcPr>
+            <w:tcW w:w="0" w:type="auto"/>
+          </w:tcPr>
+          <w:p/>
+        </w:tc>
+        <w:tc>
+          <w:tcPr>
+            <w:tcW w:w="0" w:type="auto"/>
+          </w:tcPr>
           <w:p>
             <w:r>
               <w:t>CODE_SMELL</w:t>
@@ -4611,6 +5545,9 @@
           </w:p>
         </w:tc>
         <w:tc>
+          <w:tcPr>
+            <w:tcW w:w="0" w:type="auto"/>
+          </w:tcPr>
           <w:p>
             <w:r>
               <w:t>MAJOR</w:t>
@@ -4618,6 +5555,9 @@
           </w:p>
         </w:tc>
         <w:tc>
+          <w:tcPr>
+            <w:tcW w:w="0" w:type="auto"/>
+          </w:tcPr>
           <w:p>
             <w:r>
               <w:t>2</w:t>
@@ -4626,21 +5566,50 @@
         </w:tc>
       </w:tr>
       <w:tr>
-        <w:tc>
-          <w:p>
-            <w:r>
-              <w:t>CSS files should not be empty</w:t>
-            </w:r>
-          </w:p>
-        </w:tc>
-        <w:tc>
-          <w:p>
-            <w:r>
-              <w:t/>
-            </w:r>
-          </w:p>
-        </w:tc>
-        <w:tc>
+        <w:trPr>
+          <w:cnfStyle w:val="000000100000" w:firstRow="0" w:lastRow="0" w:firstColumn="0" w:lastColumn="0" w:oddVBand="0" w:evenVBand="0" w:oddHBand="1" w:evenHBand="0" w:firstRowFirstColumn="0" w:firstRowLastColumn="0" w:lastRowFirstColumn="0" w:lastRowLastColumn="0"/>
+        </w:trPr>
+        <w:tc>
+          <w:tcPr>
+            <w:tcW w:w="0" w:type="auto"/>
+          </w:tcPr>
+          <w:p>
+            <w:r>
+              <w:t xml:space="preserve">CSS files </w:t>
+            </w:r>
+            <w:proofErr w:type="spellStart"/>
+            <w:r>
+              <w:t>should</w:t>
+            </w:r>
+            <w:proofErr w:type="spellEnd"/>
+            <w:r>
+              <w:t xml:space="preserve"> not </w:t>
+            </w:r>
+            <w:proofErr w:type="spellStart"/>
+            <w:r>
+              <w:t>be</w:t>
+            </w:r>
+            <w:proofErr w:type="spellEnd"/>
+            <w:r>
+              <w:t xml:space="preserve"> </w:t>
+            </w:r>
+            <w:proofErr w:type="spellStart"/>
+            <w:r>
+              <w:t>empty</w:t>
+            </w:r>
+            <w:proofErr w:type="spellEnd"/>
+          </w:p>
+        </w:tc>
+        <w:tc>
+          <w:tcPr>
+            <w:tcW w:w="0" w:type="auto"/>
+          </w:tcPr>
+          <w:p/>
+        </w:tc>
+        <w:tc>
+          <w:tcPr>
+            <w:tcW w:w="0" w:type="auto"/>
+          </w:tcPr>
           <w:p>
             <w:r>
               <w:t>CODE_SMELL</w:t>
@@ -4648,6 +5617,9 @@
           </w:p>
         </w:tc>
         <w:tc>
+          <w:tcPr>
+            <w:tcW w:w="0" w:type="auto"/>
+          </w:tcPr>
           <w:p>
             <w:r>
               <w:t>MAJOR</w:t>
@@ -4655,6 +5627,9 @@
           </w:p>
         </w:tc>
         <w:tc>
+          <w:tcPr>
+            <w:tcW w:w="0" w:type="auto"/>
+          </w:tcPr>
           <w:p>
             <w:r>
               <w:t>2</w:t>
@@ -4664,20 +5639,49 @@
       </w:tr>
       <w:tr>
         <w:tc>
-          <w:p>
-            <w:r>
-              <w:t>Instructions should be upper case</w:t>
-            </w:r>
-          </w:p>
-        </w:tc>
-        <w:tc>
-          <w:p>
-            <w:r>
-              <w:t/>
-            </w:r>
-          </w:p>
-        </w:tc>
-        <w:tc>
+          <w:tcPr>
+            <w:tcW w:w="0" w:type="auto"/>
+          </w:tcPr>
+          <w:p>
+            <w:r>
+              <w:t xml:space="preserve">Instructions </w:t>
+            </w:r>
+            <w:proofErr w:type="spellStart"/>
+            <w:r>
+              <w:t>should</w:t>
+            </w:r>
+            <w:proofErr w:type="spellEnd"/>
+            <w:r>
+              <w:t xml:space="preserve"> </w:t>
+            </w:r>
+            <w:proofErr w:type="spellStart"/>
+            <w:r>
+              <w:t>be</w:t>
+            </w:r>
+            <w:proofErr w:type="spellEnd"/>
+            <w:r>
+              <w:t xml:space="preserve"> </w:t>
+            </w:r>
+            <w:proofErr w:type="spellStart"/>
+            <w:r>
+              <w:t>upper</w:t>
+            </w:r>
+            <w:proofErr w:type="spellEnd"/>
+            <w:r>
+              <w:t xml:space="preserve"> case</w:t>
+            </w:r>
+          </w:p>
+        </w:tc>
+        <w:tc>
+          <w:tcPr>
+            <w:tcW w:w="0" w:type="auto"/>
+          </w:tcPr>
+          <w:p/>
+        </w:tc>
+        <w:tc>
+          <w:tcPr>
+            <w:tcW w:w="0" w:type="auto"/>
+          </w:tcPr>
           <w:p>
             <w:r>
               <w:t>CODE_SMELL</w:t>
@@ -4685,6 +5689,9 @@
           </w:p>
         </w:tc>
         <w:tc>
+          <w:tcPr>
+            <w:tcW w:w="0" w:type="auto"/>
+          </w:tcPr>
           <w:p>
             <w:r>
               <w:t>MAJOR</w:t>
@@ -4692,6 +5699,9 @@
           </w:p>
         </w:tc>
         <w:tc>
+          <w:tcPr>
+            <w:tcW w:w="0" w:type="auto"/>
+          </w:tcPr>
           <w:p>
             <w:r>
               <w:t>6</w:t>
@@ -4700,21 +5710,61 @@
         </w:tc>
       </w:tr>
       <w:tr>
-        <w:tc>
-          <w:p>
-            <w:r>
-              <w:t>Cache should be cleaned after package installation</w:t>
-            </w:r>
-          </w:p>
-        </w:tc>
-        <w:tc>
-          <w:p>
-            <w:r>
-              <w:t/>
-            </w:r>
-          </w:p>
-        </w:tc>
-        <w:tc>
+        <w:trPr>
+          <w:cnfStyle w:val="000000100000" w:firstRow="0" w:lastRow="0" w:firstColumn="0" w:lastColumn="0" w:oddVBand="0" w:evenVBand="0" w:oddHBand="1" w:evenHBand="0" w:firstRowFirstColumn="0" w:firstRowLastColumn="0" w:lastRowFirstColumn="0" w:lastRowLastColumn="0"/>
+        </w:trPr>
+        <w:tc>
+          <w:tcPr>
+            <w:tcW w:w="0" w:type="auto"/>
+          </w:tcPr>
+          <w:p>
+            <w:r>
+              <w:t xml:space="preserve">Cache </w:t>
+            </w:r>
+            <w:proofErr w:type="spellStart"/>
+            <w:r>
+              <w:t>should</w:t>
+            </w:r>
+            <w:proofErr w:type="spellEnd"/>
+            <w:r>
+              <w:t xml:space="preserve"> </w:t>
+            </w:r>
+            <w:proofErr w:type="spellStart"/>
+            <w:r>
+              <w:t>be</w:t>
+            </w:r>
+            <w:proofErr w:type="spellEnd"/>
+            <w:r>
+              <w:t xml:space="preserve"> </w:t>
+            </w:r>
+            <w:proofErr w:type="spellStart"/>
+            <w:r>
+              <w:t>cleaned</w:t>
+            </w:r>
+            <w:proofErr w:type="spellEnd"/>
+            <w:r>
+              <w:t xml:space="preserve"> </w:t>
+            </w:r>
+            <w:proofErr w:type="spellStart"/>
+            <w:r>
+              <w:t>after</w:t>
+            </w:r>
+            <w:proofErr w:type="spellEnd"/>
+            <w:r>
+              <w:t xml:space="preserve"> package installation</w:t>
+            </w:r>
+          </w:p>
+        </w:tc>
+        <w:tc>
+          <w:tcPr>
+            <w:tcW w:w="0" w:type="auto"/>
+          </w:tcPr>
+          <w:p/>
+        </w:tc>
+        <w:tc>
+          <w:tcPr>
+            <w:tcW w:w="0" w:type="auto"/>
+          </w:tcPr>
           <w:p>
             <w:r>
               <w:t>CODE_SMELL</w:t>
@@ -4722,6 +5772,9 @@
           </w:p>
         </w:tc>
         <w:tc>
+          <w:tcPr>
+            <w:tcW w:w="0" w:type="auto"/>
+          </w:tcPr>
           <w:p>
             <w:r>
               <w:t>MAJOR</w:t>
@@ -4729,6 +5782,9 @@
           </w:p>
         </w:tc>
         <w:tc>
+          <w:tcPr>
+            <w:tcW w:w="0" w:type="auto"/>
+          </w:tcPr>
           <w:p>
             <w:r>
               <w:t>1</w:t>
@@ -4738,20 +5794,51 @@
       </w:tr>
       <w:tr>
         <w:tc>
-          <w:p>
-            <w:r>
-              <w:t>Specific version tag for image should be used</w:t>
-            </w:r>
-          </w:p>
-        </w:tc>
-        <w:tc>
-          <w:p>
-            <w:r>
-              <w:t/>
-            </w:r>
-          </w:p>
-        </w:tc>
-        <w:tc>
+          <w:tcPr>
+            <w:tcW w:w="0" w:type="auto"/>
+          </w:tcPr>
+          <w:p>
+            <w:proofErr w:type="spellStart"/>
+            <w:r>
+              <w:t>Specific</w:t>
+            </w:r>
+            <w:proofErr w:type="spellEnd"/>
+            <w:r>
+              <w:t xml:space="preserve"> version tag for image </w:t>
+            </w:r>
+            <w:proofErr w:type="spellStart"/>
+            <w:r>
+              <w:t>should</w:t>
+            </w:r>
+            <w:proofErr w:type="spellEnd"/>
+            <w:r>
+              <w:t xml:space="preserve"> </w:t>
+            </w:r>
+            <w:proofErr w:type="spellStart"/>
+            <w:r>
+              <w:t>be</w:t>
+            </w:r>
+            <w:proofErr w:type="spellEnd"/>
+            <w:r>
+              <w:t xml:space="preserve"> </w:t>
+            </w:r>
+            <w:proofErr w:type="spellStart"/>
+            <w:r>
+              <w:t>used</w:t>
+            </w:r>
+            <w:proofErr w:type="spellEnd"/>
+          </w:p>
+        </w:tc>
+        <w:tc>
+          <w:tcPr>
+            <w:tcW w:w="0" w:type="auto"/>
+          </w:tcPr>
+          <w:p/>
+        </w:tc>
+        <w:tc>
+          <w:tcPr>
+            <w:tcW w:w="0" w:type="auto"/>
+          </w:tcPr>
           <w:p>
             <w:r>
               <w:t>CODE_SMELL</w:t>
@@ -4759,6 +5846,9 @@
           </w:p>
         </w:tc>
         <w:tc>
+          <w:tcPr>
+            <w:tcW w:w="0" w:type="auto"/>
+          </w:tcPr>
           <w:p>
             <w:r>
               <w:t>MAJOR</w:t>
@@ -4766,6 +5856,9 @@
           </w:p>
         </w:tc>
         <w:tc>
+          <w:tcPr>
+            <w:tcW w:w="0" w:type="auto"/>
+          </w:tcPr>
           <w:p>
             <w:r>
               <w:t>6</w:t>
@@ -4774,21 +5867,66 @@
         </w:tc>
       </w:tr>
       <w:tr>
-        <w:tc>
-          <w:p>
-            <w:r>
-              <w:t>"WORKDIR" instruction should be used instead of "cd" commands</w:t>
-            </w:r>
-          </w:p>
-        </w:tc>
-        <w:tc>
-          <w:p>
-            <w:r>
-              <w:t/>
-            </w:r>
-          </w:p>
-        </w:tc>
-        <w:tc>
+        <w:trPr>
+          <w:cnfStyle w:val="000000100000" w:firstRow="0" w:lastRow="0" w:firstColumn="0" w:lastColumn="0" w:oddVBand="0" w:evenVBand="0" w:oddHBand="1" w:evenHBand="0" w:firstRowFirstColumn="0" w:firstRowLastColumn="0" w:lastRowFirstColumn="0" w:lastRowLastColumn="0"/>
+        </w:trPr>
+        <w:tc>
+          <w:tcPr>
+            <w:tcW w:w="0" w:type="auto"/>
+          </w:tcPr>
+          <w:p>
+            <w:r>
+              <w:t xml:space="preserve">"WORKDIR" instruction </w:t>
+            </w:r>
+            <w:proofErr w:type="spellStart"/>
+            <w:r>
+              <w:t>should</w:t>
+            </w:r>
+            <w:proofErr w:type="spellEnd"/>
+            <w:r>
+              <w:t xml:space="preserve"> </w:t>
+            </w:r>
+            <w:proofErr w:type="spellStart"/>
+            <w:r>
+              <w:t>be</w:t>
+            </w:r>
+            <w:proofErr w:type="spellEnd"/>
+            <w:r>
+              <w:t xml:space="preserve"> </w:t>
+            </w:r>
+            <w:proofErr w:type="spellStart"/>
+            <w:r>
+              <w:t>used</w:t>
+            </w:r>
+            <w:proofErr w:type="spellEnd"/>
+            <w:r>
+              <w:t xml:space="preserve"> </w:t>
+            </w:r>
+            <w:proofErr w:type="spellStart"/>
+            <w:r>
+              <w:t>instead</w:t>
+            </w:r>
+            <w:proofErr w:type="spellEnd"/>
+            <w:r>
+              <w:t xml:space="preserve"> of "cd" </w:t>
+            </w:r>
+            <w:proofErr w:type="spellStart"/>
+            <w:r>
+              <w:t>commands</w:t>
+            </w:r>
+            <w:proofErr w:type="spellEnd"/>
+          </w:p>
+        </w:tc>
+        <w:tc>
+          <w:tcPr>
+            <w:tcW w:w="0" w:type="auto"/>
+          </w:tcPr>
+          <w:p/>
+        </w:tc>
+        <w:tc>
+          <w:tcPr>
+            <w:tcW w:w="0" w:type="auto"/>
+          </w:tcPr>
           <w:p>
             <w:r>
               <w:t>CODE_SMELL</w:t>
@@ -4796,6 +5934,9 @@
           </w:p>
         </w:tc>
         <w:tc>
+          <w:tcPr>
+            <w:tcW w:w="0" w:type="auto"/>
+          </w:tcPr>
           <w:p>
             <w:r>
               <w:t>MAJOR</w:t>
@@ -4803,6 +5944,9 @@
           </w:p>
         </w:tc>
         <w:tc>
+          <w:tcPr>
+            <w:tcW w:w="0" w:type="auto"/>
+          </w:tcPr>
           <w:p>
             <w:r>
               <w:t>2</w:t>
@@ -4812,20 +5956,59 @@
       </w:tr>
       <w:tr>
         <w:tc>
-          <w:p>
-            <w:r>
-              <w:t>Functions should not have too many parameters</w:t>
-            </w:r>
-          </w:p>
-        </w:tc>
-        <w:tc>
-          <w:p>
-            <w:r>
-              <w:t/>
-            </w:r>
-          </w:p>
-        </w:tc>
-        <w:tc>
+          <w:tcPr>
+            <w:tcW w:w="0" w:type="auto"/>
+          </w:tcPr>
+          <w:p>
+            <w:proofErr w:type="spellStart"/>
+            <w:r>
+              <w:t>Functions</w:t>
+            </w:r>
+            <w:proofErr w:type="spellEnd"/>
+            <w:r>
+              <w:t xml:space="preserve"> </w:t>
+            </w:r>
+            <w:proofErr w:type="spellStart"/>
+            <w:r>
+              <w:t>should</w:t>
+            </w:r>
+            <w:proofErr w:type="spellEnd"/>
+            <w:r>
+              <w:t xml:space="preserve"> not have </w:t>
+            </w:r>
+            <w:proofErr w:type="spellStart"/>
+            <w:r>
+              <w:t>too</w:t>
+            </w:r>
+            <w:proofErr w:type="spellEnd"/>
+            <w:r>
+              <w:t xml:space="preserve"> </w:t>
+            </w:r>
+            <w:proofErr w:type="spellStart"/>
+            <w:r>
+              <w:t>many</w:t>
+            </w:r>
+            <w:proofErr w:type="spellEnd"/>
+            <w:r>
+              <w:t xml:space="preserve"> </w:t>
+            </w:r>
+            <w:proofErr w:type="spellStart"/>
+            <w:r>
+              <w:t>parameters</w:t>
+            </w:r>
+            <w:proofErr w:type="spellEnd"/>
+          </w:p>
+        </w:tc>
+        <w:tc>
+          <w:tcPr>
+            <w:tcW w:w="0" w:type="auto"/>
+          </w:tcPr>
+          <w:p/>
+        </w:tc>
+        <w:tc>
+          <w:tcPr>
+            <w:tcW w:w="0" w:type="auto"/>
+          </w:tcPr>
           <w:p>
             <w:r>
               <w:t>CODE_SMELL</w:t>
@@ -4833,6 +6016,9 @@
           </w:p>
         </w:tc>
         <w:tc>
+          <w:tcPr>
+            <w:tcW w:w="0" w:type="auto"/>
+          </w:tcPr>
           <w:p>
             <w:r>
               <w:t>MAJOR</w:t>
@@ -4840,6 +6026,9 @@
           </w:p>
         </w:tc>
         <w:tc>
+          <w:tcPr>
+            <w:tcW w:w="0" w:type="auto"/>
+          </w:tcPr>
           <w:p>
             <w:r>
               <w:t>3</w:t>
@@ -4848,21 +6037,53 @@
         </w:tc>
       </w:tr>
       <w:tr>
-        <w:tc>
-          <w:p>
-            <w:r>
-              <w:t>Sections of code should not be commented out</w:t>
-            </w:r>
-          </w:p>
-        </w:tc>
-        <w:tc>
-          <w:p>
-            <w:r>
-              <w:t/>
-            </w:r>
-          </w:p>
-        </w:tc>
-        <w:tc>
+        <w:trPr>
+          <w:cnfStyle w:val="000000100000" w:firstRow="0" w:lastRow="0" w:firstColumn="0" w:lastColumn="0" w:oddVBand="0" w:evenVBand="0" w:oddHBand="1" w:evenHBand="0" w:firstRowFirstColumn="0" w:firstRowLastColumn="0" w:lastRowFirstColumn="0" w:lastRowLastColumn="0"/>
+        </w:trPr>
+        <w:tc>
+          <w:tcPr>
+            <w:tcW w:w="0" w:type="auto"/>
+          </w:tcPr>
+          <w:p>
+            <w:r>
+              <w:t xml:space="preserve">Sections of code </w:t>
+            </w:r>
+            <w:proofErr w:type="spellStart"/>
+            <w:r>
+              <w:t>should</w:t>
+            </w:r>
+            <w:proofErr w:type="spellEnd"/>
+            <w:r>
+              <w:t xml:space="preserve"> not </w:t>
+            </w:r>
+            <w:proofErr w:type="spellStart"/>
+            <w:r>
+              <w:t>be</w:t>
+            </w:r>
+            <w:proofErr w:type="spellEnd"/>
+            <w:r>
+              <w:t xml:space="preserve"> </w:t>
+            </w:r>
+            <w:proofErr w:type="spellStart"/>
+            <w:r>
+              <w:t>commented</w:t>
+            </w:r>
+            <w:proofErr w:type="spellEnd"/>
+            <w:r>
+              <w:t xml:space="preserve"> out</w:t>
+            </w:r>
+          </w:p>
+        </w:tc>
+        <w:tc>
+          <w:tcPr>
+            <w:tcW w:w="0" w:type="auto"/>
+          </w:tcPr>
+          <w:p/>
+        </w:tc>
+        <w:tc>
+          <w:tcPr>
+            <w:tcW w:w="0" w:type="auto"/>
+          </w:tcPr>
           <w:p>
             <w:r>
               <w:t>CODE_SMELL</w:t>
@@ -4870,6 +6091,9 @@
           </w:p>
         </w:tc>
         <w:tc>
+          <w:tcPr>
+            <w:tcW w:w="0" w:type="auto"/>
+          </w:tcPr>
           <w:p>
             <w:r>
               <w:t>MAJOR</w:t>
@@ -4877,6 +6101,9 @@
           </w:p>
         </w:tc>
         <w:tc>
+          <w:tcPr>
+            <w:tcW w:w="0" w:type="auto"/>
+          </w:tcPr>
           <w:p>
             <w:r>
               <w:t>5</w:t>
@@ -4886,20 +6113,62 @@
       </w:tr>
       <w:tr>
         <w:tc>
-          <w:p>
-            <w:r>
-              <w:t>Function parameters with default values should be last</w:t>
-            </w:r>
-          </w:p>
-        </w:tc>
-        <w:tc>
-          <w:p>
-            <w:r>
-              <w:t/>
-            </w:r>
-          </w:p>
-        </w:tc>
-        <w:tc>
+          <w:tcPr>
+            <w:tcW w:w="0" w:type="auto"/>
+          </w:tcPr>
+          <w:p>
+            <w:proofErr w:type="spellStart"/>
+            <w:r>
+              <w:t>Function</w:t>
+            </w:r>
+            <w:proofErr w:type="spellEnd"/>
+            <w:r>
+              <w:t xml:space="preserve"> </w:t>
+            </w:r>
+            <w:proofErr w:type="spellStart"/>
+            <w:r>
+              <w:t>parameters</w:t>
+            </w:r>
+            <w:proofErr w:type="spellEnd"/>
+            <w:r>
+              <w:t xml:space="preserve"> </w:t>
+            </w:r>
+            <w:proofErr w:type="spellStart"/>
+            <w:r>
+              <w:t>with</w:t>
+            </w:r>
+            <w:proofErr w:type="spellEnd"/>
+            <w:r>
+              <w:t xml:space="preserve"> default values </w:t>
+            </w:r>
+            <w:proofErr w:type="spellStart"/>
+            <w:r>
+              <w:t>should</w:t>
+            </w:r>
+            <w:proofErr w:type="spellEnd"/>
+            <w:r>
+              <w:t xml:space="preserve"> </w:t>
+            </w:r>
+            <w:proofErr w:type="spellStart"/>
+            <w:r>
+              <w:t>be</w:t>
+            </w:r>
+            <w:proofErr w:type="spellEnd"/>
+            <w:r>
+              <w:t xml:space="preserve"> last</w:t>
+            </w:r>
+          </w:p>
+        </w:tc>
+        <w:tc>
+          <w:tcPr>
+            <w:tcW w:w="0" w:type="auto"/>
+          </w:tcPr>
+          <w:p/>
+        </w:tc>
+        <w:tc>
+          <w:tcPr>
+            <w:tcW w:w="0" w:type="auto"/>
+          </w:tcPr>
           <w:p>
             <w:r>
               <w:t>CODE_SMELL</w:t>
@@ -4907,6 +6176,9 @@
           </w:p>
         </w:tc>
         <w:tc>
+          <w:tcPr>
+            <w:tcW w:w="0" w:type="auto"/>
+          </w:tcPr>
           <w:p>
             <w:r>
               <w:t>MAJOR</w:t>
@@ -4914,6 +6186,9 @@
           </w:p>
         </w:tc>
         <w:tc>
+          <w:tcPr>
+            <w:tcW w:w="0" w:type="auto"/>
+          </w:tcPr>
           <w:p>
             <w:r>
               <w:t>2</w:t>
@@ -4922,21 +6197,89 @@
         </w:tc>
       </w:tr>
       <w:tr>
-        <w:tc>
-          <w:p>
-            <w:r>
-              <w:t>Fields that are only assigned in the constructor should be "readonly"</w:t>
-            </w:r>
-          </w:p>
-        </w:tc>
-        <w:tc>
-          <w:p>
-            <w:r>
-              <w:t/>
-            </w:r>
-          </w:p>
-        </w:tc>
-        <w:tc>
+        <w:trPr>
+          <w:cnfStyle w:val="000000100000" w:firstRow="0" w:lastRow="0" w:firstColumn="0" w:lastColumn="0" w:oddVBand="0" w:evenVBand="0" w:oddHBand="1" w:evenHBand="0" w:firstRowFirstColumn="0" w:firstRowLastColumn="0" w:lastRowFirstColumn="0" w:lastRowLastColumn="0"/>
+        </w:trPr>
+        <w:tc>
+          <w:tcPr>
+            <w:tcW w:w="0" w:type="auto"/>
+          </w:tcPr>
+          <w:p>
+            <w:r>
+              <w:t xml:space="preserve">Fields </w:t>
+            </w:r>
+            <w:proofErr w:type="spellStart"/>
+            <w:r>
+              <w:t>that</w:t>
+            </w:r>
+            <w:proofErr w:type="spellEnd"/>
+            <w:r>
+              <w:t xml:space="preserve"> are </w:t>
+            </w:r>
+            <w:proofErr w:type="spellStart"/>
+            <w:r>
+              <w:t>only</w:t>
+            </w:r>
+            <w:proofErr w:type="spellEnd"/>
+            <w:r>
+              <w:t xml:space="preserve"> </w:t>
+            </w:r>
+            <w:proofErr w:type="spellStart"/>
+            <w:r>
+              <w:t>assigned</w:t>
+            </w:r>
+            <w:proofErr w:type="spellEnd"/>
+            <w:r>
+              <w:t xml:space="preserve"> in the </w:t>
+            </w:r>
+            <w:proofErr w:type="spellStart"/>
+            <w:r>
+              <w:t>constructor</w:t>
+            </w:r>
+            <w:proofErr w:type="spellEnd"/>
+            <w:r>
+              <w:t xml:space="preserve"> </w:t>
+            </w:r>
+            <w:proofErr w:type="spellStart"/>
+            <w:r>
+              <w:t>should</w:t>
+            </w:r>
+            <w:proofErr w:type="spellEnd"/>
+            <w:r>
+              <w:t xml:space="preserve"> </w:t>
+            </w:r>
+            <w:proofErr w:type="spellStart"/>
+            <w:r>
+              <w:t>be</w:t>
+            </w:r>
+            <w:proofErr w:type="spellEnd"/>
+            <w:r>
+              <w:t xml:space="preserve"> </w:t>
+            </w:r>
+            <w:r>
+              <w:lastRenderedPageBreak/>
+              <w:t>"</w:t>
+            </w:r>
+            <w:proofErr w:type="spellStart"/>
+            <w:r>
+              <w:t>readonly</w:t>
+            </w:r>
+            <w:proofErr w:type="spellEnd"/>
+            <w:r>
+              <w:t>"</w:t>
+            </w:r>
+          </w:p>
+        </w:tc>
+        <w:tc>
+          <w:tcPr>
+            <w:tcW w:w="0" w:type="auto"/>
+          </w:tcPr>
+          <w:p/>
+        </w:tc>
+        <w:tc>
+          <w:tcPr>
+            <w:tcW w:w="0" w:type="auto"/>
+          </w:tcPr>
           <w:p>
             <w:r>
               <w:t>CODE_SMELL</w:t>
@@ -4944,6 +6287,9 @@
           </w:p>
         </w:tc>
         <w:tc>
+          <w:tcPr>
+            <w:tcW w:w="0" w:type="auto"/>
+          </w:tcPr>
           <w:p>
             <w:r>
               <w:t>MAJOR</w:t>
@@ -4951,6 +6297,9 @@
           </w:p>
         </w:tc>
         <w:tc>
+          <w:tcPr>
+            <w:tcW w:w="0" w:type="auto"/>
+          </w:tcPr>
           <w:p>
             <w:r>
               <w:t>116</w:t>
@@ -4960,20 +6309,59 @@
       </w:tr>
       <w:tr>
         <w:tc>
-          <w:p>
-            <w:r>
-              <w:t>Ternary operators should not be nested</w:t>
-            </w:r>
-          </w:p>
-        </w:tc>
-        <w:tc>
-          <w:p>
-            <w:r>
-              <w:t/>
-            </w:r>
-          </w:p>
-        </w:tc>
-        <w:tc>
+          <w:tcPr>
+            <w:tcW w:w="0" w:type="auto"/>
+          </w:tcPr>
+          <w:p>
+            <w:proofErr w:type="spellStart"/>
+            <w:r>
+              <w:t>Ternary</w:t>
+            </w:r>
+            <w:proofErr w:type="spellEnd"/>
+            <w:r>
+              <w:t xml:space="preserve"> </w:t>
+            </w:r>
+            <w:proofErr w:type="spellStart"/>
+            <w:r>
+              <w:t>operators</w:t>
+            </w:r>
+            <w:proofErr w:type="spellEnd"/>
+            <w:r>
+              <w:t xml:space="preserve"> </w:t>
+            </w:r>
+            <w:proofErr w:type="spellStart"/>
+            <w:r>
+              <w:t>should</w:t>
+            </w:r>
+            <w:proofErr w:type="spellEnd"/>
+            <w:r>
+              <w:t xml:space="preserve"> not </w:t>
+            </w:r>
+            <w:proofErr w:type="spellStart"/>
+            <w:r>
+              <w:t>be</w:t>
+            </w:r>
+            <w:proofErr w:type="spellEnd"/>
+            <w:r>
+              <w:t xml:space="preserve"> </w:t>
+            </w:r>
+            <w:proofErr w:type="spellStart"/>
+            <w:r>
+              <w:t>nested</w:t>
+            </w:r>
+            <w:proofErr w:type="spellEnd"/>
+          </w:p>
+        </w:tc>
+        <w:tc>
+          <w:tcPr>
+            <w:tcW w:w="0" w:type="auto"/>
+          </w:tcPr>
+          <w:p/>
+        </w:tc>
+        <w:tc>
+          <w:tcPr>
+            <w:tcW w:w="0" w:type="auto"/>
+          </w:tcPr>
           <w:p>
             <w:r>
               <w:t>CODE_SMELL</w:t>
@@ -4981,6 +6369,9 @@
           </w:p>
         </w:tc>
         <w:tc>
+          <w:tcPr>
+            <w:tcW w:w="0" w:type="auto"/>
+          </w:tcPr>
           <w:p>
             <w:r>
               <w:t>MAJOR</w:t>
@@ -4988,6 +6379,9 @@
           </w:p>
         </w:tc>
         <w:tc>
+          <w:tcPr>
+            <w:tcW w:w="0" w:type="auto"/>
+          </w:tcPr>
           <w:p>
             <w:r>
               <w:t>4</w:t>
@@ -4996,21 +6390,71 @@
         </w:tc>
       </w:tr>
       <w:tr>
-        <w:tc>
-          <w:p>
-            <w:r>
-              <w:t>Array-mutating methods should not be used misleadingly</w:t>
-            </w:r>
-          </w:p>
-        </w:tc>
-        <w:tc>
-          <w:p>
-            <w:r>
-              <w:t/>
-            </w:r>
-          </w:p>
-        </w:tc>
-        <w:tc>
+        <w:trPr>
+          <w:cnfStyle w:val="000000100000" w:firstRow="0" w:lastRow="0" w:firstColumn="0" w:lastColumn="0" w:oddVBand="0" w:evenVBand="0" w:oddHBand="1" w:evenHBand="0" w:firstRowFirstColumn="0" w:firstRowLastColumn="0" w:lastRowFirstColumn="0" w:lastRowLastColumn="0"/>
+        </w:trPr>
+        <w:tc>
+          <w:tcPr>
+            <w:tcW w:w="0" w:type="auto"/>
+          </w:tcPr>
+          <w:p>
+            <w:proofErr w:type="spellStart"/>
+            <w:r>
+              <w:t>Array-mutating</w:t>
+            </w:r>
+            <w:proofErr w:type="spellEnd"/>
+            <w:r>
+              <w:t xml:space="preserve"> </w:t>
+            </w:r>
+            <w:proofErr w:type="spellStart"/>
+            <w:r>
+              <w:t>methods</w:t>
+            </w:r>
+            <w:proofErr w:type="spellEnd"/>
+            <w:r>
+              <w:t xml:space="preserve"> </w:t>
+            </w:r>
+            <w:proofErr w:type="spellStart"/>
+            <w:r>
+              <w:t>should</w:t>
+            </w:r>
+            <w:proofErr w:type="spellEnd"/>
+            <w:r>
+              <w:t xml:space="preserve"> not </w:t>
+            </w:r>
+            <w:proofErr w:type="spellStart"/>
+            <w:r>
+              <w:t>be</w:t>
+            </w:r>
+            <w:proofErr w:type="spellEnd"/>
+            <w:r>
+              <w:t xml:space="preserve"> </w:t>
+            </w:r>
+            <w:proofErr w:type="spellStart"/>
+            <w:r>
+              <w:t>used</w:t>
+            </w:r>
+            <w:proofErr w:type="spellEnd"/>
+            <w:r>
+              <w:t xml:space="preserve"> </w:t>
+            </w:r>
+            <w:proofErr w:type="spellStart"/>
+            <w:r>
+              <w:t>misleadingly</w:t>
+            </w:r>
+            <w:proofErr w:type="spellEnd"/>
+          </w:p>
+        </w:tc>
+        <w:tc>
+          <w:tcPr>
+            <w:tcW w:w="0" w:type="auto"/>
+          </w:tcPr>
+          <w:p/>
+        </w:tc>
+        <w:tc>
+          <w:tcPr>
+            <w:tcW w:w="0" w:type="auto"/>
+          </w:tcPr>
           <w:p>
             <w:r>
               <w:t>CODE_SMELL</w:t>
@@ -5018,6 +6462,9 @@
           </w:p>
         </w:tc>
         <w:tc>
+          <w:tcPr>
+            <w:tcW w:w="0" w:type="auto"/>
+          </w:tcPr>
           <w:p>
             <w:r>
               <w:t>MAJOR</w:t>
@@ -5025,6 +6472,9 @@
           </w:p>
         </w:tc>
         <w:tc>
+          <w:tcPr>
+            <w:tcW w:w="0" w:type="auto"/>
+          </w:tcPr>
           <w:p>
             <w:r>
               <w:t>3</w:t>
@@ -5034,20 +6484,59 @@
       </w:tr>
       <w:tr>
         <w:tc>
-          <w:p>
-            <w:r>
-              <w:t>Optional chaining should be preferred</w:t>
-            </w:r>
-          </w:p>
-        </w:tc>
-        <w:tc>
-          <w:p>
-            <w:r>
-              <w:t/>
-            </w:r>
-          </w:p>
-        </w:tc>
-        <w:tc>
+          <w:tcPr>
+            <w:tcW w:w="0" w:type="auto"/>
+          </w:tcPr>
+          <w:p>
+            <w:proofErr w:type="spellStart"/>
+            <w:r>
+              <w:t>Optional</w:t>
+            </w:r>
+            <w:proofErr w:type="spellEnd"/>
+            <w:r>
+              <w:t xml:space="preserve"> </w:t>
+            </w:r>
+            <w:proofErr w:type="spellStart"/>
+            <w:r>
+              <w:t>chaining</w:t>
+            </w:r>
+            <w:proofErr w:type="spellEnd"/>
+            <w:r>
+              <w:t xml:space="preserve"> </w:t>
+            </w:r>
+            <w:proofErr w:type="spellStart"/>
+            <w:r>
+              <w:t>should</w:t>
+            </w:r>
+            <w:proofErr w:type="spellEnd"/>
+            <w:r>
+              <w:t xml:space="preserve"> </w:t>
+            </w:r>
+            <w:proofErr w:type="spellStart"/>
+            <w:r>
+              <w:t>be</w:t>
+            </w:r>
+            <w:proofErr w:type="spellEnd"/>
+            <w:r>
+              <w:t xml:space="preserve"> </w:t>
+            </w:r>
+            <w:proofErr w:type="spellStart"/>
+            <w:r>
+              <w:t>preferred</w:t>
+            </w:r>
+            <w:proofErr w:type="spellEnd"/>
+          </w:p>
+        </w:tc>
+        <w:tc>
+          <w:tcPr>
+            <w:tcW w:w="0" w:type="auto"/>
+          </w:tcPr>
+          <w:p/>
+        </w:tc>
+        <w:tc>
+          <w:tcPr>
+            <w:tcW w:w="0" w:type="auto"/>
+          </w:tcPr>
           <w:p>
             <w:r>
               <w:t>CODE_SMELL</w:t>
@@ -5055,6 +6544,9 @@
           </w:p>
         </w:tc>
         <w:tc>
+          <w:tcPr>
+            <w:tcW w:w="0" w:type="auto"/>
+          </w:tcPr>
           <w:p>
             <w:r>
               <w:t>MAJOR</w:t>
@@ -5062,6 +6554,9 @@
           </w:p>
         </w:tc>
         <w:tc>
+          <w:tcPr>
+            <w:tcW w:w="0" w:type="auto"/>
+          </w:tcPr>
           <w:p>
             <w:r>
               <w:t>3</w:t>
@@ -5070,21 +6565,61 @@
         </w:tc>
       </w:tr>
       <w:tr>
-        <w:tc>
-          <w:p>
-            <w:r>
-              <w:t>"Number.isNaN()" should be used to check for "NaN" value</w:t>
-            </w:r>
-          </w:p>
-        </w:tc>
-        <w:tc>
-          <w:p>
-            <w:r>
-              <w:t/>
-            </w:r>
-          </w:p>
-        </w:tc>
-        <w:tc>
+        <w:trPr>
+          <w:cnfStyle w:val="000000100000" w:firstRow="0" w:lastRow="0" w:firstColumn="0" w:lastColumn="0" w:oddVBand="0" w:evenVBand="0" w:oddHBand="1" w:evenHBand="0" w:firstRowFirstColumn="0" w:firstRowLastColumn="0" w:lastRowFirstColumn="0" w:lastRowLastColumn="0"/>
+        </w:trPr>
+        <w:tc>
+          <w:tcPr>
+            <w:tcW w:w="0" w:type="auto"/>
+          </w:tcPr>
+          <w:p>
+            <w:r>
+              <w:t>"</w:t>
+            </w:r>
+            <w:proofErr w:type="spellStart"/>
+            <w:r>
+              <w:t>Number.isNaN</w:t>
+            </w:r>
+            <w:proofErr w:type="spellEnd"/>
+            <w:r>
+              <w:t xml:space="preserve">()" </w:t>
+            </w:r>
+            <w:proofErr w:type="spellStart"/>
+            <w:r>
+              <w:t>should</w:t>
+            </w:r>
+            <w:proofErr w:type="spellEnd"/>
+            <w:r>
+              <w:t xml:space="preserve"> </w:t>
+            </w:r>
+            <w:proofErr w:type="spellStart"/>
+            <w:r>
+              <w:t>be</w:t>
+            </w:r>
+            <w:proofErr w:type="spellEnd"/>
+            <w:r>
+              <w:t xml:space="preserve"> </w:t>
+            </w:r>
+            <w:proofErr w:type="spellStart"/>
+            <w:r>
+              <w:t>used</w:t>
+            </w:r>
+            <w:proofErr w:type="spellEnd"/>
+            <w:r>
+              <w:t xml:space="preserve"> to check for "NaN" value</w:t>
+            </w:r>
+          </w:p>
+        </w:tc>
+        <w:tc>
+          <w:tcPr>
+            <w:tcW w:w="0" w:type="auto"/>
+          </w:tcPr>
+          <w:p/>
+        </w:tc>
+        <w:tc>
+          <w:tcPr>
+            <w:tcW w:w="0" w:type="auto"/>
+          </w:tcPr>
           <w:p>
             <w:r>
               <w:t>CODE_SMELL</w:t>
@@ -5092,6 +6627,9 @@
           </w:p>
         </w:tc>
         <w:tc>
+          <w:tcPr>
+            <w:tcW w:w="0" w:type="auto"/>
+          </w:tcPr>
           <w:p>
             <w:r>
               <w:t>MAJOR</w:t>
@@ -5099,6 +6637,9 @@
           </w:p>
         </w:tc>
         <w:tc>
+          <w:tcPr>
+            <w:tcW w:w="0" w:type="auto"/>
+          </w:tcPr>
           <w:p>
             <w:r>
               <w:t>1</w:t>
@@ -5108,20 +6649,62 @@
       </w:tr>
       <w:tr>
         <w:tc>
-          <w:p>
-            <w:r>
-              <w:t>Image, area and button with image elements should have an "alt" attribute</w:t>
-            </w:r>
-          </w:p>
-        </w:tc>
-        <w:tc>
-          <w:p>
-            <w:r>
-              <w:t/>
-            </w:r>
-          </w:p>
-        </w:tc>
-        <w:tc>
+          <w:tcPr>
+            <w:tcW w:w="0" w:type="auto"/>
+          </w:tcPr>
+          <w:p>
+            <w:r>
+              <w:t xml:space="preserve">Image, area and </w:t>
+            </w:r>
+            <w:proofErr w:type="spellStart"/>
+            <w:r>
+              <w:t>button</w:t>
+            </w:r>
+            <w:proofErr w:type="spellEnd"/>
+            <w:r>
+              <w:t xml:space="preserve"> </w:t>
+            </w:r>
+            <w:proofErr w:type="spellStart"/>
+            <w:r>
+              <w:t>with</w:t>
+            </w:r>
+            <w:proofErr w:type="spellEnd"/>
+            <w:r>
+              <w:t xml:space="preserve"> image </w:t>
+            </w:r>
+            <w:proofErr w:type="spellStart"/>
+            <w:r>
+              <w:t>elements</w:t>
+            </w:r>
+            <w:proofErr w:type="spellEnd"/>
+            <w:r>
+              <w:t xml:space="preserve"> </w:t>
+            </w:r>
+            <w:proofErr w:type="spellStart"/>
+            <w:r>
+              <w:t>should</w:t>
+            </w:r>
+            <w:proofErr w:type="spellEnd"/>
+            <w:r>
+              <w:t xml:space="preserve"> have an "alt" </w:t>
+            </w:r>
+            <w:proofErr w:type="spellStart"/>
+            <w:r>
+              <w:t>attribute</w:t>
+            </w:r>
+            <w:proofErr w:type="spellEnd"/>
+          </w:p>
+        </w:tc>
+        <w:tc>
+          <w:tcPr>
+            <w:tcW w:w="0" w:type="auto"/>
+          </w:tcPr>
+          <w:p/>
+        </w:tc>
+        <w:tc>
+          <w:tcPr>
+            <w:tcW w:w="0" w:type="auto"/>
+          </w:tcPr>
           <w:p>
             <w:r>
               <w:t>CODE_SMELL</w:t>
@@ -5129,6 +6712,9 @@
           </w:p>
         </w:tc>
         <w:tc>
+          <w:tcPr>
+            <w:tcW w:w="0" w:type="auto"/>
+          </w:tcPr>
           <w:p>
             <w:r>
               <w:t>MINOR</w:t>
@@ -5136,6 +6722,9 @@
           </w:p>
         </w:tc>
         <w:tc>
+          <w:tcPr>
+            <w:tcW w:w="0" w:type="auto"/>
+          </w:tcPr>
           <w:p>
             <w:r>
               <w:t>1</w:t>
@@ -5144,21 +6733,50 @@
         </w:tc>
       </w:tr>
       <w:tr>
-        <w:tc>
-          <w:p>
-            <w:r>
-              <w:t>Reduce the amount of consecutive RUN instructions</w:t>
-            </w:r>
-          </w:p>
-        </w:tc>
-        <w:tc>
-          <w:p>
-            <w:r>
-              <w:t/>
-            </w:r>
-          </w:p>
-        </w:tc>
-        <w:tc>
+        <w:trPr>
+          <w:cnfStyle w:val="000000100000" w:firstRow="0" w:lastRow="0" w:firstColumn="0" w:lastColumn="0" w:oddVBand="0" w:evenVBand="0" w:oddHBand="1" w:evenHBand="0" w:firstRowFirstColumn="0" w:firstRowLastColumn="0" w:lastRowFirstColumn="0" w:lastRowLastColumn="0"/>
+        </w:trPr>
+        <w:tc>
+          <w:tcPr>
+            <w:tcW w:w="0" w:type="auto"/>
+          </w:tcPr>
+          <w:p>
+            <w:proofErr w:type="spellStart"/>
+            <w:r>
+              <w:t>Reduce</w:t>
+            </w:r>
+            <w:proofErr w:type="spellEnd"/>
+            <w:r>
+              <w:t xml:space="preserve"> the </w:t>
+            </w:r>
+            <w:proofErr w:type="spellStart"/>
+            <w:r>
+              <w:t>amount</w:t>
+            </w:r>
+            <w:proofErr w:type="spellEnd"/>
+            <w:r>
+              <w:t xml:space="preserve"> of </w:t>
+            </w:r>
+            <w:proofErr w:type="spellStart"/>
+            <w:r>
+              <w:t>consecutive</w:t>
+            </w:r>
+            <w:proofErr w:type="spellEnd"/>
+            <w:r>
+              <w:t xml:space="preserve"> RUN instructions</w:t>
+            </w:r>
+          </w:p>
+        </w:tc>
+        <w:tc>
+          <w:tcPr>
+            <w:tcW w:w="0" w:type="auto"/>
+          </w:tcPr>
+          <w:p/>
+        </w:tc>
+        <w:tc>
+          <w:tcPr>
+            <w:tcW w:w="0" w:type="auto"/>
+          </w:tcPr>
           <w:p>
             <w:r>
               <w:t>CODE_SMELL</w:t>
@@ -5166,6 +6784,9 @@
           </w:p>
         </w:tc>
         <w:tc>
+          <w:tcPr>
+            <w:tcW w:w="0" w:type="auto"/>
+          </w:tcPr>
           <w:p>
             <w:r>
               <w:t>MINOR</w:t>
@@ -5173,6 +6794,9 @@
           </w:p>
         </w:tc>
         <w:tc>
+          <w:tcPr>
+            <w:tcW w:w="0" w:type="auto"/>
+          </w:tcPr>
           <w:p>
             <w:r>
               <w:t>2</w:t>
@@ -5182,20 +6806,65 @@
       </w:tr>
       <w:tr>
         <w:tc>
-          <w:p>
-            <w:r>
-              <w:t>Boolean literals should not be used in comparisons</w:t>
-            </w:r>
-          </w:p>
-        </w:tc>
-        <w:tc>
-          <w:p>
-            <w:r>
-              <w:t/>
-            </w:r>
-          </w:p>
-        </w:tc>
-        <w:tc>
+          <w:tcPr>
+            <w:tcW w:w="0" w:type="auto"/>
+          </w:tcPr>
+          <w:p>
+            <w:r>
+              <w:t xml:space="preserve">Boolean </w:t>
+            </w:r>
+            <w:proofErr w:type="spellStart"/>
+            <w:r>
+              <w:t>literals</w:t>
+            </w:r>
+            <w:proofErr w:type="spellEnd"/>
+            <w:r>
+              <w:t xml:space="preserve"> </w:t>
+            </w:r>
+            <w:proofErr w:type="spellStart"/>
+            <w:r>
+              <w:t>should</w:t>
+            </w:r>
+            <w:proofErr w:type="spellEnd"/>
+            <w:r>
+              <w:t xml:space="preserve"> not </w:t>
+            </w:r>
+            <w:proofErr w:type="spellStart"/>
+            <w:r>
+              <w:t>be</w:t>
+            </w:r>
+            <w:proofErr w:type="spellEnd"/>
+            <w:r>
+              <w:t xml:space="preserve"> </w:t>
+            </w:r>
+            <w:proofErr w:type="spellStart"/>
+            <w:r>
+              <w:t>used</w:t>
+            </w:r>
+            <w:proofErr w:type="spellEnd"/>
+            <w:r>
+              <w:t xml:space="preserve"> </w:t>
+            </w:r>
+            <w:r>
+              <w:t xml:space="preserve">in </w:t>
+            </w:r>
+            <w:proofErr w:type="spellStart"/>
+            <w:r>
+              <w:t>comparisons</w:t>
+            </w:r>
+            <w:proofErr w:type="spellEnd"/>
+          </w:p>
+        </w:tc>
+        <w:tc>
+          <w:tcPr>
+            <w:tcW w:w="0" w:type="auto"/>
+          </w:tcPr>
+          <w:p/>
+        </w:tc>
+        <w:tc>
+          <w:tcPr>
+            <w:tcW w:w="0" w:type="auto"/>
+          </w:tcPr>
           <w:p>
             <w:r>
               <w:t>CODE_SMELL</w:t>
@@ -5203,6 +6872,9 @@
           </w:p>
         </w:tc>
         <w:tc>
+          <w:tcPr>
+            <w:tcW w:w="0" w:type="auto"/>
+          </w:tcPr>
           <w:p>
             <w:r>
               <w:t>MINOR</w:t>
@@ -5210,6 +6882,9 @@
           </w:p>
         </w:tc>
         <w:tc>
+          <w:tcPr>
+            <w:tcW w:w="0" w:type="auto"/>
+          </w:tcPr>
           <w:p>
             <w:r>
               <w:t>1</w:t>
@@ -5218,21 +6893,55 @@
         </w:tc>
       </w:tr>
       <w:tr>
-        <w:tc>
-          <w:p>
-            <w:r>
-              <w:t>Unnecessary imports should be removed</w:t>
-            </w:r>
-          </w:p>
-        </w:tc>
-        <w:tc>
-          <w:p>
-            <w:r>
-              <w:t/>
-            </w:r>
-          </w:p>
-        </w:tc>
-        <w:tc>
+        <w:trPr>
+          <w:cnfStyle w:val="000000100000" w:firstRow="0" w:lastRow="0" w:firstColumn="0" w:lastColumn="0" w:oddVBand="0" w:evenVBand="0" w:oddHBand="1" w:evenHBand="0" w:firstRowFirstColumn="0" w:firstRowLastColumn="0" w:lastRowFirstColumn="0" w:lastRowLastColumn="0"/>
+        </w:trPr>
+        <w:tc>
+          <w:tcPr>
+            <w:tcW w:w="0" w:type="auto"/>
+          </w:tcPr>
+          <w:p>
+            <w:proofErr w:type="spellStart"/>
+            <w:r>
+              <w:t>Unnecessary</w:t>
+            </w:r>
+            <w:proofErr w:type="spellEnd"/>
+            <w:r>
+              <w:t xml:space="preserve"> imports </w:t>
+            </w:r>
+            <w:proofErr w:type="spellStart"/>
+            <w:r>
+              <w:t>should</w:t>
+            </w:r>
+            <w:proofErr w:type="spellEnd"/>
+            <w:r>
+              <w:t xml:space="preserve"> </w:t>
+            </w:r>
+            <w:proofErr w:type="spellStart"/>
+            <w:r>
+              <w:t>be</w:t>
+            </w:r>
+            <w:proofErr w:type="spellEnd"/>
+            <w:r>
+              <w:t xml:space="preserve"> </w:t>
+            </w:r>
+            <w:proofErr w:type="spellStart"/>
+            <w:r>
+              <w:t>removed</w:t>
+            </w:r>
+            <w:proofErr w:type="spellEnd"/>
+          </w:p>
+        </w:tc>
+        <w:tc>
+          <w:tcPr>
+            <w:tcW w:w="0" w:type="auto"/>
+          </w:tcPr>
+          <w:p/>
+        </w:tc>
+        <w:tc>
+          <w:tcPr>
+            <w:tcW w:w="0" w:type="auto"/>
+          </w:tcPr>
           <w:p>
             <w:r>
               <w:t>CODE_SMELL</w:t>
@@ -5240,6 +6949,9 @@
           </w:p>
         </w:tc>
         <w:tc>
+          <w:tcPr>
+            <w:tcW w:w="0" w:type="auto"/>
+          </w:tcPr>
           <w:p>
             <w:r>
               <w:t>MINOR</w:t>
@@ -5247,6 +6959,9 @@
           </w:p>
         </w:tc>
         <w:tc>
+          <w:tcPr>
+            <w:tcW w:w="0" w:type="auto"/>
+          </w:tcPr>
           <w:p>
             <w:r>
               <w:t>9</w:t>
@@ -5256,20 +6971,51 @@
       </w:tr>
       <w:tr>
         <w:tc>
-          <w:p>
-            <w:r>
-              <w:t>Deprecated APIs should not be used</w:t>
-            </w:r>
-          </w:p>
-        </w:tc>
-        <w:tc>
-          <w:p>
-            <w:r>
-              <w:t/>
-            </w:r>
-          </w:p>
-        </w:tc>
-        <w:tc>
+          <w:tcPr>
+            <w:tcW w:w="0" w:type="auto"/>
+          </w:tcPr>
+          <w:p>
+            <w:proofErr w:type="spellStart"/>
+            <w:r>
+              <w:t>Deprecated</w:t>
+            </w:r>
+            <w:proofErr w:type="spellEnd"/>
+            <w:r>
+              <w:t xml:space="preserve"> APIs </w:t>
+            </w:r>
+            <w:proofErr w:type="spellStart"/>
+            <w:r>
+              <w:t>should</w:t>
+            </w:r>
+            <w:proofErr w:type="spellEnd"/>
+            <w:r>
+              <w:t xml:space="preserve"> not </w:t>
+            </w:r>
+            <w:proofErr w:type="spellStart"/>
+            <w:r>
+              <w:t>be</w:t>
+            </w:r>
+            <w:proofErr w:type="spellEnd"/>
+            <w:r>
+              <w:t xml:space="preserve"> </w:t>
+            </w:r>
+            <w:proofErr w:type="spellStart"/>
+            <w:r>
+              <w:t>used</w:t>
+            </w:r>
+            <w:proofErr w:type="spellEnd"/>
+          </w:p>
+        </w:tc>
+        <w:tc>
+          <w:tcPr>
+            <w:tcW w:w="0" w:type="auto"/>
+          </w:tcPr>
+          <w:p/>
+        </w:tc>
+        <w:tc>
+          <w:tcPr>
+            <w:tcW w:w="0" w:type="auto"/>
+          </w:tcPr>
           <w:p>
             <w:r>
               <w:t>CODE_SMELL</w:t>
@@ -5277,6 +7023,9 @@
           </w:p>
         </w:tc>
         <w:tc>
+          <w:tcPr>
+            <w:tcW w:w="0" w:type="auto"/>
+          </w:tcPr>
           <w:p>
             <w:r>
               <w:t>MINOR</w:t>
@@ -5284,6 +7033,9 @@
           </w:p>
         </w:tc>
         <w:tc>
+          <w:tcPr>
+            <w:tcW w:w="0" w:type="auto"/>
+          </w:tcPr>
           <w:p>
             <w:r>
               <w:t>9</w:t>
@@ -5292,21 +7044,66 @@
         </w:tc>
       </w:tr>
       <w:tr>
-        <w:tc>
-          <w:p>
-            <w:r>
-              <w:t>Imports from the same module should be merged</w:t>
-            </w:r>
-          </w:p>
-        </w:tc>
-        <w:tc>
-          <w:p>
-            <w:r>
-              <w:t/>
-            </w:r>
-          </w:p>
-        </w:tc>
-        <w:tc>
+        <w:trPr>
+          <w:cnfStyle w:val="000000100000" w:firstRow="0" w:lastRow="0" w:firstColumn="0" w:lastColumn="0" w:oddVBand="0" w:evenVBand="0" w:oddHBand="1" w:evenHBand="0" w:firstRowFirstColumn="0" w:firstRowLastColumn="0" w:lastRowFirstColumn="0" w:lastRowLastColumn="0"/>
+        </w:trPr>
+        <w:tc>
+          <w:tcPr>
+            <w:tcW w:w="0" w:type="auto"/>
+          </w:tcPr>
+          <w:p>
+            <w:r>
+              <w:t xml:space="preserve">Imports </w:t>
+            </w:r>
+            <w:proofErr w:type="spellStart"/>
+            <w:r>
+              <w:t>from</w:t>
+            </w:r>
+            <w:proofErr w:type="spellEnd"/>
+            <w:r>
+              <w:t xml:space="preserve"> the </w:t>
+            </w:r>
+            <w:proofErr w:type="spellStart"/>
+            <w:r>
+              <w:t>same</w:t>
+            </w:r>
+            <w:proofErr w:type="spellEnd"/>
+            <w:r>
+              <w:t xml:space="preserve"> module </w:t>
+            </w:r>
+            <w:proofErr w:type="spellStart"/>
+            <w:r>
+              <w:t>should</w:t>
+            </w:r>
+            <w:proofErr w:type="spellEnd"/>
+            <w:r>
+              <w:t xml:space="preserve"> </w:t>
+            </w:r>
+            <w:proofErr w:type="spellStart"/>
+            <w:r>
+              <w:t>be</w:t>
+            </w:r>
+            <w:proofErr w:type="spellEnd"/>
+            <w:r>
+              <w:t xml:space="preserve"> </w:t>
+            </w:r>
+            <w:proofErr w:type="spellStart"/>
+            <w:r>
+              <w:t>merged</w:t>
+            </w:r>
+            <w:proofErr w:type="spellEnd"/>
+          </w:p>
+        </w:tc>
+        <w:tc>
+          <w:tcPr>
+            <w:tcW w:w="0" w:type="auto"/>
+          </w:tcPr>
+          <w:p/>
+        </w:tc>
+        <w:tc>
+          <w:tcPr>
+            <w:tcW w:w="0" w:type="auto"/>
+          </w:tcPr>
           <w:p>
             <w:r>
               <w:t>CODE_SMELL</w:t>
@@ -5314,6 +7111,9 @@
           </w:p>
         </w:tc>
         <w:tc>
+          <w:tcPr>
+            <w:tcW w:w="0" w:type="auto"/>
+          </w:tcPr>
           <w:p>
             <w:r>
               <w:t>MINOR</w:t>
@@ -5321,6 +7121,9 @@
           </w:p>
         </w:tc>
         <w:tc>
+          <w:tcPr>
+            <w:tcW w:w="0" w:type="auto"/>
+          </w:tcPr>
           <w:p>
             <w:r>
               <w:t>2</w:t>
@@ -5330,20 +7133,70 @@
       </w:tr>
       <w:tr>
         <w:tc>
-          <w:p>
-            <w:r>
-              <w:t>Redundant casts and non-null assertions should be avoided</w:t>
-            </w:r>
-          </w:p>
-        </w:tc>
-        <w:tc>
-          <w:p>
-            <w:r>
-              <w:t/>
-            </w:r>
-          </w:p>
-        </w:tc>
-        <w:tc>
+          <w:tcPr>
+            <w:tcW w:w="0" w:type="auto"/>
+          </w:tcPr>
+          <w:p>
+            <w:proofErr w:type="spellStart"/>
+            <w:r>
+              <w:t>Redundant</w:t>
+            </w:r>
+            <w:proofErr w:type="spellEnd"/>
+            <w:r>
+              <w:t xml:space="preserve"> </w:t>
+            </w:r>
+            <w:proofErr w:type="spellStart"/>
+            <w:r>
+              <w:t>casts</w:t>
+            </w:r>
+            <w:proofErr w:type="spellEnd"/>
+            <w:r>
+              <w:t xml:space="preserve"> and non-</w:t>
+            </w:r>
+            <w:proofErr w:type="spellStart"/>
+            <w:r>
+              <w:t>null</w:t>
+            </w:r>
+            <w:proofErr w:type="spellEnd"/>
+            <w:r>
+              <w:t xml:space="preserve"> </w:t>
+            </w:r>
+            <w:r>
+              <w:t xml:space="preserve">assertions </w:t>
+            </w:r>
+            <w:proofErr w:type="spellStart"/>
+            <w:r>
+              <w:t>should</w:t>
+            </w:r>
+            <w:proofErr w:type="spellEnd"/>
+            <w:r>
+              <w:t xml:space="preserve"> </w:t>
+            </w:r>
+            <w:proofErr w:type="spellStart"/>
+            <w:r>
+              <w:t>be</w:t>
+            </w:r>
+            <w:proofErr w:type="spellEnd"/>
+            <w:r>
+              <w:t xml:space="preserve"> </w:t>
+            </w:r>
+            <w:proofErr w:type="spellStart"/>
+            <w:r>
+              <w:t>avoided</w:t>
+            </w:r>
+            <w:proofErr w:type="spellEnd"/>
+          </w:p>
+        </w:tc>
+        <w:tc>
+          <w:tcPr>
+            <w:tcW w:w="0" w:type="auto"/>
+          </w:tcPr>
+          <w:p/>
+        </w:tc>
+        <w:tc>
+          <w:tcPr>
+            <w:tcW w:w="0" w:type="auto"/>
+          </w:tcPr>
           <w:p>
             <w:r>
               <w:t>CODE_SMELL</w:t>
@@ -5351,6 +7204,9 @@
           </w:p>
         </w:tc>
         <w:tc>
+          <w:tcPr>
+            <w:tcW w:w="0" w:type="auto"/>
+          </w:tcPr>
           <w:p>
             <w:r>
               <w:t>MINOR</w:t>
@@ -5358,6 +7214,9 @@
           </w:p>
         </w:tc>
         <w:tc>
+          <w:tcPr>
+            <w:tcW w:w="0" w:type="auto"/>
+          </w:tcPr>
           <w:p>
             <w:r>
               <w:t>3</w:t>
@@ -5366,21 +7225,69 @@
         </w:tc>
       </w:tr>
       <w:tr>
-        <w:tc>
-          <w:p>
-            <w:r>
-              <w:t>Regular expression literals should be used when possible</w:t>
-            </w:r>
-          </w:p>
-        </w:tc>
-        <w:tc>
-          <w:p>
-            <w:r>
-              <w:t/>
-            </w:r>
-          </w:p>
-        </w:tc>
-        <w:tc>
+        <w:trPr>
+          <w:cnfStyle w:val="000000100000" w:firstRow="0" w:lastRow="0" w:firstColumn="0" w:lastColumn="0" w:oddVBand="0" w:evenVBand="0" w:oddHBand="1" w:evenHBand="0" w:firstRowFirstColumn="0" w:firstRowLastColumn="0" w:lastRowFirstColumn="0" w:lastRowLastColumn="0"/>
+        </w:trPr>
+        <w:tc>
+          <w:tcPr>
+            <w:tcW w:w="0" w:type="auto"/>
+          </w:tcPr>
+          <w:p>
+            <w:r>
+              <w:t xml:space="preserve">Regular expression </w:t>
+            </w:r>
+            <w:proofErr w:type="spellStart"/>
+            <w:r>
+              <w:t>literals</w:t>
+            </w:r>
+            <w:proofErr w:type="spellEnd"/>
+            <w:r>
+              <w:t xml:space="preserve"> </w:t>
+            </w:r>
+            <w:proofErr w:type="spellStart"/>
+            <w:r>
+              <w:t>should</w:t>
+            </w:r>
+            <w:proofErr w:type="spellEnd"/>
+            <w:r>
+              <w:t xml:space="preserve"> </w:t>
+            </w:r>
+            <w:proofErr w:type="spellStart"/>
+            <w:r>
+              <w:t>be</w:t>
+            </w:r>
+            <w:proofErr w:type="spellEnd"/>
+            <w:r>
+              <w:t xml:space="preserve"> </w:t>
+            </w:r>
+            <w:proofErr w:type="spellStart"/>
+            <w:r>
+              <w:t>used</w:t>
+            </w:r>
+            <w:proofErr w:type="spellEnd"/>
+            <w:r>
+              <w:t xml:space="preserve"> </w:t>
+            </w:r>
+            <w:proofErr w:type="spellStart"/>
+            <w:r>
+              <w:t>when</w:t>
+            </w:r>
+            <w:proofErr w:type="spellEnd"/>
+            <w:r>
+              <w:t xml:space="preserve"> possible</w:t>
+            </w:r>
+          </w:p>
+        </w:tc>
+        <w:tc>
+          <w:tcPr>
+            <w:tcW w:w="0" w:type="auto"/>
+          </w:tcPr>
+          <w:p/>
+        </w:tc>
+        <w:tc>
+          <w:tcPr>
+            <w:tcW w:w="0" w:type="auto"/>
+          </w:tcPr>
           <w:p>
             <w:r>
               <w:t>CODE_SMELL</w:t>
@@ -5388,6 +7295,9 @@
           </w:p>
         </w:tc>
         <w:tc>
+          <w:tcPr>
+            <w:tcW w:w="0" w:type="auto"/>
+          </w:tcPr>
           <w:p>
             <w:r>
               <w:t>MINOR</w:t>
@@ -5395,6 +7305,9 @@
           </w:p>
         </w:tc>
         <w:tc>
+          <w:tcPr>
+            <w:tcW w:w="0" w:type="auto"/>
+          </w:tcPr>
           <w:p>
             <w:r>
               <w:t>1</w:t>
@@ -5404,20 +7317,70 @@
       </w:tr>
       <w:tr>
         <w:tc>
-          <w:p>
-            <w:r>
-              <w:t>Regular expression quantifiers and character classes should be used concisely</w:t>
-            </w:r>
-          </w:p>
-        </w:tc>
-        <w:tc>
-          <w:p>
-            <w:r>
-              <w:t/>
-            </w:r>
-          </w:p>
-        </w:tc>
-        <w:tc>
+          <w:tcPr>
+            <w:tcW w:w="0" w:type="auto"/>
+          </w:tcPr>
+          <w:p>
+            <w:r>
+              <w:t xml:space="preserve">Regular expression </w:t>
+            </w:r>
+            <w:proofErr w:type="spellStart"/>
+            <w:r>
+              <w:t>quantifiers</w:t>
+            </w:r>
+            <w:proofErr w:type="spellEnd"/>
+            <w:r>
+              <w:t xml:space="preserve"> and </w:t>
+            </w:r>
+            <w:proofErr w:type="spellStart"/>
+            <w:r>
+              <w:t>character</w:t>
+            </w:r>
+            <w:proofErr w:type="spellEnd"/>
+            <w:r>
+              <w:t xml:space="preserve"> classes </w:t>
+            </w:r>
+            <w:proofErr w:type="spellStart"/>
+            <w:r>
+              <w:t>should</w:t>
+            </w:r>
+            <w:proofErr w:type="spellEnd"/>
+            <w:r>
+              <w:t xml:space="preserve"> </w:t>
+            </w:r>
+            <w:proofErr w:type="spellStart"/>
+            <w:r>
+              <w:t>be</w:t>
+            </w:r>
+            <w:proofErr w:type="spellEnd"/>
+            <w:r>
+              <w:t xml:space="preserve"> </w:t>
+            </w:r>
+            <w:proofErr w:type="spellStart"/>
+            <w:r>
+              <w:t>used</w:t>
+            </w:r>
+            <w:proofErr w:type="spellEnd"/>
+            <w:r>
+              <w:t xml:space="preserve"> </w:t>
+            </w:r>
+            <w:proofErr w:type="spellStart"/>
+            <w:r>
+              <w:t>concisely</w:t>
+            </w:r>
+            <w:proofErr w:type="spellEnd"/>
+          </w:p>
+        </w:tc>
+        <w:tc>
+          <w:tcPr>
+            <w:tcW w:w="0" w:type="auto"/>
+          </w:tcPr>
+          <w:p/>
+        </w:tc>
+        <w:tc>
+          <w:tcPr>
+            <w:tcW w:w="0" w:type="auto"/>
+          </w:tcPr>
           <w:p>
             <w:r>
               <w:t>CODE_SMELL</w:t>
@@ -5425,6 +7388,9 @@
           </w:p>
         </w:tc>
         <w:tc>
+          <w:tcPr>
+            <w:tcW w:w="0" w:type="auto"/>
+          </w:tcPr>
           <w:p>
             <w:r>
               <w:t>MINOR</w:t>
@@ -5432,6 +7398,9 @@
           </w:p>
         </w:tc>
         <w:tc>
+          <w:tcPr>
+            <w:tcW w:w="0" w:type="auto"/>
+          </w:tcPr>
           <w:p>
             <w:r>
               <w:t>3</w:t>
@@ -5440,21 +7409,84 @@
         </w:tc>
       </w:tr>
       <w:tr>
-        <w:tc>
-          <w:p>
-            <w:r>
-              <w:t>Objects and classes converted or coerced to strings should define a "toString()" method</w:t>
-            </w:r>
-          </w:p>
-        </w:tc>
-        <w:tc>
-          <w:p>
-            <w:r>
-              <w:t/>
-            </w:r>
-          </w:p>
-        </w:tc>
-        <w:tc>
+        <w:trPr>
+          <w:cnfStyle w:val="000000100000" w:firstRow="0" w:lastRow="0" w:firstColumn="0" w:lastColumn="0" w:oddVBand="0" w:evenVBand="0" w:oddHBand="1" w:evenHBand="0" w:firstRowFirstColumn="0" w:firstRowLastColumn="0" w:lastRowFirstColumn="0" w:lastRowLastColumn="0"/>
+        </w:trPr>
+        <w:tc>
+          <w:tcPr>
+            <w:tcW w:w="0" w:type="auto"/>
+          </w:tcPr>
+          <w:p>
+            <w:proofErr w:type="spellStart"/>
+            <w:r>
+              <w:t>Objects</w:t>
+            </w:r>
+            <w:proofErr w:type="spellEnd"/>
+            <w:r>
+              <w:t xml:space="preserve"> and classes </w:t>
+            </w:r>
+            <w:proofErr w:type="spellStart"/>
+            <w:r>
+              <w:t>converted</w:t>
+            </w:r>
+            <w:proofErr w:type="spellEnd"/>
+            <w:r>
+              <w:t xml:space="preserve"> or </w:t>
+            </w:r>
+            <w:proofErr w:type="spellStart"/>
+            <w:r>
+              <w:t>coerced</w:t>
+            </w:r>
+            <w:proofErr w:type="spellEnd"/>
+            <w:r>
+              <w:t xml:space="preserve"> to strings </w:t>
+            </w:r>
+            <w:proofErr w:type="spellStart"/>
+            <w:r>
+              <w:t>should</w:t>
+            </w:r>
+            <w:proofErr w:type="spellEnd"/>
+            <w:r>
+              <w:t xml:space="preserve"> </w:t>
+            </w:r>
+            <w:proofErr w:type="spellStart"/>
+            <w:r>
+              <w:t>define</w:t>
+            </w:r>
+            <w:proofErr w:type="spellEnd"/>
+            <w:r>
+              <w:t xml:space="preserve"> a "</w:t>
+            </w:r>
+            <w:proofErr w:type="spellStart"/>
+            <w:proofErr w:type="gramStart"/>
+            <w:r>
+              <w:t>toString</w:t>
+            </w:r>
+            <w:proofErr w:type="spellEnd"/>
+            <w:r>
+              <w:t>(</w:t>
+            </w:r>
+            <w:proofErr w:type="gramEnd"/>
+            <w:r>
+              <w:t xml:space="preserve">)" </w:t>
+            </w:r>
+            <w:proofErr w:type="spellStart"/>
+            <w:r>
+              <w:t>method</w:t>
+            </w:r>
+            <w:proofErr w:type="spellEnd"/>
+          </w:p>
+        </w:tc>
+        <w:tc>
+          <w:tcPr>
+            <w:tcW w:w="0" w:type="auto"/>
+          </w:tcPr>
+          <w:p/>
+        </w:tc>
+        <w:tc>
+          <w:tcPr>
+            <w:tcW w:w="0" w:type="auto"/>
+          </w:tcPr>
           <w:p>
             <w:r>
               <w:t>CODE_SMELL</w:t>
@@ -5462,6 +7494,9 @@
           </w:p>
         </w:tc>
         <w:tc>
+          <w:tcPr>
+            <w:tcW w:w="0" w:type="auto"/>
+          </w:tcPr>
           <w:p>
             <w:r>
               <w:t>MINOR</w:t>
@@ -5469,6 +7504,9 @@
           </w:p>
         </w:tc>
         <w:tc>
+          <w:tcPr>
+            <w:tcW w:w="0" w:type="auto"/>
+          </w:tcPr>
           <w:p>
             <w:r>
               <w:t>1</w:t>
@@ -5478,20 +7516,65 @@
       </w:tr>
       <w:tr>
         <w:tc>
-          <w:p>
-            <w:r>
-              <w:t>"RegExp.exec()" should be preferred over "String.match()"</w:t>
-            </w:r>
-          </w:p>
-        </w:tc>
-        <w:tc>
-          <w:p>
-            <w:r>
-              <w:t/>
-            </w:r>
-          </w:p>
-        </w:tc>
-        <w:tc>
+          <w:tcPr>
+            <w:tcW w:w="0" w:type="auto"/>
+          </w:tcPr>
+          <w:p>
+            <w:r>
+              <w:t>"</w:t>
+            </w:r>
+            <w:proofErr w:type="spellStart"/>
+            <w:r>
+              <w:t>RegExp.exec</w:t>
+            </w:r>
+            <w:proofErr w:type="spellEnd"/>
+            <w:r>
+              <w:t xml:space="preserve">()" </w:t>
+            </w:r>
+            <w:proofErr w:type="spellStart"/>
+            <w:r>
+              <w:t>should</w:t>
+            </w:r>
+            <w:proofErr w:type="spellEnd"/>
+            <w:r>
+              <w:t xml:space="preserve"> </w:t>
+            </w:r>
+            <w:proofErr w:type="spellStart"/>
+            <w:r>
+              <w:t>be</w:t>
+            </w:r>
+            <w:proofErr w:type="spellEnd"/>
+            <w:r>
+              <w:t xml:space="preserve"> </w:t>
+            </w:r>
+            <w:proofErr w:type="spellStart"/>
+            <w:r>
+              <w:t>preferred</w:t>
+            </w:r>
+            <w:proofErr w:type="spellEnd"/>
+            <w:r>
+              <w:t xml:space="preserve"> over "</w:t>
+            </w:r>
+            <w:proofErr w:type="spellStart"/>
+            <w:r>
+              <w:t>String.match</w:t>
+            </w:r>
+            <w:proofErr w:type="spellEnd"/>
+            <w:r>
+              <w:t>()"</w:t>
+            </w:r>
+          </w:p>
+        </w:tc>
+        <w:tc>
+          <w:tcPr>
+            <w:tcW w:w="0" w:type="auto"/>
+          </w:tcPr>
+          <w:p/>
+        </w:tc>
+        <w:tc>
+          <w:tcPr>
+            <w:tcW w:w="0" w:type="auto"/>
+          </w:tcPr>
           <w:p>
             <w:r>
               <w:t>CODE_SMELL</w:t>
@@ -5499,6 +7582,9 @@
           </w:p>
         </w:tc>
         <w:tc>
+          <w:tcPr>
+            <w:tcW w:w="0" w:type="auto"/>
+          </w:tcPr>
           <w:p>
             <w:r>
               <w:t>MINOR</w:t>
@@ -5506,6 +7592,9 @@
           </w:p>
         </w:tc>
         <w:tc>
+          <w:tcPr>
+            <w:tcW w:w="0" w:type="auto"/>
+          </w:tcPr>
           <w:p>
             <w:r>
               <w:t>1</w:t>
@@ -5514,21 +7603,63 @@
         </w:tc>
       </w:tr>
       <w:tr>
-        <w:tc>
-          <w:p>
-            <w:r>
-              <w:t>Nullish coalescing should be preferred</w:t>
-            </w:r>
-          </w:p>
-        </w:tc>
-        <w:tc>
-          <w:p>
-            <w:r>
-              <w:t/>
-            </w:r>
-          </w:p>
-        </w:tc>
-        <w:tc>
+        <w:trPr>
+          <w:cnfStyle w:val="000000100000" w:firstRow="0" w:lastRow="0" w:firstColumn="0" w:lastColumn="0" w:oddVBand="0" w:evenVBand="0" w:oddHBand="1" w:evenHBand="0" w:firstRowFirstColumn="0" w:firstRowLastColumn="0" w:lastRowFirstColumn="0" w:lastRowLastColumn="0"/>
+        </w:trPr>
+        <w:tc>
+          <w:tcPr>
+            <w:tcW w:w="0" w:type="auto"/>
+          </w:tcPr>
+          <w:p>
+            <w:proofErr w:type="spellStart"/>
+            <w:r>
+              <w:t>Nullish</w:t>
+            </w:r>
+            <w:proofErr w:type="spellEnd"/>
+            <w:r>
+              <w:t xml:space="preserve"> </w:t>
+            </w:r>
+            <w:proofErr w:type="spellStart"/>
+            <w:r>
+              <w:t>coalescing</w:t>
+            </w:r>
+            <w:proofErr w:type="spellEnd"/>
+            <w:r>
+              <w:t xml:space="preserve"> </w:t>
+            </w:r>
+            <w:proofErr w:type="spellStart"/>
+            <w:r>
+              <w:t>should</w:t>
+            </w:r>
+            <w:proofErr w:type="spellEnd"/>
+            <w:r>
+              <w:t xml:space="preserve"> </w:t>
+            </w:r>
+            <w:proofErr w:type="spellStart"/>
+            <w:r>
+              <w:t>be</w:t>
+            </w:r>
+            <w:proofErr w:type="spellEnd"/>
+            <w:r>
+              <w:t xml:space="preserve"> </w:t>
+            </w:r>
+            <w:proofErr w:type="spellStart"/>
+            <w:r>
+              <w:t>preferred</w:t>
+            </w:r>
+            <w:proofErr w:type="spellEnd"/>
+          </w:p>
+        </w:tc>
+        <w:tc>
+          <w:tcPr>
+            <w:tcW w:w="0" w:type="auto"/>
+          </w:tcPr>
+          <w:p/>
+        </w:tc>
+        <w:tc>
+          <w:tcPr>
+            <w:tcW w:w="0" w:type="auto"/>
+          </w:tcPr>
           <w:p>
             <w:r>
               <w:t>CODE_SMELL</w:t>
@@ -5536,6 +7667,9 @@
           </w:p>
         </w:tc>
         <w:tc>
+          <w:tcPr>
+            <w:tcW w:w="0" w:type="auto"/>
+          </w:tcPr>
           <w:p>
             <w:r>
               <w:t>MINOR</w:t>
@@ -5543,6 +7677,9 @@
           </w:p>
         </w:tc>
         <w:tc>
+          <w:tcPr>
+            <w:tcW w:w="0" w:type="auto"/>
+          </w:tcPr>
           <w:p>
             <w:r>
               <w:t>16</w:t>
@@ -5582,7 +7719,7 @@
     </w:p>
     <w:p>
       <w:pPr>
-        <w:pStyle w:val="Titre1"/>
+        <w:pStyle w:val="Heading1"/>
         <w:rPr>
           <w:lang w:val="en-US"/>
         </w:rPr>
@@ -5599,7 +7736,7 @@
     </w:p>
     <w:p>
       <w:pPr>
-        <w:pStyle w:val="Titre2"/>
+        <w:pStyle w:val="Heading2"/>
         <w:rPr>
           <w:lang w:val="en-US"/>
         </w:rPr>
@@ -5615,22 +7752,44 @@
     </w:p>
     <w:tbl>
       <w:tblPr>
-        <w:tblStyle w:val="Trameclaire-Accent5"/>
+        <w:tblStyle w:val="LightShading-Accent5"/>
         <w:tblW w:w="9853" w:type="dxa"/>
         <w:tblLook w:val="0420" w:firstRow="1" w:lastRow="0" w:firstColumn="0" w:lastColumn="0" w:noHBand="0" w:noVBand="1"/>
       </w:tblPr>
       <w:tblGrid>
-        <w:gridCol w:w="9853"/>
+        <w:gridCol w:w="5691"/>
+        <w:gridCol w:w="1147"/>
+        <w:gridCol w:w="1808"/>
+        <w:gridCol w:w="1207"/>
       </w:tblGrid>
       <w:tr>
-        <w:tc>
-          <w:p>
-            <w:r>
-              <w:t>Category / Priority</w:t>
-            </w:r>
-          </w:p>
-        </w:tc>
-        <w:tc>
+        <w:trPr>
+          <w:cnfStyle w:val="100000000000" w:firstRow="1" w:lastRow="0" w:firstColumn="0" w:lastColumn="0" w:oddVBand="0" w:evenVBand="0" w:oddHBand="0" w:evenHBand="0" w:firstRowFirstColumn="0" w:firstRowLastColumn="0" w:lastRowFirstColumn="0" w:lastRowLastColumn="0"/>
+        </w:trPr>
+        <w:tc>
+          <w:tcPr>
+            <w:tcW w:w="0" w:type="auto"/>
+          </w:tcPr>
+          <w:p>
+            <w:proofErr w:type="spellStart"/>
+            <w:r>
+              <w:t>Category</w:t>
+            </w:r>
+            <w:proofErr w:type="spellEnd"/>
+            <w:r>
+              <w:t xml:space="preserve"> / </w:t>
+            </w:r>
+            <w:proofErr w:type="spellStart"/>
+            <w:r>
+              <w:t>Priority</w:t>
+            </w:r>
+            <w:proofErr w:type="spellEnd"/>
+          </w:p>
+        </w:tc>
+        <w:tc>
+          <w:tcPr>
+            <w:tcW w:w="0" w:type="auto"/>
+          </w:tcPr>
           <w:p>
             <w:r>
               <w:t>LOW</w:t>
@@ -5638,6 +7797,9 @@
           </w:p>
         </w:tc>
         <w:tc>
+          <w:tcPr>
+            <w:tcW w:w="0" w:type="auto"/>
+          </w:tcPr>
           <w:p>
             <w:r>
               <w:t>MEDIUM</w:t>
@@ -5645,6 +7807,9 @@
           </w:p>
         </w:tc>
         <w:tc>
+          <w:tcPr>
+            <w:tcW w:w="0" w:type="auto"/>
+          </w:tcPr>
           <w:p>
             <w:r>
               <w:t>HIGH</w:t>
@@ -5653,7 +7818,13 @@
         </w:tc>
       </w:tr>
       <w:tr>
-        <w:tc>
+        <w:trPr>
+          <w:cnfStyle w:val="000000100000" w:firstRow="0" w:lastRow="0" w:firstColumn="0" w:lastColumn="0" w:oddVBand="0" w:evenVBand="0" w:oddHBand="1" w:evenHBand="0" w:firstRowFirstColumn="0" w:firstRowLastColumn="0" w:lastRowFirstColumn="0" w:lastRowLastColumn="0"/>
+        </w:trPr>
+        <w:tc>
+          <w:tcPr>
+            <w:tcW w:w="0" w:type="auto"/>
+          </w:tcPr>
           <w:p>
             <w:r>
               <w:t>LDAP Injection</w:t>
@@ -5661,6 +7832,9 @@
           </w:p>
         </w:tc>
         <w:tc>
+          <w:tcPr>
+            <w:tcW w:w="0" w:type="auto"/>
+          </w:tcPr>
           <w:p>
             <w:r>
               <w:t>0</w:t>
@@ -5668,6 +7842,9 @@
           </w:p>
         </w:tc>
         <w:tc>
+          <w:tcPr>
+            <w:tcW w:w="0" w:type="auto"/>
+          </w:tcPr>
           <w:p>
             <w:r>
               <w:t>0</w:t>
@@ -5675,6 +7852,9 @@
           </w:p>
         </w:tc>
         <w:tc>
+          <w:tcPr>
+            <w:tcW w:w="0" w:type="auto"/>
+          </w:tcPr>
           <w:p>
             <w:r>
               <w:t>0</w:t>
@@ -5684,6 +7864,9 @@
       </w:tr>
       <w:tr>
         <w:tc>
+          <w:tcPr>
+            <w:tcW w:w="0" w:type="auto"/>
+          </w:tcPr>
           <w:p>
             <w:r>
               <w:t>Object Injection</w:t>
@@ -5691,6 +7874,9 @@
           </w:p>
         </w:tc>
         <w:tc>
+          <w:tcPr>
+            <w:tcW w:w="0" w:type="auto"/>
+          </w:tcPr>
           <w:p>
             <w:r>
               <w:t>0</w:t>
@@ -5698,6 +7884,9 @@
           </w:p>
         </w:tc>
         <w:tc>
+          <w:tcPr>
+            <w:tcW w:w="0" w:type="auto"/>
+          </w:tcPr>
           <w:p>
             <w:r>
               <w:t>0</w:t>
@@ -5705,6 +7894,9 @@
           </w:p>
         </w:tc>
         <w:tc>
+          <w:tcPr>
+            <w:tcW w:w="0" w:type="auto"/>
+          </w:tcPr>
           <w:p>
             <w:r>
               <w:t>0</w:t>
@@ -5713,14 +7905,47 @@
         </w:tc>
       </w:tr>
       <w:tr>
-        <w:tc>
-          <w:p>
-            <w:r>
-              <w:t>Server-Side Request Forgery (SSRF)</w:t>
-            </w:r>
-          </w:p>
-        </w:tc>
-        <w:tc>
+        <w:trPr>
+          <w:cnfStyle w:val="000000100000" w:firstRow="0" w:lastRow="0" w:firstColumn="0" w:lastColumn="0" w:oddVBand="0" w:evenVBand="0" w:oddHBand="1" w:evenHBand="0" w:firstRowFirstColumn="0" w:firstRowLastColumn="0" w:lastRowFirstColumn="0" w:lastRowLastColumn="0"/>
+        </w:trPr>
+        <w:tc>
+          <w:tcPr>
+            <w:tcW w:w="0" w:type="auto"/>
+          </w:tcPr>
+          <w:p>
+            <w:r>
+              <w:t>Server-</w:t>
+            </w:r>
+            <w:proofErr w:type="spellStart"/>
+            <w:r>
+              <w:t>Side</w:t>
+            </w:r>
+            <w:proofErr w:type="spellEnd"/>
+            <w:r>
+              <w:t xml:space="preserve"> </w:t>
+            </w:r>
+            <w:proofErr w:type="spellStart"/>
+            <w:r>
+              <w:t>Request</w:t>
+            </w:r>
+            <w:proofErr w:type="spellEnd"/>
+            <w:r>
+              <w:t xml:space="preserve"> </w:t>
+            </w:r>
+            <w:proofErr w:type="spellStart"/>
+            <w:r>
+              <w:t>Forgery</w:t>
+            </w:r>
+            <w:proofErr w:type="spellEnd"/>
+            <w:r>
+              <w:t xml:space="preserve"> (SSRF)</w:t>
+            </w:r>
+          </w:p>
+        </w:tc>
+        <w:tc>
+          <w:tcPr>
+            <w:tcW w:w="0" w:type="auto"/>
+          </w:tcPr>
           <w:p>
             <w:r>
               <w:t>0</w:t>
@@ -5728,6 +7953,9 @@
           </w:p>
         </w:tc>
         <w:tc>
+          <w:tcPr>
+            <w:tcW w:w="0" w:type="auto"/>
+          </w:tcPr>
           <w:p>
             <w:r>
               <w:t>0</w:t>
@@ -5735,6 +7963,9 @@
           </w:p>
         </w:tc>
         <w:tc>
+          <w:tcPr>
+            <w:tcW w:w="0" w:type="auto"/>
+          </w:tcPr>
           <w:p>
             <w:r>
               <w:t>0</w:t>
@@ -5744,13 +7975,35 @@
       </w:tr>
       <w:tr>
         <w:tc>
-          <w:p>
-            <w:r>
-              <w:t>XML External Entity (XXE)</w:t>
-            </w:r>
-          </w:p>
-        </w:tc>
-        <w:tc>
+          <w:tcPr>
+            <w:tcW w:w="0" w:type="auto"/>
+          </w:tcPr>
+          <w:p>
+            <w:r>
+              <w:t xml:space="preserve">XML </w:t>
+            </w:r>
+            <w:proofErr w:type="spellStart"/>
+            <w:r>
+              <w:t>External</w:t>
+            </w:r>
+            <w:proofErr w:type="spellEnd"/>
+            <w:r>
+              <w:t xml:space="preserve"> </w:t>
+            </w:r>
+            <w:proofErr w:type="spellStart"/>
+            <w:r>
+              <w:t>Entity</w:t>
+            </w:r>
+            <w:proofErr w:type="spellEnd"/>
+            <w:r>
+              <w:t xml:space="preserve"> (XXE)</w:t>
+            </w:r>
+          </w:p>
+        </w:tc>
+        <w:tc>
+          <w:tcPr>
+            <w:tcW w:w="0" w:type="auto"/>
+          </w:tcPr>
           <w:p>
             <w:r>
               <w:t>0</w:t>
@@ -5758,6 +8011,9 @@
           </w:p>
         </w:tc>
         <w:tc>
+          <w:tcPr>
+            <w:tcW w:w="0" w:type="auto"/>
+          </w:tcPr>
           <w:p>
             <w:r>
               <w:t>0</w:t>
@@ -5765,6 +8021,9 @@
           </w:p>
         </w:tc>
         <w:tc>
+          <w:tcPr>
+            <w:tcW w:w="0" w:type="auto"/>
+          </w:tcPr>
           <w:p>
             <w:r>
               <w:t>0</w:t>
@@ -5773,14 +8032,28 @@
         </w:tc>
       </w:tr>
       <w:tr>
-        <w:tc>
-          <w:p>
-            <w:r>
-              <w:t>Insecure Configuration</w:t>
-            </w:r>
-          </w:p>
-        </w:tc>
-        <w:tc>
+        <w:trPr>
+          <w:cnfStyle w:val="000000100000" w:firstRow="0" w:lastRow="0" w:firstColumn="0" w:lastColumn="0" w:oddVBand="0" w:evenVBand="0" w:oddHBand="1" w:evenHBand="0" w:firstRowFirstColumn="0" w:firstRowLastColumn="0" w:lastRowFirstColumn="0" w:lastRowLastColumn="0"/>
+        </w:trPr>
+        <w:tc>
+          <w:tcPr>
+            <w:tcW w:w="0" w:type="auto"/>
+          </w:tcPr>
+          <w:p>
+            <w:proofErr w:type="spellStart"/>
+            <w:r>
+              <w:t>Insecure</w:t>
+            </w:r>
+            <w:proofErr w:type="spellEnd"/>
+            <w:r>
+              <w:t xml:space="preserve"> Configuration</w:t>
+            </w:r>
+          </w:p>
+        </w:tc>
+        <w:tc>
+          <w:tcPr>
+            <w:tcW w:w="0" w:type="auto"/>
+          </w:tcPr>
           <w:p>
             <w:r>
               <w:t>0</w:t>
@@ -5788,6 +8061,9 @@
           </w:p>
         </w:tc>
         <w:tc>
+          <w:tcPr>
+            <w:tcW w:w="0" w:type="auto"/>
+          </w:tcPr>
           <w:p>
             <w:r>
               <w:t>0</w:t>
@@ -5795,6 +8071,9 @@
           </w:p>
         </w:tc>
         <w:tc>
+          <w:tcPr>
+            <w:tcW w:w="0" w:type="auto"/>
+          </w:tcPr>
           <w:p>
             <w:r>
               <w:t>0</w:t>
@@ -5804,6 +8083,9 @@
       </w:tr>
       <w:tr>
         <w:tc>
+          <w:tcPr>
+            <w:tcW w:w="0" w:type="auto"/>
+          </w:tcPr>
           <w:p>
             <w:r>
               <w:t>XPath Injection</w:t>
@@ -5811,6 +8093,9 @@
           </w:p>
         </w:tc>
         <w:tc>
+          <w:tcPr>
+            <w:tcW w:w="0" w:type="auto"/>
+          </w:tcPr>
           <w:p>
             <w:r>
               <w:t>0</w:t>
@@ -5818,6 +8103,9 @@
           </w:p>
         </w:tc>
         <w:tc>
+          <w:tcPr>
+            <w:tcW w:w="0" w:type="auto"/>
+          </w:tcPr>
           <w:p>
             <w:r>
               <w:t>0</w:t>
@@ -5825,6 +8113,9 @@
           </w:p>
         </w:tc>
         <w:tc>
+          <w:tcPr>
+            <w:tcW w:w="0" w:type="auto"/>
+          </w:tcPr>
           <w:p>
             <w:r>
               <w:t>0</w:t>
@@ -5833,14 +8124,25 @@
         </w:tc>
       </w:tr>
       <w:tr>
-        <w:tc>
-          <w:p>
+        <w:trPr>
+          <w:cnfStyle w:val="000000100000" w:firstRow="0" w:lastRow="0" w:firstColumn="0" w:lastColumn="0" w:oddVBand="0" w:evenVBand="0" w:oddHBand="1" w:evenHBand="0" w:firstRowFirstColumn="0" w:firstRowLastColumn="0" w:lastRowFirstColumn="0" w:lastRowLastColumn="0"/>
+        </w:trPr>
+        <w:tc>
+          <w:tcPr>
+            <w:tcW w:w="0" w:type="auto"/>
+          </w:tcPr>
+          <w:p>
+            <w:proofErr w:type="spellStart"/>
             <w:r>
               <w:t>Authentication</w:t>
             </w:r>
-          </w:p>
-        </w:tc>
-        <w:tc>
+            <w:proofErr w:type="spellEnd"/>
+          </w:p>
+        </w:tc>
+        <w:tc>
+          <w:tcPr>
+            <w:tcW w:w="0" w:type="auto"/>
+          </w:tcPr>
           <w:p>
             <w:r>
               <w:t>0</w:t>
@@ -5848,6 +8150,9 @@
           </w:p>
         </w:tc>
         <w:tc>
+          <w:tcPr>
+            <w:tcW w:w="0" w:type="auto"/>
+          </w:tcPr>
           <w:p>
             <w:r>
               <w:t>0</w:t>
@@ -5855,6 +8160,9 @@
           </w:p>
         </w:tc>
         <w:tc>
+          <w:tcPr>
+            <w:tcW w:w="0" w:type="auto"/>
+          </w:tcPr>
           <w:p>
             <w:r>
               <w:t>0</w:t>
@@ -5864,13 +8172,24 @@
       </w:tr>
       <w:tr>
         <w:tc>
-          <w:p>
-            <w:r>
-              <w:t>Weak Cryptography</w:t>
-            </w:r>
-          </w:p>
-        </w:tc>
-        <w:tc>
+          <w:tcPr>
+            <w:tcW w:w="0" w:type="auto"/>
+          </w:tcPr>
+          <w:p>
+            <w:r>
+              <w:t xml:space="preserve">Weak </w:t>
+            </w:r>
+            <w:proofErr w:type="spellStart"/>
+            <w:r>
+              <w:t>Cryptography</w:t>
+            </w:r>
+            <w:proofErr w:type="spellEnd"/>
+          </w:p>
+        </w:tc>
+        <w:tc>
+          <w:tcPr>
+            <w:tcW w:w="0" w:type="auto"/>
+          </w:tcPr>
           <w:p>
             <w:r>
               <w:t>0</w:t>
@@ -5878,6 +8197,9 @@
           </w:p>
         </w:tc>
         <w:tc>
+          <w:tcPr>
+            <w:tcW w:w="0" w:type="auto"/>
+          </w:tcPr>
           <w:p>
             <w:r>
               <w:t>0</w:t>
@@ -5885,6 +8207,9 @@
           </w:p>
         </w:tc>
         <w:tc>
+          <w:tcPr>
+            <w:tcW w:w="0" w:type="auto"/>
+          </w:tcPr>
           <w:p>
             <w:r>
               <w:t>0</w:t>
@@ -5893,14 +8218,31 @@
         </w:tc>
       </w:tr>
       <w:tr>
-        <w:tc>
-          <w:p>
-            <w:r>
-              <w:t>Denial of Service (DoS)</w:t>
-            </w:r>
-          </w:p>
-        </w:tc>
-        <w:tc>
+        <w:trPr>
+          <w:cnfStyle w:val="000000100000" w:firstRow="0" w:lastRow="0" w:firstColumn="0" w:lastColumn="0" w:oddVBand="0" w:evenVBand="0" w:oddHBand="1" w:evenHBand="0" w:firstRowFirstColumn="0" w:firstRowLastColumn="0" w:lastRowFirstColumn="0" w:lastRowLastColumn="0"/>
+        </w:trPr>
+        <w:tc>
+          <w:tcPr>
+            <w:tcW w:w="0" w:type="auto"/>
+          </w:tcPr>
+          <w:p>
+            <w:r>
+              <w:t>Denial of Service (</w:t>
+            </w:r>
+            <w:proofErr w:type="spellStart"/>
+            <w:r>
+              <w:t>DoS</w:t>
+            </w:r>
+            <w:proofErr w:type="spellEnd"/>
+            <w:r>
+              <w:t>)</w:t>
+            </w:r>
+          </w:p>
+        </w:tc>
+        <w:tc>
+          <w:tcPr>
+            <w:tcW w:w="0" w:type="auto"/>
+          </w:tcPr>
           <w:p>
             <w:r>
               <w:t>0</w:t>
@@ -5908,6 +8250,9 @@
           </w:p>
         </w:tc>
         <w:tc>
+          <w:tcPr>
+            <w:tcW w:w="0" w:type="auto"/>
+          </w:tcPr>
           <w:p>
             <w:r>
               <w:t>0</w:t>
@@ -5915,6 +8260,9 @@
           </w:p>
         </w:tc>
         <w:tc>
+          <w:tcPr>
+            <w:tcW w:w="0" w:type="auto"/>
+          </w:tcPr>
           <w:p>
             <w:r>
               <w:t>0</w:t>
@@ -5924,6 +8272,9 @@
       </w:tr>
       <w:tr>
         <w:tc>
+          <w:tcPr>
+            <w:tcW w:w="0" w:type="auto"/>
+          </w:tcPr>
           <w:p>
             <w:r>
               <w:t>Log Injection</w:t>
@@ -5931,6 +8282,9 @@
           </w:p>
         </w:tc>
         <w:tc>
+          <w:tcPr>
+            <w:tcW w:w="0" w:type="auto"/>
+          </w:tcPr>
           <w:p>
             <w:r>
               <w:t>0</w:t>
@@ -5938,6 +8292,9 @@
           </w:p>
         </w:tc>
         <w:tc>
+          <w:tcPr>
+            <w:tcW w:w="0" w:type="auto"/>
+          </w:tcPr>
           <w:p>
             <w:r>
               <w:t>0</w:t>
@@ -5945,6 +8302,9 @@
           </w:p>
         </w:tc>
         <w:tc>
+          <w:tcPr>
+            <w:tcW w:w="0" w:type="auto"/>
+          </w:tcPr>
           <w:p>
             <w:r>
               <w:t>0</w:t>
@@ -5953,14 +8313,39 @@
         </w:tc>
       </w:tr>
       <w:tr>
-        <w:tc>
-          <w:p>
-            <w:r>
-              <w:t>Cross-Site Request Forgery (CSRF)</w:t>
-            </w:r>
-          </w:p>
-        </w:tc>
-        <w:tc>
+        <w:trPr>
+          <w:cnfStyle w:val="000000100000" w:firstRow="0" w:lastRow="0" w:firstColumn="0" w:lastColumn="0" w:oddVBand="0" w:evenVBand="0" w:oddHBand="1" w:evenHBand="0" w:firstRowFirstColumn="0" w:firstRowLastColumn="0" w:lastRowFirstColumn="0" w:lastRowLastColumn="0"/>
+        </w:trPr>
+        <w:tc>
+          <w:tcPr>
+            <w:tcW w:w="0" w:type="auto"/>
+          </w:tcPr>
+          <w:p>
+            <w:r>
+              <w:t xml:space="preserve">Cross-Site </w:t>
+            </w:r>
+            <w:proofErr w:type="spellStart"/>
+            <w:r>
+              <w:t>Request</w:t>
+            </w:r>
+            <w:proofErr w:type="spellEnd"/>
+            <w:r>
+              <w:t xml:space="preserve"> </w:t>
+            </w:r>
+            <w:proofErr w:type="spellStart"/>
+            <w:r>
+              <w:t>Forgery</w:t>
+            </w:r>
+            <w:proofErr w:type="spellEnd"/>
+            <w:r>
+              <w:t xml:space="preserve"> (CSRF)</w:t>
+            </w:r>
+          </w:p>
+        </w:tc>
+        <w:tc>
+          <w:tcPr>
+            <w:tcW w:w="0" w:type="auto"/>
+          </w:tcPr>
           <w:p>
             <w:r>
               <w:t>0</w:t>
@@ -5968,6 +8353,9 @@
           </w:p>
         </w:tc>
         <w:tc>
+          <w:tcPr>
+            <w:tcW w:w="0" w:type="auto"/>
+          </w:tcPr>
           <w:p>
             <w:r>
               <w:t>0</w:t>
@@ -5975,6 +8363,9 @@
           </w:p>
         </w:tc>
         <w:tc>
+          <w:tcPr>
+            <w:tcW w:w="0" w:type="auto"/>
+          </w:tcPr>
           <w:p>
             <w:r>
               <w:t>0</w:t>
@@ -5984,13 +8375,24 @@
       </w:tr>
       <w:tr>
         <w:tc>
-          <w:p>
-            <w:r>
-              <w:t>Open Redirect</w:t>
-            </w:r>
-          </w:p>
-        </w:tc>
-        <w:tc>
+          <w:tcPr>
+            <w:tcW w:w="0" w:type="auto"/>
+          </w:tcPr>
+          <w:p>
+            <w:r>
+              <w:t xml:space="preserve">Open </w:t>
+            </w:r>
+            <w:proofErr w:type="spellStart"/>
+            <w:r>
+              <w:t>Redirect</w:t>
+            </w:r>
+            <w:proofErr w:type="spellEnd"/>
+          </w:p>
+        </w:tc>
+        <w:tc>
+          <w:tcPr>
+            <w:tcW w:w="0" w:type="auto"/>
+          </w:tcPr>
           <w:p>
             <w:r>
               <w:t>0</w:t>
@@ -5998,6 +8400,9 @@
           </w:p>
         </w:tc>
         <w:tc>
+          <w:tcPr>
+            <w:tcW w:w="0" w:type="auto"/>
+          </w:tcPr>
           <w:p>
             <w:r>
               <w:t>0</w:t>
@@ -6005,6 +8410,9 @@
           </w:p>
         </w:tc>
         <w:tc>
+          <w:tcPr>
+            <w:tcW w:w="0" w:type="auto"/>
+          </w:tcPr>
           <w:p>
             <w:r>
               <w:t>0</w:t>
@@ -6013,7 +8421,13 @@
         </w:tc>
       </w:tr>
       <w:tr>
-        <w:tc>
+        <w:trPr>
+          <w:cnfStyle w:val="000000100000" w:firstRow="0" w:lastRow="0" w:firstColumn="0" w:lastColumn="0" w:oddVBand="0" w:evenVBand="0" w:oddHBand="1" w:evenHBand="0" w:firstRowFirstColumn="0" w:firstRowLastColumn="0" w:lastRowFirstColumn="0" w:lastRowLastColumn="0"/>
+        </w:trPr>
+        <w:tc>
+          <w:tcPr>
+            <w:tcW w:w="0" w:type="auto"/>
+          </w:tcPr>
           <w:p>
             <w:r>
               <w:t>Permission</w:t>
@@ -6021,6 +8435,9 @@
           </w:p>
         </w:tc>
         <w:tc>
+          <w:tcPr>
+            <w:tcW w:w="0" w:type="auto"/>
+          </w:tcPr>
           <w:p>
             <w:r>
               <w:t>0</w:t>
@@ -6028,6 +8445,9 @@
           </w:p>
         </w:tc>
         <w:tc>
+          <w:tcPr>
+            <w:tcW w:w="0" w:type="auto"/>
+          </w:tcPr>
           <w:p>
             <w:r>
               <w:t>15</w:t>
@@ -6035,6 +8455,9 @@
           </w:p>
         </w:tc>
         <w:tc>
+          <w:tcPr>
+            <w:tcW w:w="0" w:type="auto"/>
+          </w:tcPr>
           <w:p>
             <w:r>
               <w:t>0</w:t>
@@ -6044,6 +8467,9 @@
       </w:tr>
       <w:tr>
         <w:tc>
+          <w:tcPr>
+            <w:tcW w:w="0" w:type="auto"/>
+          </w:tcPr>
           <w:p>
             <w:r>
               <w:t>SQL Injection</w:t>
@@ -6051,6 +8477,9 @@
           </w:p>
         </w:tc>
         <w:tc>
+          <w:tcPr>
+            <w:tcW w:w="0" w:type="auto"/>
+          </w:tcPr>
           <w:p>
             <w:r>
               <w:t>0</w:t>
@@ -6058,6 +8487,9 @@
           </w:p>
         </w:tc>
         <w:tc>
+          <w:tcPr>
+            <w:tcW w:w="0" w:type="auto"/>
+          </w:tcPr>
           <w:p>
             <w:r>
               <w:t>0</w:t>
@@ -6065,6 +8497,9 @@
           </w:p>
         </w:tc>
         <w:tc>
+          <w:tcPr>
+            <w:tcW w:w="0" w:type="auto"/>
+          </w:tcPr>
           <w:p>
             <w:r>
               <w:t>0</w:t>
@@ -6073,14 +8508,28 @@
         </w:tc>
       </w:tr>
       <w:tr>
-        <w:tc>
-          <w:p>
-            <w:r>
-              <w:t>Encryption of Sensitive Data</w:t>
-            </w:r>
-          </w:p>
-        </w:tc>
-        <w:tc>
+        <w:trPr>
+          <w:cnfStyle w:val="000000100000" w:firstRow="0" w:lastRow="0" w:firstColumn="0" w:lastColumn="0" w:oddVBand="0" w:evenVBand="0" w:oddHBand="1" w:evenHBand="0" w:firstRowFirstColumn="0" w:firstRowLastColumn="0" w:lastRowFirstColumn="0" w:lastRowLastColumn="0"/>
+        </w:trPr>
+        <w:tc>
+          <w:tcPr>
+            <w:tcW w:w="0" w:type="auto"/>
+          </w:tcPr>
+          <w:p>
+            <w:proofErr w:type="spellStart"/>
+            <w:r>
+              <w:t>Encryption</w:t>
+            </w:r>
+            <w:proofErr w:type="spellEnd"/>
+            <w:r>
+              <w:t xml:space="preserve"> of Sensitive Data</w:t>
+            </w:r>
+          </w:p>
+        </w:tc>
+        <w:tc>
+          <w:tcPr>
+            <w:tcW w:w="0" w:type="auto"/>
+          </w:tcPr>
           <w:p>
             <w:r>
               <w:t>0</w:t>
@@ -6088,6 +8537,9 @@
           </w:p>
         </w:tc>
         <w:tc>
+          <w:tcPr>
+            <w:tcW w:w="0" w:type="auto"/>
+          </w:tcPr>
           <w:p>
             <w:r>
               <w:t>0</w:t>
@@ -6095,6 +8547,9 @@
           </w:p>
         </w:tc>
         <w:tc>
+          <w:tcPr>
+            <w:tcW w:w="0" w:type="auto"/>
+          </w:tcPr>
           <w:p>
             <w:r>
               <w:t>0</w:t>
@@ -6104,13 +8559,21 @@
       </w:tr>
       <w:tr>
         <w:tc>
-          <w:p>
+          <w:tcPr>
+            <w:tcW w:w="0" w:type="auto"/>
+          </w:tcPr>
+          <w:p>
+            <w:proofErr w:type="spellStart"/>
             <w:r>
               <w:t>Traceability</w:t>
             </w:r>
-          </w:p>
-        </w:tc>
-        <w:tc>
+            <w:proofErr w:type="spellEnd"/>
+          </w:p>
+        </w:tc>
+        <w:tc>
+          <w:tcPr>
+            <w:tcW w:w="0" w:type="auto"/>
+          </w:tcPr>
           <w:p>
             <w:r>
               <w:t>0</w:t>
@@ -6118,6 +8581,9 @@
           </w:p>
         </w:tc>
         <w:tc>
+          <w:tcPr>
+            <w:tcW w:w="0" w:type="auto"/>
+          </w:tcPr>
           <w:p>
             <w:r>
               <w:t>0</w:t>
@@ -6125,6 +8591,9 @@
           </w:p>
         </w:tc>
         <w:tc>
+          <w:tcPr>
+            <w:tcW w:w="0" w:type="auto"/>
+          </w:tcPr>
           <w:p>
             <w:r>
               <w:t>0</w:t>
@@ -6133,14 +8602,28 @@
         </w:tc>
       </w:tr>
       <w:tr>
-        <w:tc>
-          <w:p>
-            <w:r>
-              <w:t>Buffer Overflow</w:t>
-            </w:r>
-          </w:p>
-        </w:tc>
-        <w:tc>
+        <w:trPr>
+          <w:cnfStyle w:val="000000100000" w:firstRow="0" w:lastRow="0" w:firstColumn="0" w:lastColumn="0" w:oddVBand="0" w:evenVBand="0" w:oddHBand="1" w:evenHBand="0" w:firstRowFirstColumn="0" w:firstRowLastColumn="0" w:lastRowFirstColumn="0" w:lastRowLastColumn="0"/>
+        </w:trPr>
+        <w:tc>
+          <w:tcPr>
+            <w:tcW w:w="0" w:type="auto"/>
+          </w:tcPr>
+          <w:p>
+            <w:r>
+              <w:t xml:space="preserve">Buffer </w:t>
+            </w:r>
+            <w:proofErr w:type="spellStart"/>
+            <w:r>
+              <w:t>Overflow</w:t>
+            </w:r>
+            <w:proofErr w:type="spellEnd"/>
+          </w:p>
+        </w:tc>
+        <w:tc>
+          <w:tcPr>
+            <w:tcW w:w="0" w:type="auto"/>
+          </w:tcPr>
           <w:p>
             <w:r>
               <w:t>0</w:t>
@@ -6148,6 +8631,9 @@
           </w:p>
         </w:tc>
         <w:tc>
+          <w:tcPr>
+            <w:tcW w:w="0" w:type="auto"/>
+          </w:tcPr>
           <w:p>
             <w:r>
               <w:t>0</w:t>
@@ -6155,6 +8641,9 @@
           </w:p>
         </w:tc>
         <w:tc>
+          <w:tcPr>
+            <w:tcW w:w="0" w:type="auto"/>
+          </w:tcPr>
           <w:p>
             <w:r>
               <w:t>0</w:t>
@@ -6164,6 +8653,9 @@
       </w:tr>
       <w:tr>
         <w:tc>
+          <w:tcPr>
+            <w:tcW w:w="0" w:type="auto"/>
+          </w:tcPr>
           <w:p>
             <w:r>
               <w:t>File Manipulation</w:t>
@@ -6171,6 +8663,9 @@
           </w:p>
         </w:tc>
         <w:tc>
+          <w:tcPr>
+            <w:tcW w:w="0" w:type="auto"/>
+          </w:tcPr>
           <w:p>
             <w:r>
               <w:t>0</w:t>
@@ -6178,6 +8673,9 @@
           </w:p>
         </w:tc>
         <w:tc>
+          <w:tcPr>
+            <w:tcW w:w="0" w:type="auto"/>
+          </w:tcPr>
           <w:p>
             <w:r>
               <w:t>0</w:t>
@@ -6185,6 +8683,9 @@
           </w:p>
         </w:tc>
         <w:tc>
+          <w:tcPr>
+            <w:tcW w:w="0" w:type="auto"/>
+          </w:tcPr>
           <w:p>
             <w:r>
               <w:t>0</w:t>
@@ -6193,7 +8694,13 @@
         </w:tc>
       </w:tr>
       <w:tr>
-        <w:tc>
+        <w:trPr>
+          <w:cnfStyle w:val="000000100000" w:firstRow="0" w:lastRow="0" w:firstColumn="0" w:lastColumn="0" w:oddVBand="0" w:evenVBand="0" w:oddHBand="1" w:evenHBand="0" w:firstRowFirstColumn="0" w:firstRowLastColumn="0" w:lastRowFirstColumn="0" w:lastRowLastColumn="0"/>
+        </w:trPr>
+        <w:tc>
+          <w:tcPr>
+            <w:tcW w:w="0" w:type="auto"/>
+          </w:tcPr>
           <w:p>
             <w:r>
               <w:t>Code Injection (RCE)</w:t>
@@ -6201,6 +8708,9 @@
           </w:p>
         </w:tc>
         <w:tc>
+          <w:tcPr>
+            <w:tcW w:w="0" w:type="auto"/>
+          </w:tcPr>
           <w:p>
             <w:r>
               <w:t>0</w:t>
@@ -6208,6 +8718,9 @@
           </w:p>
         </w:tc>
         <w:tc>
+          <w:tcPr>
+            <w:tcW w:w="0" w:type="auto"/>
+          </w:tcPr>
           <w:p>
             <w:r>
               <w:t>0</w:t>
@@ -6215,6 +8728,9 @@
           </w:p>
         </w:tc>
         <w:tc>
+          <w:tcPr>
+            <w:tcW w:w="0" w:type="auto"/>
+          </w:tcPr>
           <w:p>
             <w:r>
               <w:t>0</w:t>
@@ -6224,13 +8740,20 @@
       </w:tr>
       <w:tr>
         <w:tc>
-          <w:p>
-            <w:r>
+          <w:tcPr>
+            <w:tcW w:w="0" w:type="auto"/>
+          </w:tcPr>
+          <w:p>
+            <w:r>
+              <w:lastRenderedPageBreak/>
               <w:t>Cross-Site Scripting (XSS)</w:t>
             </w:r>
           </w:p>
         </w:tc>
         <w:tc>
+          <w:tcPr>
+            <w:tcW w:w="0" w:type="auto"/>
+          </w:tcPr>
           <w:p>
             <w:r>
               <w:t>0</w:t>
@@ -6238,6 +8761,9 @@
           </w:p>
         </w:tc>
         <w:tc>
+          <w:tcPr>
+            <w:tcW w:w="0" w:type="auto"/>
+          </w:tcPr>
           <w:p>
             <w:r>
               <w:t>0</w:t>
@@ -6245,6 +8771,9 @@
           </w:p>
         </w:tc>
         <w:tc>
+          <w:tcPr>
+            <w:tcW w:w="0" w:type="auto"/>
+          </w:tcPr>
           <w:p>
             <w:r>
               <w:t>0</w:t>
@@ -6253,7 +8782,13 @@
         </w:tc>
       </w:tr>
       <w:tr>
-        <w:tc>
+        <w:trPr>
+          <w:cnfStyle w:val="000000100000" w:firstRow="0" w:lastRow="0" w:firstColumn="0" w:lastColumn="0" w:oddVBand="0" w:evenVBand="0" w:oddHBand="1" w:evenHBand="0" w:firstRowFirstColumn="0" w:firstRowLastColumn="0" w:lastRowFirstColumn="0" w:lastRowLastColumn="0"/>
+        </w:trPr>
+        <w:tc>
+          <w:tcPr>
+            <w:tcW w:w="0" w:type="auto"/>
+          </w:tcPr>
           <w:p>
             <w:r>
               <w:t>Command Injection</w:t>
@@ -6261,6 +8796,9 @@
           </w:p>
         </w:tc>
         <w:tc>
+          <w:tcPr>
+            <w:tcW w:w="0" w:type="auto"/>
+          </w:tcPr>
           <w:p>
             <w:r>
               <w:t>0</w:t>
@@ -6268,6 +8806,9 @@
           </w:p>
         </w:tc>
         <w:tc>
+          <w:tcPr>
+            <w:tcW w:w="0" w:type="auto"/>
+          </w:tcPr>
           <w:p>
             <w:r>
               <w:t>0</w:t>
@@ -6275,6 +8816,9 @@
           </w:p>
         </w:tc>
         <w:tc>
+          <w:tcPr>
+            <w:tcW w:w="0" w:type="auto"/>
+          </w:tcPr>
           <w:p>
             <w:r>
               <w:t>0</w:t>
@@ -6284,13 +8828,27 @@
       </w:tr>
       <w:tr>
         <w:tc>
-          <w:p>
-            <w:r>
-              <w:t>Path Traversal Injection</w:t>
-            </w:r>
-          </w:p>
-        </w:tc>
-        <w:tc>
+          <w:tcPr>
+            <w:tcW w:w="0" w:type="auto"/>
+          </w:tcPr>
+          <w:p>
+            <w:r>
+              <w:t xml:space="preserve">Path </w:t>
+            </w:r>
+            <w:proofErr w:type="spellStart"/>
+            <w:r>
+              <w:t>Traversal</w:t>
+            </w:r>
+            <w:proofErr w:type="spellEnd"/>
+            <w:r>
+              <w:t xml:space="preserve"> Injection</w:t>
+            </w:r>
+          </w:p>
+        </w:tc>
+        <w:tc>
+          <w:tcPr>
+            <w:tcW w:w="0" w:type="auto"/>
+          </w:tcPr>
           <w:p>
             <w:r>
               <w:t>0</w:t>
@@ -6298,6 +8856,9 @@
           </w:p>
         </w:tc>
         <w:tc>
+          <w:tcPr>
+            <w:tcW w:w="0" w:type="auto"/>
+          </w:tcPr>
           <w:p>
             <w:r>
               <w:t>0</w:t>
@@ -6305,6 +8866,9 @@
           </w:p>
         </w:tc>
         <w:tc>
+          <w:tcPr>
+            <w:tcW w:w="0" w:type="auto"/>
+          </w:tcPr>
           <w:p>
             <w:r>
               <w:t>0</w:t>
@@ -6313,14 +8877,36 @@
         </w:tc>
       </w:tr>
       <w:tr>
-        <w:tc>
-          <w:p>
-            <w:r>
-              <w:t>HTTP Response Splitting</w:t>
-            </w:r>
-          </w:p>
-        </w:tc>
-        <w:tc>
+        <w:trPr>
+          <w:cnfStyle w:val="000000100000" w:firstRow="0" w:lastRow="0" w:firstColumn="0" w:lastColumn="0" w:oddVBand="0" w:evenVBand="0" w:oddHBand="1" w:evenHBand="0" w:firstRowFirstColumn="0" w:firstRowLastColumn="0" w:lastRowFirstColumn="0" w:lastRowLastColumn="0"/>
+        </w:trPr>
+        <w:tc>
+          <w:tcPr>
+            <w:tcW w:w="0" w:type="auto"/>
+          </w:tcPr>
+          <w:p>
+            <w:r>
+              <w:t xml:space="preserve">HTTP </w:t>
+            </w:r>
+            <w:proofErr w:type="spellStart"/>
+            <w:r>
+              <w:t>Response</w:t>
+            </w:r>
+            <w:proofErr w:type="spellEnd"/>
+            <w:r>
+              <w:t xml:space="preserve"> </w:t>
+            </w:r>
+            <w:proofErr w:type="spellStart"/>
+            <w:r>
+              <w:t>Splitting</w:t>
+            </w:r>
+            <w:proofErr w:type="spellEnd"/>
+          </w:p>
+        </w:tc>
+        <w:tc>
+          <w:tcPr>
+            <w:tcW w:w="0" w:type="auto"/>
+          </w:tcPr>
           <w:p>
             <w:r>
               <w:t>0</w:t>
@@ -6328,6 +8914,9 @@
           </w:p>
         </w:tc>
         <w:tc>
+          <w:tcPr>
+            <w:tcW w:w="0" w:type="auto"/>
+          </w:tcPr>
           <w:p>
             <w:r>
               <w:t>0</w:t>
@@ -6335,6 +8924,9 @@
           </w:p>
         </w:tc>
         <w:tc>
+          <w:tcPr>
+            <w:tcW w:w="0" w:type="auto"/>
+          </w:tcPr>
           <w:p>
             <w:r>
               <w:t>0</w:t>
@@ -6344,13 +8936,21 @@
       </w:tr>
       <w:tr>
         <w:tc>
-          <w:p>
+          <w:tcPr>
+            <w:tcW w:w="0" w:type="auto"/>
+          </w:tcPr>
+          <w:p>
+            <w:proofErr w:type="spellStart"/>
             <w:r>
               <w:t>Others</w:t>
             </w:r>
-          </w:p>
-        </w:tc>
-        <w:tc>
+            <w:proofErr w:type="spellEnd"/>
+          </w:p>
+        </w:tc>
+        <w:tc>
+          <w:tcPr>
+            <w:tcW w:w="0" w:type="auto"/>
+          </w:tcPr>
           <w:p>
             <w:r>
               <w:t>3</w:t>
@@ -6358,6 +8958,9 @@
           </w:p>
         </w:tc>
         <w:tc>
+          <w:tcPr>
+            <w:tcW w:w="0" w:type="auto"/>
+          </w:tcPr>
           <w:p>
             <w:r>
               <w:t>0</w:t>
@@ -6365,6 +8968,9 @@
           </w:p>
         </w:tc>
         <w:tc>
+          <w:tcPr>
+            <w:tcW w:w="0" w:type="auto"/>
+          </w:tcPr>
           <w:p>
             <w:r>
               <w:t>0</w:t>
@@ -6382,7 +8988,7 @@
     </w:p>
     <w:p>
       <w:pPr>
-        <w:pStyle w:val="Titre2"/>
+        <w:pStyle w:val="Heading2"/>
         <w:rPr>
           <w:lang w:val="en-US"/>
         </w:rPr>
@@ -6410,22 +9016,37 @@
     </w:p>
     <w:tbl>
       <w:tblPr>
-        <w:tblStyle w:val="Trameclaire-Accent5"/>
+        <w:tblStyle w:val="LightShading-Accent5"/>
         <w:tblW w:w="5000" w:type="pct"/>
         <w:tblLook w:val="0420" w:firstRow="1" w:lastRow="0" w:firstColumn="0" w:lastColumn="0" w:noHBand="0" w:noVBand="1"/>
       </w:tblPr>
       <w:tblGrid>
-        <w:gridCol w:w="9854"/>
+        <w:gridCol w:w="1108"/>
+        <w:gridCol w:w="6138"/>
+        <w:gridCol w:w="958"/>
+        <w:gridCol w:w="936"/>
+        <w:gridCol w:w="714"/>
       </w:tblGrid>
       <w:tr>
-        <w:tc>
-          <w:p>
+        <w:trPr>
+          <w:cnfStyle w:val="100000000000" w:firstRow="1" w:lastRow="0" w:firstColumn="0" w:lastColumn="0" w:oddVBand="0" w:evenVBand="0" w:oddHBand="0" w:evenHBand="0" w:firstRowFirstColumn="0" w:firstRowLastColumn="0" w:lastRowFirstColumn="0" w:lastRowLastColumn="0"/>
+        </w:trPr>
+        <w:tc>
+          <w:tcPr>
+            <w:tcW w:w="0" w:type="auto"/>
+          </w:tcPr>
+          <w:p>
+            <w:proofErr w:type="spellStart"/>
             <w:r>
               <w:t>Category</w:t>
             </w:r>
-          </w:p>
-        </w:tc>
-        <w:tc>
+            <w:proofErr w:type="spellEnd"/>
+          </w:p>
+        </w:tc>
+        <w:tc>
+          <w:tcPr>
+            <w:tcW w:w="0" w:type="auto"/>
+          </w:tcPr>
           <w:p>
             <w:r>
               <w:t>Name</w:t>
@@ -6433,20 +9054,33 @@
           </w:p>
         </w:tc>
         <w:tc>
-          <w:p>
+          <w:tcPr>
+            <w:tcW w:w="0" w:type="auto"/>
+          </w:tcPr>
+          <w:p>
+            <w:proofErr w:type="spellStart"/>
             <w:r>
               <w:t>Priority</w:t>
             </w:r>
-          </w:p>
-        </w:tc>
-        <w:tc>
-          <w:p>
+            <w:proofErr w:type="spellEnd"/>
+          </w:p>
+        </w:tc>
+        <w:tc>
+          <w:tcPr>
+            <w:tcW w:w="0" w:type="auto"/>
+          </w:tcPr>
+          <w:p>
+            <w:proofErr w:type="spellStart"/>
             <w:r>
               <w:t>Severity</w:t>
             </w:r>
-          </w:p>
-        </w:tc>
-        <w:tc>
+            <w:proofErr w:type="spellEnd"/>
+          </w:p>
+        </w:tc>
+        <w:tc>
+          <w:tcPr>
+            <w:tcW w:w="0" w:type="auto"/>
+          </w:tcPr>
           <w:p>
             <w:r>
               <w:t>Count</w:t>
@@ -6455,7 +9089,13 @@
         </w:tc>
       </w:tr>
       <w:tr>
-        <w:tc>
+        <w:trPr>
+          <w:cnfStyle w:val="000000100000" w:firstRow="0" w:lastRow="0" w:firstColumn="0" w:lastColumn="0" w:oddVBand="0" w:evenVBand="0" w:oddHBand="1" w:evenHBand="0" w:firstRowFirstColumn="0" w:firstRowLastColumn="0" w:lastRowFirstColumn="0" w:lastRowLastColumn="0"/>
+        </w:trPr>
+        <w:tc>
+          <w:tcPr>
+            <w:tcW w:w="0" w:type="auto"/>
+          </w:tcPr>
           <w:p>
             <w:r>
               <w:t>Permission</w:t>
@@ -6463,13 +9103,56 @@
           </w:p>
         </w:tc>
         <w:tc>
-          <w:p>
-            <w:r>
-              <w:t>Recursively copying context directories is security-sensitive</w:t>
-            </w:r>
-          </w:p>
-        </w:tc>
-        <w:tc>
+          <w:tcPr>
+            <w:tcW w:w="0" w:type="auto"/>
+          </w:tcPr>
+          <w:p>
+            <w:proofErr w:type="spellStart"/>
+            <w:r>
+              <w:t>Recursively</w:t>
+            </w:r>
+            <w:proofErr w:type="spellEnd"/>
+            <w:r>
+              <w:t xml:space="preserve"> </w:t>
+            </w:r>
+            <w:proofErr w:type="spellStart"/>
+            <w:r>
+              <w:t>copying</w:t>
+            </w:r>
+            <w:proofErr w:type="spellEnd"/>
+            <w:r>
+              <w:t xml:space="preserve"> </w:t>
+            </w:r>
+            <w:proofErr w:type="spellStart"/>
+            <w:r>
+              <w:t>context</w:t>
+            </w:r>
+            <w:proofErr w:type="spellEnd"/>
+            <w:r>
+              <w:t xml:space="preserve"> directories </w:t>
+            </w:r>
+            <w:proofErr w:type="spellStart"/>
+            <w:r>
+              <w:t>is</w:t>
+            </w:r>
+            <w:proofErr w:type="spellEnd"/>
+            <w:r>
+              <w:t xml:space="preserve"> </w:t>
+            </w:r>
+            <w:proofErr w:type="spellStart"/>
+            <w:r>
+              <w:t>security</w:t>
+            </w:r>
+            <w:proofErr w:type="spellEnd"/>
+            <w:r>
+              <w:t>-sensitive</w:t>
+            </w:r>
+          </w:p>
+        </w:tc>
+        <w:tc>
+          <w:tcPr>
+            <w:tcW w:w="0" w:type="auto"/>
+          </w:tcPr>
           <w:p>
             <w:r>
               <w:t>MEDIUM</w:t>
@@ -6477,6 +9160,9 @@
           </w:p>
         </w:tc>
         <w:tc>
+          <w:tcPr>
+            <w:tcW w:w="0" w:type="auto"/>
+          </w:tcPr>
           <w:p>
             <w:r>
               <w:t>CRITICAL</w:t>
@@ -6484,6 +9170,9 @@
           </w:p>
         </w:tc>
         <w:tc>
+          <w:tcPr>
+            <w:tcW w:w="0" w:type="auto"/>
+          </w:tcPr>
           <w:p>
             <w:r>
               <w:t>7</w:t>
@@ -6493,6 +9182,9 @@
       </w:tr>
       <w:tr>
         <w:tc>
+          <w:tcPr>
+            <w:tcW w:w="0" w:type="auto"/>
+          </w:tcPr>
           <w:p>
             <w:r>
               <w:t>Permission</w:t>
@@ -6500,13 +9192,43 @@
           </w:p>
         </w:tc>
         <w:tc>
-          <w:p>
-            <w:r>
-              <w:t>Running containers as a privileged user is security-sensitive</w:t>
-            </w:r>
-          </w:p>
-        </w:tc>
-        <w:tc>
+          <w:tcPr>
+            <w:tcW w:w="0" w:type="auto"/>
+          </w:tcPr>
+          <w:p>
+            <w:r>
+              <w:t xml:space="preserve">Running containers as a </w:t>
+            </w:r>
+            <w:proofErr w:type="spellStart"/>
+            <w:r>
+              <w:t>privileged</w:t>
+            </w:r>
+            <w:proofErr w:type="spellEnd"/>
+            <w:r>
+              <w:t xml:space="preserve"> user </w:t>
+            </w:r>
+            <w:proofErr w:type="spellStart"/>
+            <w:r>
+              <w:t>is</w:t>
+            </w:r>
+            <w:proofErr w:type="spellEnd"/>
+            <w:r>
+              <w:t xml:space="preserve"> </w:t>
+            </w:r>
+            <w:proofErr w:type="spellStart"/>
+            <w:r>
+              <w:t>security</w:t>
+            </w:r>
+            <w:proofErr w:type="spellEnd"/>
+            <w:r>
+              <w:t>-sensitive</w:t>
+            </w:r>
+          </w:p>
+        </w:tc>
+        <w:tc>
+          <w:tcPr>
+            <w:tcW w:w="0" w:type="auto"/>
+          </w:tcPr>
           <w:p>
             <w:r>
               <w:t>MEDIUM</w:t>
@@ -6514,6 +9236,9 @@
           </w:p>
         </w:tc>
         <w:tc>
+          <w:tcPr>
+            <w:tcW w:w="0" w:type="auto"/>
+          </w:tcPr>
           <w:p>
             <w:r>
               <w:t>MINOR</w:t>
@@ -6521,6 +9246,9 @@
           </w:p>
         </w:tc>
         <w:tc>
+          <w:tcPr>
+            <w:tcW w:w="0" w:type="auto"/>
+          </w:tcPr>
           <w:p>
             <w:r>
               <w:t>8</w:t>
@@ -6529,21 +9257,75 @@
         </w:tc>
       </w:tr>
       <w:tr>
-        <w:tc>
-          <w:p>
+        <w:trPr>
+          <w:cnfStyle w:val="000000100000" w:firstRow="0" w:lastRow="0" w:firstColumn="0" w:lastColumn="0" w:oddVBand="0" w:evenVBand="0" w:oddHBand="1" w:evenHBand="0" w:firstRowFirstColumn="0" w:firstRowLastColumn="0" w:lastRowFirstColumn="0" w:lastRowLastColumn="0"/>
+        </w:trPr>
+        <w:tc>
+          <w:tcPr>
+            <w:tcW w:w="0" w:type="auto"/>
+          </w:tcPr>
+          <w:p>
+            <w:proofErr w:type="spellStart"/>
             <w:r>
               <w:t>Others</w:t>
             </w:r>
-          </w:p>
-        </w:tc>
-        <w:tc>
-          <w:p>
-            <w:r>
-              <w:t>Automatically installing recommended packages is security-sensitive</w:t>
-            </w:r>
-          </w:p>
-        </w:tc>
-        <w:tc>
+            <w:proofErr w:type="spellEnd"/>
+          </w:p>
+        </w:tc>
+        <w:tc>
+          <w:tcPr>
+            <w:tcW w:w="0" w:type="auto"/>
+          </w:tcPr>
+          <w:p>
+            <w:proofErr w:type="spellStart"/>
+            <w:r>
+              <w:t>Automatically</w:t>
+            </w:r>
+            <w:proofErr w:type="spellEnd"/>
+            <w:r>
+              <w:t xml:space="preserve"> </w:t>
+            </w:r>
+            <w:proofErr w:type="spellStart"/>
+            <w:r>
+              <w:t>installing</w:t>
+            </w:r>
+            <w:proofErr w:type="spellEnd"/>
+            <w:r>
+              <w:t xml:space="preserve"> </w:t>
+            </w:r>
+            <w:proofErr w:type="spellStart"/>
+            <w:r>
+              <w:t>recommended</w:t>
+            </w:r>
+            <w:proofErr w:type="spellEnd"/>
+            <w:r>
+              <w:t xml:space="preserve"> packag</w:t>
+            </w:r>
+            <w:r>
+              <w:t xml:space="preserve">es </w:t>
+            </w:r>
+            <w:proofErr w:type="spellStart"/>
+            <w:r>
+              <w:t>is</w:t>
+            </w:r>
+            <w:proofErr w:type="spellEnd"/>
+            <w:r>
+              <w:t xml:space="preserve"> </w:t>
+            </w:r>
+            <w:proofErr w:type="spellStart"/>
+            <w:r>
+              <w:t>security</w:t>
+            </w:r>
+            <w:proofErr w:type="spellEnd"/>
+            <w:r>
+              <w:t>-sensitive</w:t>
+            </w:r>
+          </w:p>
+        </w:tc>
+        <w:tc>
+          <w:tcPr>
+            <w:tcW w:w="0" w:type="auto"/>
+          </w:tcPr>
           <w:p>
             <w:r>
               <w:t>LOW</w:t>
@@ -6551,6 +9333,9 @@
           </w:p>
         </w:tc>
         <w:tc>
+          <w:tcPr>
+            <w:tcW w:w="0" w:type="auto"/>
+          </w:tcPr>
           <w:p>
             <w:r>
               <w:t>MINOR</w:t>
@@ -6558,6 +9343,9 @@
           </w:p>
         </w:tc>
         <w:tc>
+          <w:tcPr>
+            <w:tcW w:w="0" w:type="auto"/>
+          </w:tcPr>
           <w:p>
             <w:r>
               <w:t>1</w:t>
@@ -6567,20 +9355,76 @@
       </w:tr>
       <w:tr>
         <w:tc>
-          <w:p>
+          <w:tcPr>
+            <w:tcW w:w="0" w:type="auto"/>
+          </w:tcPr>
+          <w:p>
+            <w:proofErr w:type="spellStart"/>
             <w:r>
               <w:t>Others</w:t>
             </w:r>
-          </w:p>
-        </w:tc>
-        <w:tc>
-          <w:p>
-            <w:r>
-              <w:t>Allowing shell scripts execution during package installation is security-sensitive</w:t>
-            </w:r>
-          </w:p>
-        </w:tc>
-        <w:tc>
+            <w:proofErr w:type="spellEnd"/>
+          </w:p>
+        </w:tc>
+        <w:tc>
+          <w:tcPr>
+            <w:tcW w:w="0" w:type="auto"/>
+          </w:tcPr>
+          <w:p>
+            <w:proofErr w:type="spellStart"/>
+            <w:r>
+              <w:t>Allowing</w:t>
+            </w:r>
+            <w:proofErr w:type="spellEnd"/>
+            <w:r>
+              <w:t xml:space="preserve"> </w:t>
+            </w:r>
+            <w:proofErr w:type="spellStart"/>
+            <w:r>
+              <w:t>shell</w:t>
+            </w:r>
+            <w:proofErr w:type="spellEnd"/>
+            <w:r>
+              <w:t xml:space="preserve"> scripts </w:t>
+            </w:r>
+            <w:proofErr w:type="spellStart"/>
+            <w:r>
+              <w:t>execution</w:t>
+            </w:r>
+            <w:proofErr w:type="spellEnd"/>
+            <w:r>
+              <w:t xml:space="preserve"> </w:t>
+            </w:r>
+            <w:proofErr w:type="spellStart"/>
+            <w:r>
+              <w:t>during</w:t>
+            </w:r>
+            <w:proofErr w:type="spellEnd"/>
+            <w:r>
+              <w:t xml:space="preserve"> package installation </w:t>
+            </w:r>
+            <w:proofErr w:type="spellStart"/>
+            <w:r>
+              <w:t>is</w:t>
+            </w:r>
+            <w:proofErr w:type="spellEnd"/>
+            <w:r>
+              <w:t xml:space="preserve"> </w:t>
+            </w:r>
+            <w:proofErr w:type="spellStart"/>
+            <w:r>
+              <w:t>security</w:t>
+            </w:r>
+            <w:proofErr w:type="spellEnd"/>
+            <w:r>
+              <w:t>-sensitive</w:t>
+            </w:r>
+          </w:p>
+        </w:tc>
+        <w:tc>
+          <w:tcPr>
+            <w:tcW w:w="0" w:type="auto"/>
+          </w:tcPr>
           <w:p>
             <w:r>
               <w:t>LOW</w:t>
@@ -6588,6 +9432,9 @@
           </w:p>
         </w:tc>
         <w:tc>
+          <w:tcPr>
+            <w:tcW w:w="0" w:type="auto"/>
+          </w:tcPr>
           <w:p>
             <w:r>
               <w:t>MAJOR</w:t>
@@ -6595,6 +9442,9 @@
           </w:p>
         </w:tc>
         <w:tc>
+          <w:tcPr>
+            <w:tcW w:w="0" w:type="auto"/>
+          </w:tcPr>
           <w:p>
             <w:r>
               <w:t>2</w:t>
@@ -6611,8 +9461,8 @@
       </w:pPr>
     </w:p>
     <w:sectPr>
-      <w:headerReference w:type="default" r:id="rId12"/>
-      <w:footerReference w:type="default" r:id="rId13"/>
+      <w:headerReference w:type="default" r:id="rId15"/>
+      <w:footerReference w:type="default" r:id="rId16"/>
       <w:pgSz w:w="11906" w:h="16838"/>
       <w:pgMar w:top="1134" w:right="1134" w:bottom="1134" w:left="1134" w:header="709" w:footer="0" w:gutter="0"/>
       <w:pgNumType w:start="0"/>
@@ -6626,7 +9476,7 @@
 </file>
 
 <file path=word/endnotes.xml><?xml version="1.0" encoding="utf-8"?>
-<w:endnotes xmlns:wpc="http://schemas.microsoft.com/office/word/2010/wordprocessingCanvas" xmlns:cx="http://schemas.microsoft.com/office/drawing/2014/chartex" xmlns:mc="http://schemas.openxmlformats.org/markup-compatibility/2006" xmlns:o="urn:schemas-microsoft-com:office:office" xmlns:r="http://schemas.openxmlformats.org/officeDocument/2006/relationships" xmlns:m="http://schemas.openxmlformats.org/officeDocument/2006/math" xmlns:v="urn:schemas-microsoft-com:vml" xmlns:wp14="http://schemas.microsoft.com/office/word/2010/wordprocessingDrawing" xmlns:wp="http://schemas.openxmlformats.org/drawingml/2006/wordprocessingDrawing" xmlns:w10="urn:schemas-microsoft-com:office:word" xmlns:w="http://schemas.openxmlformats.org/wordprocessingml/2006/main" xmlns:w14="http://schemas.microsoft.com/office/word/2010/wordml" xmlns:w15="http://schemas.microsoft.com/office/word/2012/wordml" xmlns:w16se="http://schemas.microsoft.com/office/word/2015/wordml/symex" xmlns:wpg="http://schemas.microsoft.com/office/word/2010/wordprocessingGroup" xmlns:wpi="http://schemas.microsoft.com/office/word/2010/wordprocessingInk" xmlns:wne="http://schemas.microsoft.com/office/word/2006/wordml" xmlns:wps="http://schemas.microsoft.com/office/word/2010/wordprocessingShape" mc:Ignorable="w14 w15 w16se wp14">
+<w:endnotes xmlns:wpc="http://schemas.microsoft.com/office/word/2010/wordprocessingCanvas" xmlns:cx="http://schemas.microsoft.com/office/drawing/2014/chartex" xmlns:cx1="http://schemas.microsoft.com/office/drawing/2015/9/8/chartex" xmlns:cx2="http://schemas.microsoft.com/office/drawing/2015/10/21/chartex" xmlns:cx3="http://schemas.microsoft.com/office/drawing/2016/5/9/chartex" xmlns:cx4="http://schemas.microsoft.com/office/drawing/2016/5/10/chartex" xmlns:cx5="http://schemas.microsoft.com/office/drawing/2016/5/11/chartex" xmlns:cx6="http://schemas.microsoft.com/office/drawing/2016/5/12/chartex" xmlns:cx7="http://schemas.microsoft.com/office/drawing/2016/5/13/chartex" xmlns:cx8="http://schemas.microsoft.com/office/drawing/2016/5/14/chartex" xmlns:mc="http://schemas.openxmlformats.org/markup-compatibility/2006" xmlns:aink="http://schemas.microsoft.com/office/drawing/2016/ink" xmlns:am3d="http://schemas.microsoft.com/office/drawing/2017/model3d" xmlns:o="urn:schemas-microsoft-com:office:office" xmlns:r="http://schemas.openxmlformats.org/officeDocument/2006/relationships" xmlns:m="http://schemas.openxmlformats.org/officeDocument/2006/math" xmlns:v="urn:schemas-microsoft-com:vml" xmlns:wp14="http://schemas.microsoft.com/office/word/2010/wordprocessingDrawing" xmlns:wp="http://schemas.openxmlformats.org/drawingml/2006/wordprocessingDrawing" xmlns:w10="urn:schemas-microsoft-com:office:word" xmlns:w="http://schemas.openxmlformats.org/wordprocessingml/2006/main" xmlns:w14="http://schemas.microsoft.com/office/word/2010/wordml" xmlns:w15="http://schemas.microsoft.com/office/word/2012/wordml" xmlns:w16cid="http://schemas.microsoft.com/office/word/2016/wordml/cid" xmlns:w16se="http://schemas.microsoft.com/office/word/2015/wordml/symex" xmlns:wpg="http://schemas.microsoft.com/office/word/2010/wordprocessingGroup" xmlns:wpi="http://schemas.microsoft.com/office/word/2010/wordprocessingInk" xmlns:wne="http://schemas.microsoft.com/office/word/2006/wordml" xmlns:wps="http://schemas.microsoft.com/office/word/2010/wordprocessingShape" mc:Ignorable="w14 w15 w16se w16cid wp14">
   <w:endnote w:type="separator" w:id="-1">
     <w:p>
       <w:r>
@@ -6645,7 +9495,7 @@
 </file>
 
 <file path=word/footer1.xml><?xml version="1.0" encoding="utf-8"?>
-<w:ftr xmlns:wpc="http://schemas.microsoft.com/office/word/2010/wordprocessingCanvas" xmlns:cx="http://schemas.microsoft.com/office/drawing/2014/chartex" xmlns:mc="http://schemas.openxmlformats.org/markup-compatibility/2006" xmlns:o="urn:schemas-microsoft-com:office:office" xmlns:r="http://schemas.openxmlformats.org/officeDocument/2006/relationships" xmlns:m="http://schemas.openxmlformats.org/officeDocument/2006/math" xmlns:v="urn:schemas-microsoft-com:vml" xmlns:wp14="http://schemas.microsoft.com/office/word/2010/wordprocessingDrawing" xmlns:wp="http://schemas.openxmlformats.org/drawingml/2006/wordprocessingDrawing" xmlns:w10="urn:schemas-microsoft-com:office:word" xmlns:w="http://schemas.openxmlformats.org/wordprocessingml/2006/main" xmlns:w14="http://schemas.microsoft.com/office/word/2010/wordml" xmlns:w15="http://schemas.microsoft.com/office/word/2012/wordml" xmlns:w16se="http://schemas.microsoft.com/office/word/2015/wordml/symex" xmlns:wpg="http://schemas.microsoft.com/office/word/2010/wordprocessingGroup" xmlns:wpi="http://schemas.microsoft.com/office/word/2010/wordprocessingInk" xmlns:wne="http://schemas.microsoft.com/office/word/2006/wordml" xmlns:wps="http://schemas.microsoft.com/office/word/2010/wordprocessingShape" mc:Ignorable="w14 w15 w16se wp14">
+<w:ftr xmlns:wpc="http://schemas.microsoft.com/office/word/2010/wordprocessingCanvas" xmlns:cx="http://schemas.microsoft.com/office/drawing/2014/chartex" xmlns:cx1="http://schemas.microsoft.com/office/drawing/2015/9/8/chartex" xmlns:cx2="http://schemas.microsoft.com/office/drawing/2015/10/21/chartex" xmlns:cx3="http://schemas.microsoft.com/office/drawing/2016/5/9/chartex" xmlns:cx4="http://schemas.microsoft.com/office/drawing/2016/5/10/chartex" xmlns:cx5="http://schemas.microsoft.com/office/drawing/2016/5/11/chartex" xmlns:cx6="http://schemas.microsoft.com/office/drawing/2016/5/12/chartex" xmlns:cx7="http://schemas.microsoft.com/office/drawing/2016/5/13/chartex" xmlns:cx8="http://schemas.microsoft.com/office/drawing/2016/5/14/chartex" xmlns:mc="http://schemas.openxmlformats.org/markup-compatibility/2006" xmlns:aink="http://schemas.microsoft.com/office/drawing/2016/ink" xmlns:am3d="http://schemas.microsoft.com/office/drawing/2017/model3d" xmlns:o="urn:schemas-microsoft-com:office:office" xmlns:r="http://schemas.openxmlformats.org/officeDocument/2006/relationships" xmlns:m="http://schemas.openxmlformats.org/officeDocument/2006/math" xmlns:v="urn:schemas-microsoft-com:vml" xmlns:wp14="http://schemas.microsoft.com/office/word/2010/wordprocessingDrawing" xmlns:wp="http://schemas.openxmlformats.org/drawingml/2006/wordprocessingDrawing" xmlns:w10="urn:schemas-microsoft-com:office:word" xmlns:w="http://schemas.openxmlformats.org/wordprocessingml/2006/main" xmlns:w14="http://schemas.microsoft.com/office/word/2010/wordml" xmlns:w15="http://schemas.microsoft.com/office/word/2012/wordml" xmlns:w16cid="http://schemas.microsoft.com/office/word/2016/wordml/cid" xmlns:w16se="http://schemas.microsoft.com/office/word/2015/wordml/symex" xmlns:wpg="http://schemas.microsoft.com/office/word/2010/wordprocessingGroup" xmlns:wpi="http://schemas.microsoft.com/office/word/2010/wordprocessingInk" xmlns:wne="http://schemas.microsoft.com/office/word/2006/wordml" xmlns:wps="http://schemas.microsoft.com/office/word/2010/wordprocessingShape" mc:Ignorable="w14 w15 w16se w16cid wp14">
   <w:sdt>
     <w:sdtPr>
       <w:id w:val="-1546826036"/>
@@ -6658,7 +9508,7 @@
     <w:sdtContent>
       <w:p>
         <w:pPr>
-          <w:pStyle w:val="Pieddepage"/>
+          <w:pStyle w:val="Footer"/>
         </w:pPr>
         <w:r>
           <w:rPr>
@@ -6791,7 +9641,7 @@
                     <v:h position="#0,topLeft" xrange="0,21600"/>
                   </v:handles>
                 </v:shapetype>
-                <v:shape id="Forme automatique 13" o:spid="_x0000_s1026" type="#_x0000_t5" style="position:absolute;margin-left:116.2pt;margin-top:0;width:167.4pt;height:161.8pt;z-index:251659264;visibility:visible;mso-wrap-style:square;mso-width-percent:0;mso-height-percent:0;mso-wrap-distance-left:9pt;mso-wrap-distance-top:0;mso-wrap-distance-right:9pt;mso-wrap-distance-bottom:0;mso-position-horizontal:right;mso-position-horizontal-relative:page;mso-position-vertical:bottom;mso-position-vertical-relative:page;mso-width-percent:0;mso-height-percent:0;mso-width-relative:page;mso-height-relative:page;v-text-anchor:top" o:gfxdata="UEsDBBQABgAIAAAAIQC2gziS/gAAAOEBAAATAAAAW0NvbnRlbnRfVHlwZXNdLnhtbJSRQU7DMBBF 90jcwfIWJU67QAgl6YK0S0CoHGBkTxKLZGx5TGhvj5O2G0SRWNoz/78nu9wcxkFMGNg6quQqL6RA 0s5Y6ir5vt9lD1JwBDIwOMJKHpHlpr69KfdHjyxSmriSfYz+USnWPY7AufNIadK6MEJMx9ApD/oD OlTrorhX2lFEilmcO2RdNtjC5xDF9pCuTyYBB5bi6bQ4syoJ3g9WQ0ymaiLzg5KdCXlKLjvcW893 SUOqXwnz5DrgnHtJTxOsQfEKIT7DmDSUCaxw7Rqn8787ZsmRM9e2VmPeBN4uqYvTtW7jvijg9N/y JsXecLq0q+WD6m8AAAD//wMAUEsDBBQABgAIAAAAIQA4/SH/1gAAAJQBAAALAAAAX3JlbHMvLnJl bHOkkMFqwzAMhu+DvYPRfXGawxijTi+j0GvpHsDYimMaW0Yy2fr2M4PBMnrbUb/Q94l/f/hMi1qR JVI2sOt6UJgd+ZiDgffL8ekFlFSbvV0oo4EbChzGx4f9GRdb25HMsYhqlCwG5lrLq9biZkxWOiqY 22YiTra2kYMu1l1tQD30/bPm3wwYN0x18gb45AdQl1tp5j/sFB2T0FQ7R0nTNEV3j6o9feQzro1i OWA14Fm+Q8a1a8+Bvu/d/dMb2JY5uiPbhG/ktn4cqGU/er3pcvwCAAD//wMAUEsDBBQABgAIAAAA IQCYXXqTmQIAACsFAAAOAAAAZHJzL2Uyb0RvYy54bWysVN1u0zAUvkfiHSzfd/kh6Zpo6bStC0Ia MGnwAG7sNAbH9my36UC8O8dOWlq4QYheuD6xfXy+n+Or630v0I4Zy5WscHIRY8RkoyiXmwp//lTP FhhZRyQlQklW4Rdm8fXy9aurQZcsVZ0SlBkESaQtB13hzjldRpFtOtYTe6E0k7DYKtMTB6HZRNSQ AbL3IkrjeB4NylBtVMOsha+rcREvQ/62ZY372LaWOSQqDLW5MJowrv0YLa9IuTFEd7yZyiD/UEVP uIRLj6lWxBG0NfyPVD1vjLKqdReN6iPVtrxhAQOgSeLf0Dx1RLOABcix+kiT/X9pmw+7R4M4rfA8 zzCSpAeRaqCbIbJ1Cljnz1uGkjeeqUHbEg486UfjsVr9oJqvFkl11xG5YTfGqKFjhEJ9id8fnR3w gYWjaD28VxSu8RcE0vat6X1CoAPtgzYvR23Y3qEGPqZJmhcLkLCBtTTOs8U8qBeR8nBcG+veMtUj P6mwMxyqEp5AUpLdg3VBIDqBJPQLRm0vQO4dESiJ/S9UfdwNuQ85A14lOK25ECEwm/WdMAjOVniV 3t/UI2Sg5XQblD9d7IEER3wvkjSLb9NiVs8Xl7OszvJZcRkvZnFS3BbzOCuyVf3DV51kZccpZfKB S3ZwZ5L9nfpTn4y+Cv5EQ4WLPM0DIWdV2lMwgYgDE2fbeu6gWQXvK7w40kVKL/m9pKGVHOFinEfn 5YMbSAkcHP4DK8Eg3hOjt9x+vZ9stlb0BaxiFAgJosMLA5NOmW8YDdCtFbbPW2IYRuKdBLsVSZb5 9g5Bll+mEJjTlfXpCpENpAKHYDRO79z4JGy14ZsObkoCR1LdgEVb7g5eHquajA0dGcBMr4dv+dM4 7Pr1xi1/AgAA//8DAFBLAwQUAAYACAAAACEAWSTRB9wAAAAFAQAADwAAAGRycy9kb3ducmV2Lnht bEyPS0/DMBCE70j8B2uRuFGHBlUlxKkQ4iFR5UB5nN14iaPa68h22/DvWbjAZbWrWc18U68m78QB YxoCKbicFSCQumAG6hW8vT5cLEGkrMloFwgVfGGCVXN6UuvKhCO94GGTe8EmlCqtwOY8VlKmzqLX aRZGJNY+Q/Q68xl7aaI+srl3cl4UC+n1QJxg9Yh3FrvdZu85ZFreD9G1u/f1uH5ur9vHJzt+KHV+ Nt3egMg45b9n+MFndGiYaRv2ZJJwCrhI/p2sleUV19jyMi8XIJta/qdvvgEAAP//AwBQSwECLQAU AAYACAAAACEAtoM4kv4AAADhAQAAEwAAAAAAAAAAAAAAAAAAAAAAW0NvbnRlbnRfVHlwZXNdLnht bFBLAQItABQABgAIAAAAIQA4/SH/1gAAAJQBAAALAAAAAAAAAAAAAAAAAC8BAABfcmVscy8ucmVs c1BLAQItABQABgAIAAAAIQCYXXqTmQIAACsFAAAOAAAAAAAAAAAAAAAAAC4CAABkcnMvZTJvRG9j LnhtbFBLAQItABQABgAIAAAAIQBZJNEH3AAAAAUBAAAPAAAAAAAAAAAAAAAAAPMEAABkcnMvZG93 bnJldi54bWxQSwUGAAAAAAQABADzAAAA/AUAAAAA " adj="21600" fillcolor="#d2eaf1" stroked="f">
+                <v:shape id="Forme automatique 13" o:spid="_x0000_s1026" type="#_x0000_t5" style="position:absolute;margin-left:116.2pt;margin-top:0;width:167.4pt;height:161.8pt;z-index:251659264;visibility:visible;mso-wrap-style:square;mso-width-percent:0;mso-height-percent:0;mso-wrap-distance-left:9pt;mso-wrap-distance-top:0;mso-wrap-distance-right:9pt;mso-wrap-distance-bottom:0;mso-position-horizontal:right;mso-position-horizontal-relative:page;mso-position-vertical:bottom;mso-position-vertical-relative:page;mso-width-percent:0;mso-height-percent:0;mso-width-relative:page;mso-height-relative:page;v-text-anchor:top" o:gfxdata="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" adj="21600" fillcolor="#d2eaf1" stroked="f">
                   <v:textbox>
                     <w:txbxContent>
                       <w:p>
@@ -6853,7 +9703,7 @@
 </file>
 
 <file path=word/footnotes.xml><?xml version="1.0" encoding="utf-8"?>
-<w:footnotes xmlns:wpc="http://schemas.microsoft.com/office/word/2010/wordprocessingCanvas" xmlns:cx="http://schemas.microsoft.com/office/drawing/2014/chartex" xmlns:mc="http://schemas.openxmlformats.org/markup-compatibility/2006" xmlns:o="urn:schemas-microsoft-com:office:office" xmlns:r="http://schemas.openxmlformats.org/officeDocument/2006/relationships" xmlns:m="http://schemas.openxmlformats.org/officeDocument/2006/math" xmlns:v="urn:schemas-microsoft-com:vml" xmlns:wp14="http://schemas.microsoft.com/office/word/2010/wordprocessingDrawing" xmlns:wp="http://schemas.openxmlformats.org/drawingml/2006/wordprocessingDrawing" xmlns:w10="urn:schemas-microsoft-com:office:word" xmlns:w="http://schemas.openxmlformats.org/wordprocessingml/2006/main" xmlns:w14="http://schemas.microsoft.com/office/word/2010/wordml" xmlns:w15="http://schemas.microsoft.com/office/word/2012/wordml" xmlns:w16se="http://schemas.microsoft.com/office/word/2015/wordml/symex" xmlns:wpg="http://schemas.microsoft.com/office/word/2010/wordprocessingGroup" xmlns:wpi="http://schemas.microsoft.com/office/word/2010/wordprocessingInk" xmlns:wne="http://schemas.microsoft.com/office/word/2006/wordml" xmlns:wps="http://schemas.microsoft.com/office/word/2010/wordprocessingShape" mc:Ignorable="w14 w15 w16se wp14">
+<w:footnotes xmlns:wpc="http://schemas.microsoft.com/office/word/2010/wordprocessingCanvas" xmlns:cx="http://schemas.microsoft.com/office/drawing/2014/chartex" xmlns:cx1="http://schemas.microsoft.com/office/drawing/2015/9/8/chartex" xmlns:cx2="http://schemas.microsoft.com/office/drawing/2015/10/21/chartex" xmlns:cx3="http://schemas.microsoft.com/office/drawing/2016/5/9/chartex" xmlns:cx4="http://schemas.microsoft.com/office/drawing/2016/5/10/chartex" xmlns:cx5="http://schemas.microsoft.com/office/drawing/2016/5/11/chartex" xmlns:cx6="http://schemas.microsoft.com/office/drawing/2016/5/12/chartex" xmlns:cx7="http://schemas.microsoft.com/office/drawing/2016/5/13/chartex" xmlns:cx8="http://schemas.microsoft.com/office/drawing/2016/5/14/chartex" xmlns:mc="http://schemas.openxmlformats.org/markup-compatibility/2006" xmlns:aink="http://schemas.microsoft.com/office/drawing/2016/ink" xmlns:am3d="http://schemas.microsoft.com/office/drawing/2017/model3d" xmlns:o="urn:schemas-microsoft-com:office:office" xmlns:r="http://schemas.openxmlformats.org/officeDocument/2006/relationships" xmlns:m="http://schemas.openxmlformats.org/officeDocument/2006/math" xmlns:v="urn:schemas-microsoft-com:vml" xmlns:wp14="http://schemas.microsoft.com/office/word/2010/wordprocessingDrawing" xmlns:wp="http://schemas.openxmlformats.org/drawingml/2006/wordprocessingDrawing" xmlns:w10="urn:schemas-microsoft-com:office:word" xmlns:w="http://schemas.openxmlformats.org/wordprocessingml/2006/main" xmlns:w14="http://schemas.microsoft.com/office/word/2010/wordml" xmlns:w15="http://schemas.microsoft.com/office/word/2012/wordml" xmlns:w16cid="http://schemas.microsoft.com/office/word/2016/wordml/cid" xmlns:w16se="http://schemas.microsoft.com/office/word/2015/wordml/symex" xmlns:wpg="http://schemas.microsoft.com/office/word/2010/wordprocessingGroup" xmlns:wpi="http://schemas.microsoft.com/office/word/2010/wordprocessingInk" xmlns:wne="http://schemas.microsoft.com/office/word/2006/wordml" xmlns:wps="http://schemas.microsoft.com/office/word/2010/wordprocessingShape" mc:Ignorable="w14 w15 w16se w16cid wp14">
   <w:footnote w:type="separator" w:id="-1">
     <w:p>
       <w:r>
@@ -6872,21 +9722,23 @@
 </file>
 
 <file path=word/header1.xml><?xml version="1.0" encoding="utf-8"?>
-<w:hdr xmlns:wpc="http://schemas.microsoft.com/office/word/2010/wordprocessingCanvas" xmlns:cx="http://schemas.microsoft.com/office/drawing/2014/chartex" xmlns:mc="http://schemas.openxmlformats.org/markup-compatibility/2006" xmlns:o="urn:schemas-microsoft-com:office:office" xmlns:r="http://schemas.openxmlformats.org/officeDocument/2006/relationships" xmlns:m="http://schemas.openxmlformats.org/officeDocument/2006/math" xmlns:v="urn:schemas-microsoft-com:vml" xmlns:wp14="http://schemas.microsoft.com/office/word/2010/wordprocessingDrawing" xmlns:wp="http://schemas.openxmlformats.org/drawingml/2006/wordprocessingDrawing" xmlns:w10="urn:schemas-microsoft-com:office:word" xmlns:w="http://schemas.openxmlformats.org/wordprocessingml/2006/main" xmlns:w14="http://schemas.microsoft.com/office/word/2010/wordml" xmlns:w15="http://schemas.microsoft.com/office/word/2012/wordml" xmlns:w16se="http://schemas.microsoft.com/office/word/2015/wordml/symex" xmlns:wpg="http://schemas.microsoft.com/office/word/2010/wordprocessingGroup" xmlns:wpi="http://schemas.microsoft.com/office/word/2010/wordprocessingInk" xmlns:wne="http://schemas.microsoft.com/office/word/2006/wordml" xmlns:wps="http://schemas.microsoft.com/office/word/2010/wordprocessingShape" mc:Ignorable="w14 w15 w16se wp14">
+<w:hdr xmlns:wpc="http://schemas.microsoft.com/office/word/2010/wordprocessingCanvas" xmlns:cx="http://schemas.microsoft.com/office/drawing/2014/chartex" xmlns:cx1="http://schemas.microsoft.com/office/drawing/2015/9/8/chartex" xmlns:cx2="http://schemas.microsoft.com/office/drawing/2015/10/21/chartex" xmlns:cx3="http://schemas.microsoft.com/office/drawing/2016/5/9/chartex" xmlns:cx4="http://schemas.microsoft.com/office/drawing/2016/5/10/chartex" xmlns:cx5="http://schemas.microsoft.com/office/drawing/2016/5/11/chartex" xmlns:cx6="http://schemas.microsoft.com/office/drawing/2016/5/12/chartex" xmlns:cx7="http://schemas.microsoft.com/office/drawing/2016/5/13/chartex" xmlns:cx8="http://schemas.microsoft.com/office/drawing/2016/5/14/chartex" xmlns:mc="http://schemas.openxmlformats.org/markup-compatibility/2006" xmlns:aink="http://schemas.microsoft.com/office/drawing/2016/ink" xmlns:am3d="http://schemas.microsoft.com/office/drawing/2017/model3d" xmlns:o="urn:schemas-microsoft-com:office:office" xmlns:r="http://schemas.openxmlformats.org/officeDocument/2006/relationships" xmlns:m="http://schemas.openxmlformats.org/officeDocument/2006/math" xmlns:v="urn:schemas-microsoft-com:vml" xmlns:wp14="http://schemas.microsoft.com/office/word/2010/wordprocessingDrawing" xmlns:wp="http://schemas.openxmlformats.org/drawingml/2006/wordprocessingDrawing" xmlns:w10="urn:schemas-microsoft-com:office:word" xmlns:w="http://schemas.openxmlformats.org/wordprocessingml/2006/main" xmlns:w14="http://schemas.microsoft.com/office/word/2010/wordml" xmlns:w15="http://schemas.microsoft.com/office/word/2012/wordml" xmlns:w16cid="http://schemas.microsoft.com/office/word/2016/wordml/cid" xmlns:w16se="http://schemas.microsoft.com/office/word/2015/wordml/symex" xmlns:wpg="http://schemas.microsoft.com/office/word/2010/wordprocessingGroup" xmlns:wpi="http://schemas.microsoft.com/office/word/2010/wordprocessingInk" xmlns:wne="http://schemas.microsoft.com/office/word/2006/wordml" xmlns:wps="http://schemas.microsoft.com/office/word/2010/wordprocessingShape" mc:Ignorable="w14 w15 w16se w16cid wp14">
   <w:p>
     <w:pPr>
-      <w:pStyle w:val="En-tte"/>
+      <w:pStyle w:val="Header"/>
       <w:jc w:val="left"/>
     </w:pPr>
+    <w:proofErr w:type="spellStart"/>
     <w:r>
       <w:t>FTNTrello</w:t>
     </w:r>
+    <w:proofErr w:type="spellEnd"/>
   </w:p>
 </w:hdr>
 </file>
 
 <file path=word/numbering.xml><?xml version="1.0" encoding="utf-8"?>
-<w:numbering xmlns:wpc="http://schemas.microsoft.com/office/word/2010/wordprocessingCanvas" xmlns:cx="http://schemas.microsoft.com/office/drawing/2014/chartex" xmlns:mc="http://schemas.openxmlformats.org/markup-compatibility/2006" xmlns:o="urn:schemas-microsoft-com:office:office" xmlns:r="http://schemas.openxmlformats.org/officeDocument/2006/relationships" xmlns:m="http://schemas.openxmlformats.org/officeDocument/2006/math" xmlns:v="urn:schemas-microsoft-com:vml" xmlns:wp14="http://schemas.microsoft.com/office/word/2010/wordprocessingDrawing" xmlns:wp="http://schemas.openxmlformats.org/drawingml/2006/wordprocessingDrawing" xmlns:w10="urn:schemas-microsoft-com:office:word" xmlns:w="http://schemas.openxmlformats.org/wordprocessingml/2006/main" xmlns:w14="http://schemas.microsoft.com/office/word/2010/wordml" xmlns:w15="http://schemas.microsoft.com/office/word/2012/wordml" xmlns:w16se="http://schemas.microsoft.com/office/word/2015/wordml/symex" xmlns:wpg="http://schemas.microsoft.com/office/word/2010/wordprocessingGroup" xmlns:wpi="http://schemas.microsoft.com/office/word/2010/wordprocessingInk" xmlns:wne="http://schemas.microsoft.com/office/word/2006/wordml" xmlns:wps="http://schemas.microsoft.com/office/word/2010/wordprocessingShape" mc:Ignorable="w14 w15 w16se wp14">
+<w:numbering xmlns:wpc="http://schemas.microsoft.com/office/word/2010/wordprocessingCanvas" xmlns:cx="http://schemas.microsoft.com/office/drawing/2014/chartex" xmlns:cx1="http://schemas.microsoft.com/office/drawing/2015/9/8/chartex" xmlns:cx2="http://schemas.microsoft.com/office/drawing/2015/10/21/chartex" xmlns:cx3="http://schemas.microsoft.com/office/drawing/2016/5/9/chartex" xmlns:cx4="http://schemas.microsoft.com/office/drawing/2016/5/10/chartex" xmlns:cx5="http://schemas.microsoft.com/office/drawing/2016/5/11/chartex" xmlns:cx6="http://schemas.microsoft.com/office/drawing/2016/5/12/chartex" xmlns:cx7="http://schemas.microsoft.com/office/drawing/2016/5/13/chartex" xmlns:cx8="http://schemas.microsoft.com/office/drawing/2016/5/14/chartex" xmlns:mc="http://schemas.openxmlformats.org/markup-compatibility/2006" xmlns:aink="http://schemas.microsoft.com/office/drawing/2016/ink" xmlns:am3d="http://schemas.microsoft.com/office/drawing/2017/model3d" xmlns:o="urn:schemas-microsoft-com:office:office" xmlns:r="http://schemas.openxmlformats.org/officeDocument/2006/relationships" xmlns:m="http://schemas.openxmlformats.org/officeDocument/2006/math" xmlns:v="urn:schemas-microsoft-com:vml" xmlns:wp14="http://schemas.microsoft.com/office/word/2010/wordprocessingDrawing" xmlns:wp="http://schemas.openxmlformats.org/drawingml/2006/wordprocessingDrawing" xmlns:w10="urn:schemas-microsoft-com:office:word" xmlns:w="http://schemas.openxmlformats.org/wordprocessingml/2006/main" xmlns:w14="http://schemas.microsoft.com/office/word/2010/wordml" xmlns:w15="http://schemas.microsoft.com/office/word/2012/wordml" xmlns:w16cid="http://schemas.microsoft.com/office/word/2016/wordml/cid" xmlns:w16se="http://schemas.microsoft.com/office/word/2015/wordml/symex" xmlns:wpg="http://schemas.microsoft.com/office/word/2010/wordprocessingGroup" xmlns:wpi="http://schemas.microsoft.com/office/word/2010/wordprocessingInk" xmlns:wne="http://schemas.microsoft.com/office/word/2006/wordml" xmlns:wps="http://schemas.microsoft.com/office/word/2010/wordprocessingShape" mc:Ignorable="w14 w15 w16se w16cid wp14">
   <w:abstractNum w:abstractNumId="0" w15:restartNumberingAfterBreak="0">
     <w:nsid w:val="209F3BFD"/>
     <w:multiLevelType w:val="multilevel"/>
@@ -7413,7 +10265,7 @@
 </file>
 
 <file path=word/styles.xml><?xml version="1.0" encoding="utf-8"?>
-<w:styles xmlns:mc="http://schemas.openxmlformats.org/markup-compatibility/2006" xmlns:r="http://schemas.openxmlformats.org/officeDocument/2006/relationships" xmlns:w="http://schemas.openxmlformats.org/wordprocessingml/2006/main" xmlns:w14="http://schemas.microsoft.com/office/word/2010/wordml" xmlns:w15="http://schemas.microsoft.com/office/word/2012/wordml" xmlns:w16se="http://schemas.microsoft.com/office/word/2015/wordml/symex" mc:Ignorable="w14 w15 w16se">
+<w:styles xmlns:mc="http://schemas.openxmlformats.org/markup-compatibility/2006" xmlns:r="http://schemas.openxmlformats.org/officeDocument/2006/relationships" xmlns:w="http://schemas.openxmlformats.org/wordprocessingml/2006/main" xmlns:w14="http://schemas.microsoft.com/office/word/2010/wordml" xmlns:w15="http://schemas.microsoft.com/office/word/2012/wordml" xmlns:w16cid="http://schemas.microsoft.com/office/word/2016/wordml/cid" xmlns:w16se="http://schemas.microsoft.com/office/word/2015/wordml/symex" mc:Ignorable="w14 w15 w16se w16cid">
   <w:docDefaults>
     <w:rPrDefault>
       <w:rPr>
@@ -7429,7 +10281,7 @@
       </w:pPr>
     </w:pPrDefault>
   </w:docDefaults>
-  <w:latentStyles w:defLockedState="0" w:defUIPriority="99" w:defSemiHidden="0" w:defUnhideWhenUsed="0" w:defQFormat="0" w:count="371">
+  <w:latentStyles w:defLockedState="0" w:defUIPriority="99" w:defSemiHidden="0" w:defUnhideWhenUsed="0" w:defQFormat="0" w:count="375">
     <w:lsdException w:name="Normal" w:uiPriority="0" w:qFormat="1"/>
     <w:lsdException w:name="heading 1" w:uiPriority="9" w:qFormat="1"/>
     <w:lsdException w:name="heading 2" w:semiHidden="1" w:uiPriority="9" w:unhideWhenUsed="1" w:qFormat="1"/>
@@ -7535,7 +10387,6 @@
     <w:lsdException w:name="HTML Sample" w:semiHidden="1" w:unhideWhenUsed="1"/>
     <w:lsdException w:name="HTML Typewriter" w:semiHidden="1" w:unhideWhenUsed="1"/>
     <w:lsdException w:name="HTML Variable" w:semiHidden="1" w:unhideWhenUsed="1"/>
-    <w:lsdException w:name="Normal Table" w:semiHidden="1" w:unhideWhenUsed="1"/>
     <w:lsdException w:name="annotation subject" w:semiHidden="1" w:unhideWhenUsed="1"/>
     <w:lsdException w:name="No List" w:semiHidden="1" w:unhideWhenUsed="1"/>
     <w:lsdException w:name="Outline List 1" w:semiHidden="1" w:unhideWhenUsed="1"/>
@@ -7579,10 +10430,8 @@
     <w:lsdException w:name="Table Elegant" w:semiHidden="1" w:unhideWhenUsed="1"/>
     <w:lsdException w:name="Table Professional" w:semiHidden="1" w:unhideWhenUsed="1"/>
     <w:lsdException w:name="Table Subtle 1" w:semiHidden="1" w:unhideWhenUsed="1"/>
-    <w:lsdException w:name="Table Subtle 2" w:semiHidden="1" w:unhideWhenUsed="1"/>
     <w:lsdException w:name="Table Web 1" w:semiHidden="1" w:unhideWhenUsed="1"/>
     <w:lsdException w:name="Table Web 2" w:semiHidden="1" w:unhideWhenUsed="1"/>
-    <w:lsdException w:name="Table Web 3" w:semiHidden="1" w:unhideWhenUsed="1"/>
     <w:lsdException w:name="Balloon Text" w:semiHidden="1" w:unhideWhenUsed="1"/>
     <w:lsdException w:name="Table Grid" w:uiPriority="59"/>
     <w:lsdException w:name="Table Theme" w:semiHidden="1" w:unhideWhenUsed="1"/>
@@ -7801,6 +10650,10 @@
     <w:lsdException w:name="List Table 5 Dark Accent 6" w:uiPriority="50"/>
     <w:lsdException w:name="List Table 6 Colorful Accent 6" w:uiPriority="51"/>
     <w:lsdException w:name="List Table 7 Colorful Accent 6" w:uiPriority="52"/>
+    <w:lsdException w:name="Mention" w:semiHidden="1" w:unhideWhenUsed="1"/>
+    <w:lsdException w:name="Smart Hyperlink" w:semiHidden="1" w:unhideWhenUsed="1"/>
+    <w:lsdException w:name="Hashtag" w:semiHidden="1" w:unhideWhenUsed="1"/>
+    <w:lsdException w:name="Unresolved Mention" w:semiHidden="1" w:unhideWhenUsed="1"/>
   </w:latentStyles>
   <w:style w:type="paragraph" w:default="1" w:styleId="Normal">
     <w:name w:val="Normal"/>
@@ -7811,11 +10664,11 @@
       <w:szCs w:val="20"/>
     </w:rPr>
   </w:style>
-  <w:style w:type="paragraph" w:styleId="Titre1">
+  <w:style w:type="paragraph" w:styleId="Heading1">
     <w:name w:val="heading 1"/>
     <w:basedOn w:val="Normal"/>
     <w:next w:val="Normal"/>
-    <w:link w:val="Titre1Car"/>
+    <w:link w:val="Heading1Char"/>
     <w:uiPriority w:val="9"/>
     <w:qFormat/>
     <w:rsid w:val="001F5FAC"/>
@@ -7840,11 +10693,11 @@
       <w:szCs w:val="22"/>
     </w:rPr>
   </w:style>
-  <w:style w:type="paragraph" w:styleId="Titre2">
+  <w:style w:type="paragraph" w:styleId="Heading2">
     <w:name w:val="heading 2"/>
     <w:basedOn w:val="Normal"/>
     <w:next w:val="Normal"/>
-    <w:link w:val="Titre2Car"/>
+    <w:link w:val="Heading2Char"/>
     <w:uiPriority w:val="9"/>
     <w:unhideWhenUsed/>
     <w:qFormat/>
@@ -7867,11 +10720,11 @@
       <w:szCs w:val="22"/>
     </w:rPr>
   </w:style>
-  <w:style w:type="paragraph" w:styleId="Titre3">
+  <w:style w:type="paragraph" w:styleId="Heading3">
     <w:name w:val="heading 3"/>
     <w:basedOn w:val="Normal"/>
     <w:next w:val="Normal"/>
-    <w:link w:val="Titre3Car"/>
+    <w:link w:val="Heading3Char"/>
     <w:uiPriority w:val="9"/>
     <w:unhideWhenUsed/>
     <w:qFormat/>
@@ -7892,11 +10745,11 @@
       <w:szCs w:val="22"/>
     </w:rPr>
   </w:style>
-  <w:style w:type="paragraph" w:styleId="Titre4">
+  <w:style w:type="paragraph" w:styleId="Heading4">
     <w:name w:val="heading 4"/>
     <w:basedOn w:val="Normal"/>
     <w:next w:val="Normal"/>
-    <w:link w:val="Titre4Car"/>
+    <w:link w:val="Heading4Char"/>
     <w:uiPriority w:val="9"/>
     <w:unhideWhenUsed/>
     <w:qFormat/>
@@ -7917,11 +10770,11 @@
       <w:szCs w:val="22"/>
     </w:rPr>
   </w:style>
-  <w:style w:type="paragraph" w:styleId="Titre5">
+  <w:style w:type="paragraph" w:styleId="Heading5">
     <w:name w:val="heading 5"/>
     <w:basedOn w:val="Normal"/>
     <w:next w:val="Normal"/>
-    <w:link w:val="Titre5Car"/>
+    <w:link w:val="Heading5Char"/>
     <w:uiPriority w:val="9"/>
     <w:unhideWhenUsed/>
     <w:qFormat/>
@@ -7941,11 +10794,11 @@
       <w:szCs w:val="22"/>
     </w:rPr>
   </w:style>
-  <w:style w:type="paragraph" w:styleId="Titre6">
+  <w:style w:type="paragraph" w:styleId="Heading6">
     <w:name w:val="heading 6"/>
     <w:basedOn w:val="Normal"/>
     <w:next w:val="Normal"/>
-    <w:link w:val="Titre6Car"/>
+    <w:link w:val="Heading6Char"/>
     <w:uiPriority w:val="9"/>
     <w:unhideWhenUsed/>
     <w:qFormat/>
@@ -7965,11 +10818,11 @@
       <w:szCs w:val="22"/>
     </w:rPr>
   </w:style>
-  <w:style w:type="paragraph" w:styleId="Titre7">
+  <w:style w:type="paragraph" w:styleId="Heading7">
     <w:name w:val="heading 7"/>
     <w:basedOn w:val="Normal"/>
     <w:next w:val="Normal"/>
-    <w:link w:val="Titre7Car"/>
+    <w:link w:val="Heading7Char"/>
     <w:uiPriority w:val="9"/>
     <w:unhideWhenUsed/>
     <w:qFormat/>
@@ -7986,11 +10839,11 @@
       <w:szCs w:val="22"/>
     </w:rPr>
   </w:style>
-  <w:style w:type="paragraph" w:styleId="Titre8">
+  <w:style w:type="paragraph" w:styleId="Heading8">
     <w:name w:val="heading 8"/>
     <w:basedOn w:val="Normal"/>
     <w:next w:val="Normal"/>
-    <w:link w:val="Titre8Car"/>
+    <w:link w:val="Heading8Char"/>
     <w:uiPriority w:val="9"/>
     <w:unhideWhenUsed/>
     <w:qFormat/>
@@ -8006,11 +10859,11 @@
       <w:szCs w:val="18"/>
     </w:rPr>
   </w:style>
-  <w:style w:type="paragraph" w:styleId="Titre9">
+  <w:style w:type="paragraph" w:styleId="Heading9">
     <w:name w:val="heading 9"/>
     <w:basedOn w:val="Normal"/>
     <w:next w:val="Normal"/>
-    <w:link w:val="Titre9Car"/>
+    <w:link w:val="Heading9Char"/>
     <w:uiPriority w:val="9"/>
     <w:unhideWhenUsed/>
     <w:qFormat/>
@@ -8027,13 +10880,13 @@
       <w:szCs w:val="18"/>
     </w:rPr>
   </w:style>
-  <w:style w:type="character" w:default="1" w:styleId="Policepardfaut">
+  <w:style w:type="character" w:default="1" w:styleId="DefaultParagraphFont">
     <w:name w:val="Default Paragraph Font"/>
     <w:uiPriority w:val="1"/>
     <w:semiHidden/>
     <w:unhideWhenUsed/>
   </w:style>
-  <w:style w:type="table" w:default="1" w:styleId="TableauNormal">
+  <w:style w:type="table" w:default="1" w:styleId="TableNormal">
     <w:name w:val="Normal Table"/>
     <w:uiPriority w:val="99"/>
     <w:semiHidden/>
@@ -8048,16 +10901,16 @@
       </w:tblCellMar>
     </w:tblPr>
   </w:style>
-  <w:style w:type="numbering" w:default="1" w:styleId="Aucuneliste">
+  <w:style w:type="numbering" w:default="1" w:styleId="NoList">
     <w:name w:val="No List"/>
     <w:uiPriority w:val="99"/>
     <w:semiHidden/>
     <w:unhideWhenUsed/>
   </w:style>
-  <w:style w:type="character" w:customStyle="1" w:styleId="Titre1Car">
-    <w:name w:val="Titre 1 Car"/>
-    <w:basedOn w:val="Policepardfaut"/>
-    <w:link w:val="Titre1"/>
+  <w:style w:type="character" w:customStyle="1" w:styleId="Heading1Char">
+    <w:name w:val="Heading 1 Char"/>
+    <w:basedOn w:val="DefaultParagraphFont"/>
+    <w:link w:val="Heading1"/>
     <w:uiPriority w:val="9"/>
     <w:rsid w:val="001F5FAC"/>
     <w:rPr>
@@ -8069,10 +10922,10 @@
       <w:shd w:val="clear" w:color="auto" w:fill="005191" w:themeFill="accent1"/>
     </w:rPr>
   </w:style>
-  <w:style w:type="character" w:customStyle="1" w:styleId="Titre2Car">
-    <w:name w:val="Titre 2 Car"/>
-    <w:basedOn w:val="Policepardfaut"/>
-    <w:link w:val="Titre2"/>
+  <w:style w:type="character" w:customStyle="1" w:styleId="Heading2Char">
+    <w:name w:val="Heading 2 Char"/>
+    <w:basedOn w:val="DefaultParagraphFont"/>
+    <w:link w:val="Heading2"/>
     <w:uiPriority w:val="9"/>
     <w:rsid w:val="001F5FAC"/>
     <w:rPr>
@@ -8081,10 +10934,10 @@
       <w:shd w:val="clear" w:color="auto" w:fill="B6DEFF" w:themeFill="accent1" w:themeFillTint="33"/>
     </w:rPr>
   </w:style>
-  <w:style w:type="character" w:customStyle="1" w:styleId="Titre3Car">
-    <w:name w:val="Titre 3 Car"/>
-    <w:basedOn w:val="Policepardfaut"/>
-    <w:link w:val="Titre3"/>
+  <w:style w:type="character" w:customStyle="1" w:styleId="Heading3Char">
+    <w:name w:val="Heading 3 Char"/>
+    <w:basedOn w:val="DefaultParagraphFont"/>
+    <w:link w:val="Heading3"/>
     <w:uiPriority w:val="9"/>
     <w:rsid w:val="001F5FAC"/>
     <w:rPr>
@@ -8093,10 +10946,10 @@
       <w:spacing w:val="15"/>
     </w:rPr>
   </w:style>
-  <w:style w:type="character" w:customStyle="1" w:styleId="Titre4Car">
-    <w:name w:val="Titre 4 Car"/>
-    <w:basedOn w:val="Policepardfaut"/>
-    <w:link w:val="Titre4"/>
+  <w:style w:type="character" w:customStyle="1" w:styleId="Heading4Char">
+    <w:name w:val="Heading 4 Char"/>
+    <w:basedOn w:val="DefaultParagraphFont"/>
+    <w:link w:val="Heading4"/>
     <w:uiPriority w:val="9"/>
     <w:rsid w:val="001F5FAC"/>
     <w:rPr>
@@ -8105,10 +10958,10 @@
       <w:spacing w:val="10"/>
     </w:rPr>
   </w:style>
-  <w:style w:type="character" w:customStyle="1" w:styleId="Titre5Car">
-    <w:name w:val="Titre 5 Car"/>
-    <w:basedOn w:val="Policepardfaut"/>
-    <w:link w:val="Titre5"/>
+  <w:style w:type="character" w:customStyle="1" w:styleId="Heading5Char">
+    <w:name w:val="Heading 5 Char"/>
+    <w:basedOn w:val="DefaultParagraphFont"/>
+    <w:link w:val="Heading5"/>
     <w:uiPriority w:val="9"/>
     <w:rsid w:val="001F5FAC"/>
     <w:rPr>
@@ -8117,10 +10970,10 @@
       <w:spacing w:val="10"/>
     </w:rPr>
   </w:style>
-  <w:style w:type="character" w:customStyle="1" w:styleId="Titre6Car">
-    <w:name w:val="Titre 6 Car"/>
-    <w:basedOn w:val="Policepardfaut"/>
-    <w:link w:val="Titre6"/>
+  <w:style w:type="character" w:customStyle="1" w:styleId="Heading6Char">
+    <w:name w:val="Heading 6 Char"/>
+    <w:basedOn w:val="DefaultParagraphFont"/>
+    <w:link w:val="Heading6"/>
     <w:uiPriority w:val="9"/>
     <w:rsid w:val="001F5FAC"/>
     <w:rPr>
@@ -8129,10 +10982,10 @@
       <w:spacing w:val="10"/>
     </w:rPr>
   </w:style>
-  <w:style w:type="character" w:customStyle="1" w:styleId="Titre7Car">
-    <w:name w:val="Titre 7 Car"/>
-    <w:basedOn w:val="Policepardfaut"/>
-    <w:link w:val="Titre7"/>
+  <w:style w:type="character" w:customStyle="1" w:styleId="Heading7Char">
+    <w:name w:val="Heading 7 Char"/>
+    <w:basedOn w:val="DefaultParagraphFont"/>
+    <w:link w:val="Heading7"/>
     <w:uiPriority w:val="9"/>
     <w:rsid w:val="001F5FAC"/>
     <w:rPr>
@@ -8141,10 +10994,10 @@
       <w:spacing w:val="10"/>
     </w:rPr>
   </w:style>
-  <w:style w:type="character" w:customStyle="1" w:styleId="Titre8Car">
-    <w:name w:val="Titre 8 Car"/>
-    <w:basedOn w:val="Policepardfaut"/>
-    <w:link w:val="Titre8"/>
+  <w:style w:type="character" w:customStyle="1" w:styleId="Heading8Char">
+    <w:name w:val="Heading 8 Char"/>
+    <w:basedOn w:val="DefaultParagraphFont"/>
+    <w:link w:val="Heading8"/>
     <w:uiPriority w:val="9"/>
     <w:rsid w:val="001F5FAC"/>
     <w:rPr>
@@ -8154,10 +11007,10 @@
       <w:szCs w:val="18"/>
     </w:rPr>
   </w:style>
-  <w:style w:type="character" w:customStyle="1" w:styleId="Titre9Car">
-    <w:name w:val="Titre 9 Car"/>
-    <w:basedOn w:val="Policepardfaut"/>
-    <w:link w:val="Titre9"/>
+  <w:style w:type="character" w:customStyle="1" w:styleId="Heading9Char">
+    <w:name w:val="Heading 9 Char"/>
+    <w:basedOn w:val="DefaultParagraphFont"/>
+    <w:link w:val="Heading9"/>
     <w:uiPriority w:val="9"/>
     <w:rsid w:val="001F5FAC"/>
     <w:rPr>
@@ -8168,10 +11021,10 @@
       <w:szCs w:val="18"/>
     </w:rPr>
   </w:style>
-  <w:style w:type="character" w:customStyle="1" w:styleId="TextedebullesCar">
-    <w:name w:val="Texte de bulles Car"/>
-    <w:basedOn w:val="Policepardfaut"/>
-    <w:link w:val="Textedebulles"/>
+  <w:style w:type="character" w:customStyle="1" w:styleId="BalloonTextChar">
+    <w:name w:val="Balloon Text Char"/>
+    <w:basedOn w:val="DefaultParagraphFont"/>
+    <w:link w:val="BalloonText"/>
     <w:uiPriority w:val="99"/>
     <w:semiHidden/>
     <w:rsid w:val="002517D7"/>
@@ -8183,7 +11036,7 @@
   </w:style>
   <w:style w:type="character" w:customStyle="1" w:styleId="En-tteCar">
     <w:name w:val="En-tête Car"/>
-    <w:basedOn w:val="Policepardfaut"/>
+    <w:basedOn w:val="DefaultParagraphFont"/>
     <w:uiPriority w:val="99"/>
     <w:rsid w:val="008F5264"/>
     <w:rPr>
@@ -8192,15 +11045,15 @@
       <w:szCs w:val="20"/>
     </w:rPr>
   </w:style>
-  <w:style w:type="character" w:styleId="Numrodepage">
+  <w:style w:type="character" w:styleId="PageNumber">
     <w:name w:val="page number"/>
-    <w:basedOn w:val="Policepardfaut"/>
+    <w:basedOn w:val="DefaultParagraphFont"/>
     <w:rsid w:val="008F5264"/>
   </w:style>
-  <w:style w:type="character" w:customStyle="1" w:styleId="PieddepageCar">
-    <w:name w:val="Pied de page Car"/>
-    <w:basedOn w:val="Policepardfaut"/>
-    <w:link w:val="Pieddepage"/>
+  <w:style w:type="character" w:customStyle="1" w:styleId="FooterChar">
+    <w:name w:val="Footer Char"/>
+    <w:basedOn w:val="DefaultParagraphFont"/>
+    <w:link w:val="Footer"/>
     <w:uiPriority w:val="99"/>
     <w:qFormat/>
     <w:rsid w:val="008F5264"/>
@@ -8213,7 +11066,7 @@
   </w:style>
   <w:style w:type="character" w:customStyle="1" w:styleId="LienInternet">
     <w:name w:val="Lien Internet"/>
-    <w:basedOn w:val="Policepardfaut"/>
+    <w:basedOn w:val="DefaultParagraphFont"/>
     <w:uiPriority w:val="99"/>
     <w:rsid w:val="00D060DA"/>
     <w:rPr>
@@ -8221,10 +11074,10 @@
       <w:u w:val="single"/>
     </w:rPr>
   </w:style>
-  <w:style w:type="character" w:customStyle="1" w:styleId="TitreCar">
-    <w:name w:val="Titre Car"/>
-    <w:basedOn w:val="Policepardfaut"/>
-    <w:link w:val="Titre"/>
+  <w:style w:type="character" w:customStyle="1" w:styleId="TitleChar">
+    <w:name w:val="Title Char"/>
+    <w:basedOn w:val="DefaultParagraphFont"/>
+    <w:link w:val="Title"/>
     <w:uiPriority w:val="10"/>
     <w:rsid w:val="001F5FAC"/>
     <w:rPr>
@@ -8238,7 +11091,7 @@
   </w:style>
   <w:style w:type="character" w:customStyle="1" w:styleId="CodeCar">
     <w:name w:val="Code Car"/>
-    <w:basedOn w:val="Policepardfaut"/>
+    <w:basedOn w:val="DefaultParagraphFont"/>
     <w:link w:val="Code"/>
     <w:rsid w:val="00C70664"/>
     <w:rPr>
@@ -8248,10 +11101,10 @@
       <w:lang w:val="en-US"/>
     </w:rPr>
   </w:style>
-  <w:style w:type="character" w:customStyle="1" w:styleId="PrformatHTMLCar">
-    <w:name w:val="Préformaté HTML Car"/>
-    <w:basedOn w:val="Policepardfaut"/>
-    <w:link w:val="PrformatHTML"/>
+  <w:style w:type="character" w:customStyle="1" w:styleId="HTMLPreformattedChar">
+    <w:name w:val="HTML Preformatted Char"/>
+    <w:basedOn w:val="DefaultParagraphFont"/>
+    <w:link w:val="HTMLPreformatted"/>
     <w:uiPriority w:val="99"/>
     <w:semiHidden/>
     <w:rsid w:val="00FD546F"/>
@@ -8260,9 +11113,9 @@
       <w:lang w:eastAsia="fr-FR"/>
     </w:rPr>
   </w:style>
-  <w:style w:type="character" w:styleId="CodeHTML">
+  <w:style w:type="character" w:styleId="HTMLCode">
     <w:name w:val="HTML Code"/>
-    <w:basedOn w:val="Policepardfaut"/>
+    <w:basedOn w:val="DefaultParagraphFont"/>
     <w:uiPriority w:val="99"/>
     <w:semiHidden/>
     <w:unhideWhenUsed/>
@@ -8275,7 +11128,7 @@
   </w:style>
   <w:style w:type="character" w:customStyle="1" w:styleId="DescriptionCar">
     <w:name w:val="Description Car"/>
-    <w:basedOn w:val="Policepardfaut"/>
+    <w:basedOn w:val="DefaultParagraphFont"/>
     <w:link w:val="Description"/>
     <w:rsid w:val="00DC2588"/>
     <w:rPr>
@@ -8283,9 +11136,9 @@
       <w:lang w:val="en-US"/>
     </w:rPr>
   </w:style>
-  <w:style w:type="character" w:styleId="Textedelespacerserv">
+  <w:style w:type="character" w:styleId="PlaceholderText">
     <w:name w:val="Placeholder Text"/>
-    <w:basedOn w:val="Policepardfaut"/>
+    <w:basedOn w:val="DefaultParagraphFont"/>
     <w:uiPriority w:val="99"/>
     <w:semiHidden/>
     <w:rsid w:val="00173A3F"/>
@@ -9045,11 +11898,11 @@
       <w:rFonts w:cs="OpenSymbol"/>
     </w:rPr>
   </w:style>
-  <w:style w:type="paragraph" w:styleId="Titre">
+  <w:style w:type="paragraph" w:styleId="Title">
     <w:name w:val="Title"/>
     <w:basedOn w:val="Normal"/>
     <w:next w:val="Normal"/>
-    <w:link w:val="TitreCar"/>
+    <w:link w:val="TitleChar"/>
     <w:uiPriority w:val="10"/>
     <w:qFormat/>
     <w:rsid w:val="001F5FAC"/>
@@ -9065,21 +11918,21 @@
       <w:szCs w:val="52"/>
     </w:rPr>
   </w:style>
-  <w:style w:type="paragraph" w:styleId="Corpsdetexte">
+  <w:style w:type="paragraph" w:styleId="BodyText">
     <w:name w:val="Body Text"/>
     <w:basedOn w:val="Normal"/>
     <w:pPr>
       <w:spacing w:after="140" w:line="288" w:lineRule="auto"/>
     </w:pPr>
   </w:style>
-  <w:style w:type="paragraph" w:styleId="Liste">
+  <w:style w:type="paragraph" w:styleId="List">
     <w:name w:val="List"/>
-    <w:basedOn w:val="Corpsdetexte"/>
+    <w:basedOn w:val="BodyText"/>
     <w:rPr>
       <w:rFonts w:cs="Mangal"/>
     </w:rPr>
   </w:style>
-  <w:style w:type="paragraph" w:styleId="Lgende">
+  <w:style w:type="paragraph" w:styleId="Caption">
     <w:name w:val="caption"/>
     <w:basedOn w:val="Normal"/>
     <w:next w:val="Normal"/>
@@ -9123,10 +11976,10 @@
       <w:szCs w:val="32"/>
     </w:rPr>
   </w:style>
-  <w:style w:type="paragraph" w:styleId="Textedebulles">
+  <w:style w:type="paragraph" w:styleId="BalloonText">
     <w:name w:val="Balloon Text"/>
     <w:basedOn w:val="Normal"/>
-    <w:link w:val="TextedebullesCar"/>
+    <w:link w:val="BalloonTextChar"/>
     <w:uiPriority w:val="99"/>
     <w:semiHidden/>
     <w:unhideWhenUsed/>
@@ -9137,7 +11990,7 @@
       <w:szCs w:val="16"/>
     </w:rPr>
   </w:style>
-  <w:style w:type="paragraph" w:styleId="En-tte">
+  <w:style w:type="paragraph" w:styleId="Header">
     <w:name w:val="header"/>
     <w:basedOn w:val="Normal"/>
     <w:rsid w:val="008F5264"/>
@@ -9146,10 +11999,10 @@
       <w:jc w:val="right"/>
     </w:pPr>
   </w:style>
-  <w:style w:type="paragraph" w:styleId="Pieddepage">
+  <w:style w:type="paragraph" w:styleId="Footer">
     <w:name w:val="footer"/>
     <w:basedOn w:val="Normal"/>
-    <w:link w:val="PieddepageCar"/>
+    <w:link w:val="FooterChar"/>
     <w:rsid w:val="008F5264"/>
     <w:rPr>
       <w:rFonts w:eastAsia="Times New Roman" w:cs="Arial"/>
@@ -9158,7 +12011,7 @@
       <w:lang w:eastAsia="fr-FR"/>
     </w:rPr>
   </w:style>
-  <w:style w:type="paragraph" w:styleId="Paragraphedeliste">
+  <w:style w:type="paragraph" w:styleId="ListParagraph">
     <w:name w:val="List Paragraph"/>
     <w:basedOn w:val="Normal"/>
     <w:uiPriority w:val="34"/>
@@ -9169,9 +12022,9 @@
       <w:contextualSpacing/>
     </w:pPr>
   </w:style>
-  <w:style w:type="paragraph" w:styleId="En-ttedetabledesmatires">
+  <w:style w:type="paragraph" w:styleId="TOCHeading">
     <w:name w:val="TOC Heading"/>
-    <w:basedOn w:val="Titre1"/>
+    <w:basedOn w:val="Heading1"/>
     <w:next w:val="Normal"/>
     <w:uiPriority w:val="39"/>
     <w:semiHidden/>
@@ -9239,10 +12092,10 @@
       <w:lang w:val="en-US"/>
     </w:rPr>
   </w:style>
-  <w:style w:type="paragraph" w:styleId="PrformatHTML">
+  <w:style w:type="paragraph" w:styleId="HTMLPreformatted">
     <w:name w:val="HTML Preformatted"/>
     <w:basedOn w:val="Normal"/>
-    <w:link w:val="PrformatHTMLCar"/>
+    <w:link w:val="HTMLPreformattedChar"/>
     <w:uiPriority w:val="99"/>
     <w:semiHidden/>
     <w:unhideWhenUsed/>
@@ -9315,9 +12168,9 @@
     <w:name w:val="Titre de tableau"/>
     <w:basedOn w:val="Contenudetableau"/>
   </w:style>
-  <w:style w:type="table" w:styleId="Listeclaire">
+  <w:style w:type="table" w:styleId="LightList">
     <w:name w:val="Light List"/>
-    <w:basedOn w:val="TableauNormal"/>
+    <w:basedOn w:val="TableNormal"/>
     <w:uiPriority w:val="61"/>
     <w:rsid w:val="001159C8"/>
     <w:tblPr>
@@ -9397,9 +12250,9 @@
       </w:tcPr>
     </w:tblStylePr>
   </w:style>
-  <w:style w:type="table" w:styleId="Grilledutableau">
+  <w:style w:type="table" w:styleId="TableGrid">
     <w:name w:val="Table Grid"/>
-    <w:basedOn w:val="TableauNormal"/>
+    <w:basedOn w:val="TableNormal"/>
     <w:uiPriority w:val="59"/>
     <w:rsid w:val="001F1FAE"/>
     <w:tblPr>
@@ -9413,9 +12266,9 @@
       </w:tblBorders>
     </w:tblPr>
   </w:style>
-  <w:style w:type="table" w:styleId="Listeclaire-Accent1">
+  <w:style w:type="table" w:styleId="LightList-Accent1">
     <w:name w:val="Light List Accent 1"/>
-    <w:basedOn w:val="TableauNormal"/>
+    <w:basedOn w:val="TableNormal"/>
     <w:uiPriority w:val="61"/>
     <w:rsid w:val="00DB4456"/>
     <w:tblPr>
@@ -9495,9 +12348,9 @@
       </w:tcPr>
     </w:tblStylePr>
   </w:style>
-  <w:style w:type="table" w:styleId="Tramemoyenne1">
+  <w:style w:type="table" w:styleId="MediumShading1">
     <w:name w:val="Medium Shading 1"/>
-    <w:basedOn w:val="TableauNormal"/>
+    <w:basedOn w:val="TableNormal"/>
     <w:uiPriority w:val="63"/>
     <w:rsid w:val="00953A61"/>
     <w:tblPr>
@@ -9591,9 +12444,9 @@
       </w:tcPr>
     </w:tblStylePr>
   </w:style>
-  <w:style w:type="table" w:styleId="Listemoyenne1-Accent5">
+  <w:style w:type="table" w:styleId="MediumList1-Accent5">
     <w:name w:val="Medium List 1 Accent 5"/>
-    <w:basedOn w:val="TableauNormal"/>
+    <w:basedOn w:val="TableNormal"/>
     <w:uiPriority w:val="65"/>
     <w:rsid w:val="00426961"/>
     <w:rPr>
@@ -9665,9 +12518,9 @@
       </w:tcPr>
     </w:tblStylePr>
   </w:style>
-  <w:style w:type="table" w:styleId="Grilleclaire-Accent5">
+  <w:style w:type="table" w:styleId="LightGrid-Accent5">
     <w:name w:val="Light Grid Accent 5"/>
-    <w:basedOn w:val="TableauNormal"/>
+    <w:basedOn w:val="TableNormal"/>
     <w:uiPriority w:val="62"/>
     <w:rsid w:val="00CF2650"/>
     <w:tblPr>
@@ -9785,9 +12638,9 @@
       </w:tcPr>
     </w:tblStylePr>
   </w:style>
-  <w:style w:type="table" w:styleId="Trameclaire-Accent5">
+  <w:style w:type="table" w:styleId="LightShading-Accent5">
     <w:name w:val="Light Shading Accent 5"/>
-    <w:basedOn w:val="TableauNormal"/>
+    <w:basedOn w:val="TableNormal"/>
     <w:uiPriority w:val="60"/>
     <w:rsid w:val="00CF2650"/>
     <w:rPr>
@@ -9878,7 +12731,7 @@
       </w:tcPr>
     </w:tblStylePr>
   </w:style>
-  <w:style w:type="paragraph" w:styleId="TM1">
+  <w:style w:type="paragraph" w:styleId="TOC1">
     <w:name w:val="toc 1"/>
     <w:basedOn w:val="Normal"/>
     <w:next w:val="Normal"/>
@@ -9893,9 +12746,9 @@
       <w:spacing w:after="100"/>
     </w:pPr>
   </w:style>
-  <w:style w:type="character" w:styleId="Lienhypertexte">
+  <w:style w:type="character" w:styleId="Hyperlink">
     <w:name w:val="Hyperlink"/>
-    <w:basedOn w:val="Policepardfaut"/>
+    <w:basedOn w:val="DefaultParagraphFont"/>
     <w:uiPriority w:val="99"/>
     <w:unhideWhenUsed/>
     <w:rsid w:val="00E04451"/>
@@ -9904,11 +12757,11 @@
       <w:u w:val="single"/>
     </w:rPr>
   </w:style>
-  <w:style w:type="paragraph" w:styleId="Sous-titre">
+  <w:style w:type="paragraph" w:styleId="Subtitle">
     <w:name w:val="Subtitle"/>
     <w:basedOn w:val="Normal"/>
     <w:next w:val="Normal"/>
-    <w:link w:val="Sous-titreCar"/>
+    <w:link w:val="SubtitleChar"/>
     <w:uiPriority w:val="11"/>
     <w:qFormat/>
     <w:rsid w:val="00BB4162"/>
@@ -9924,10 +12777,10 @@
       <w:szCs w:val="48"/>
     </w:rPr>
   </w:style>
-  <w:style w:type="character" w:customStyle="1" w:styleId="Sous-titreCar">
-    <w:name w:val="Sous-titre Car"/>
-    <w:basedOn w:val="Policepardfaut"/>
-    <w:link w:val="Sous-titre"/>
+  <w:style w:type="character" w:customStyle="1" w:styleId="SubtitleChar">
+    <w:name w:val="Subtitle Char"/>
+    <w:basedOn w:val="DefaultParagraphFont"/>
+    <w:link w:val="Subtitle"/>
     <w:uiPriority w:val="11"/>
     <w:rsid w:val="00BB4162"/>
     <w:rPr>
@@ -9938,7 +12791,7 @@
       <w:szCs w:val="48"/>
     </w:rPr>
   </w:style>
-  <w:style w:type="character" w:styleId="lev">
+  <w:style w:type="character" w:styleId="Strong">
     <w:name w:val="Strong"/>
     <w:uiPriority w:val="22"/>
     <w:qFormat/>
@@ -9948,7 +12801,7 @@
       <w:bCs/>
     </w:rPr>
   </w:style>
-  <w:style w:type="character" w:styleId="Accentuation">
+  <w:style w:type="character" w:styleId="Emphasis">
     <w:name w:val="Emphasis"/>
     <w:uiPriority w:val="20"/>
     <w:qFormat/>
@@ -9959,10 +12812,10 @@
       <w:spacing w:val="5"/>
     </w:rPr>
   </w:style>
-  <w:style w:type="paragraph" w:styleId="Sansinterligne">
+  <w:style w:type="paragraph" w:styleId="NoSpacing">
     <w:name w:val="No Spacing"/>
     <w:basedOn w:val="Normal"/>
-    <w:link w:val="SansinterligneCar"/>
+    <w:link w:val="NoSpacingChar"/>
     <w:uiPriority w:val="1"/>
     <w:qFormat/>
     <w:rsid w:val="001F5FAC"/>
@@ -9970,10 +12823,10 @@
       <w:spacing w:before="0" w:after="0" w:line="240" w:lineRule="auto"/>
     </w:pPr>
   </w:style>
-  <w:style w:type="character" w:customStyle="1" w:styleId="SansinterligneCar">
-    <w:name w:val="Sans interligne Car"/>
-    <w:basedOn w:val="Policepardfaut"/>
-    <w:link w:val="Sansinterligne"/>
+  <w:style w:type="character" w:customStyle="1" w:styleId="NoSpacingChar">
+    <w:name w:val="No Spacing Char"/>
+    <w:basedOn w:val="DefaultParagraphFont"/>
+    <w:link w:val="NoSpacing"/>
     <w:uiPriority w:val="1"/>
     <w:rsid w:val="001F5FAC"/>
     <w:rPr>
@@ -9981,11 +12834,11 @@
       <w:szCs w:val="20"/>
     </w:rPr>
   </w:style>
-  <w:style w:type="paragraph" w:styleId="Citation">
+  <w:style w:type="paragraph" w:styleId="Quote">
     <w:name w:val="Quote"/>
     <w:basedOn w:val="Normal"/>
     <w:next w:val="Normal"/>
-    <w:link w:val="CitationCar"/>
+    <w:link w:val="QuoteChar"/>
     <w:uiPriority w:val="29"/>
     <w:qFormat/>
     <w:rsid w:val="001F5FAC"/>
@@ -9994,10 +12847,10 @@
       <w:iCs/>
     </w:rPr>
   </w:style>
-  <w:style w:type="character" w:customStyle="1" w:styleId="CitationCar">
-    <w:name w:val="Citation Car"/>
-    <w:basedOn w:val="Policepardfaut"/>
-    <w:link w:val="Citation"/>
+  <w:style w:type="character" w:customStyle="1" w:styleId="QuoteChar">
+    <w:name w:val="Quote Char"/>
+    <w:basedOn w:val="DefaultParagraphFont"/>
+    <w:link w:val="Quote"/>
     <w:uiPriority w:val="29"/>
     <w:rsid w:val="001F5FAC"/>
     <w:rPr>
@@ -10007,11 +12860,11 @@
       <w:szCs w:val="20"/>
     </w:rPr>
   </w:style>
-  <w:style w:type="paragraph" w:styleId="Citationintense">
+  <w:style w:type="paragraph" w:styleId="IntenseQuote">
     <w:name w:val="Intense Quote"/>
     <w:basedOn w:val="Normal"/>
     <w:next w:val="Normal"/>
-    <w:link w:val="CitationintenseCar"/>
+    <w:link w:val="IntenseQuoteChar"/>
     <w:uiPriority w:val="30"/>
     <w:qFormat/>
     <w:rsid w:val="001F5FAC"/>
@@ -10030,10 +12883,10 @@
       <w:color w:val="005191" w:themeColor="accent1"/>
     </w:rPr>
   </w:style>
-  <w:style w:type="character" w:customStyle="1" w:styleId="CitationintenseCar">
-    <w:name w:val="Citation intense Car"/>
-    <w:basedOn w:val="Policepardfaut"/>
-    <w:link w:val="Citationintense"/>
+  <w:style w:type="character" w:customStyle="1" w:styleId="IntenseQuoteChar">
+    <w:name w:val="Intense Quote Char"/>
+    <w:basedOn w:val="DefaultParagraphFont"/>
+    <w:link w:val="IntenseQuote"/>
     <w:uiPriority w:val="30"/>
     <w:rsid w:val="001F5FAC"/>
     <w:rPr>
@@ -10044,7 +12897,7 @@
       <w:szCs w:val="20"/>
     </w:rPr>
   </w:style>
-  <w:style w:type="character" w:styleId="Emphaseple">
+  <w:style w:type="character" w:styleId="SubtleEmphasis">
     <w:name w:val="Subtle Emphasis"/>
     <w:uiPriority w:val="19"/>
     <w:qFormat/>
@@ -10055,7 +12908,7 @@
       <w:color w:val="002848" w:themeColor="accent1" w:themeShade="7F"/>
     </w:rPr>
   </w:style>
-  <w:style w:type="character" w:styleId="Emphaseintense">
+  <w:style w:type="character" w:styleId="IntenseEmphasis">
     <w:name w:val="Intense Emphasis"/>
     <w:uiPriority w:val="21"/>
     <w:qFormat/>
@@ -10068,7 +12921,7 @@
       <w:spacing w:val="10"/>
     </w:rPr>
   </w:style>
-  <w:style w:type="character" w:styleId="Rfrenceple">
+  <w:style w:type="character" w:styleId="SubtleReference">
     <w:name w:val="Subtle Reference"/>
     <w:uiPriority w:val="31"/>
     <w:qFormat/>
@@ -10079,7 +12932,7 @@
       <w:color w:val="005191" w:themeColor="accent1"/>
     </w:rPr>
   </w:style>
-  <w:style w:type="character" w:styleId="Rfrenceintense">
+  <w:style w:type="character" w:styleId="IntenseReference">
     <w:name w:val="Intense Reference"/>
     <w:uiPriority w:val="32"/>
     <w:qFormat/>
@@ -10093,7 +12946,7 @@
       <w:color w:val="005191" w:themeColor="accent1"/>
     </w:rPr>
   </w:style>
-  <w:style w:type="character" w:styleId="Titredulivre">
+  <w:style w:type="character" w:styleId="BookTitle">
     <w:name w:val="Book Title"/>
     <w:uiPriority w:val="33"/>
     <w:qFormat/>
@@ -10105,10 +12958,10 @@
   </w:style>
   <w:style w:type="character" w:customStyle="1" w:styleId="pl-s">
     <w:name w:val="pl-s"/>
-    <w:basedOn w:val="Policepardfaut"/>
+    <w:basedOn w:val="DefaultParagraphFont"/>
     <w:rsid w:val="00BC3D96"/>
   </w:style>
-  <w:style w:type="paragraph" w:styleId="TM2">
+  <w:style w:type="paragraph" w:styleId="TOC2">
     <w:name w:val="toc 2"/>
     <w:basedOn w:val="Normal"/>
     <w:next w:val="Normal"/>
@@ -10127,7 +12980,7 @@
 <file path=word/charts/chart1.xml><?xml version="1.0" encoding="utf-8"?>
 <c:chartSpace xmlns:c="http://schemas.openxmlformats.org/drawingml/2006/chart" xmlns:a="http://schemas.openxmlformats.org/drawingml/2006/main" xmlns:r="http://schemas.openxmlformats.org/officeDocument/2006/relationships" xmlns:c16r2="http://schemas.microsoft.com/office/drawing/2015/06/chart">
   <c:date1904 val="0"/>
-  <c:lang val="fr-FR"/>
+  <c:lang val="en-US"/>
   <c:roundedCorners val="0"/>
   <mc:AlternateContent xmlns:mc="http://schemas.openxmlformats.org/markup-compatibility/2006">
     <mc:Choice xmlns:c14="http://schemas.microsoft.com/office/drawing/2007/8/2/chart" Requires="c14">
@@ -10409,7 +13262,7 @@
 <file path=word/charts/chart2.xml><?xml version="1.0" encoding="utf-8"?>
 <c:chartSpace xmlns:c="http://schemas.openxmlformats.org/drawingml/2006/chart" xmlns:a="http://schemas.openxmlformats.org/drawingml/2006/main" xmlns:r="http://schemas.openxmlformats.org/officeDocument/2006/relationships" xmlns:c16r2="http://schemas.microsoft.com/office/drawing/2015/06/chart">
   <c:date1904 val="0"/>
-  <c:lang val="fr-FR"/>
+  <c:lang val="en-US"/>
   <c:roundedCorners val="0"/>
   <mc:AlternateContent xmlns:mc="http://schemas.openxmlformats.org/markup-compatibility/2006">
     <mc:Choice xmlns:c14="http://schemas.microsoft.com/office/drawing/2007/8/2/chart" Requires="c14">
@@ -10633,7 +13486,7 @@
 <file path=word/charts/chart3.xml><?xml version="1.0" encoding="utf-8"?>
 <c:chartSpace xmlns:c="http://schemas.openxmlformats.org/drawingml/2006/chart" xmlns:a="http://schemas.openxmlformats.org/drawingml/2006/main" xmlns:r="http://schemas.openxmlformats.org/officeDocument/2006/relationships" xmlns:c16r2="http://schemas.microsoft.com/office/drawing/2015/06/chart">
   <c:date1904 val="0"/>
-  <c:lang val="fr-FR"/>
+  <c:lang val="en-US"/>
   <c:roundedCorners val="0"/>
   <mc:AlternateContent xmlns:mc="http://schemas.openxmlformats.org/markup-compatibility/2006">
     <mc:Choice xmlns:c14="http://schemas.microsoft.com/office/drawing/2007/8/2/chart" Requires="c14">
@@ -10699,7 +13552,7 @@
               <a:cs typeface="+mn-cs"/>
             </a:defRPr>
           </a:pPr>
-          <a:endParaRPr lang="fr-FR"/>
+          <a:endParaRPr lang="en-US"/>
         </a:p>
       </c:txPr>
     </c:title>
@@ -10752,7 +13605,7 @@
               <c:f>Feuil1!$A$2:$A$3</c:f>
               <c:numCache>
                 <c:formatCode>dd/mm/yyyy\ hh:mm</c:formatCode>
-                <c:ptCount val="2"/>
+                <c:ptCount val="3"/>
                 <c:pt idx="0">
                   <c:v>45843.601851851854</c:v>
                 </c:pt>
@@ -10760,7 +13613,7 @@
                   <c:v>45843.605405092596</c:v>
                 </c:pt>
                 <c:pt idx="2">
-                  <c:v>45843.62335648148</c:v>
+                  <c:v>45843.623356481483</c:v>
                 </c:pt>
               </c:numCache>
             </c:numRef>
@@ -10770,7 +13623,7 @@
               <c:f>Feuil1!$B$2:$B$3</c:f>
               <c:numCache>
                 <c:formatCode>General</c:formatCode>
-                <c:ptCount val="2"/>
+                <c:ptCount val="3"/>
                 <c:pt idx="0">
                   <c:v>0</c:v>
                 </c:pt>
@@ -10842,7 +13695,7 @@
                 <a:cs typeface="+mn-cs"/>
               </a:defRPr>
             </a:pPr>
-            <a:endParaRPr lang="fr-FR"/>
+            <a:endParaRPr lang="en-US"/>
           </a:p>
         </c:txPr>
         <c:crossAx val="556577264"/>
@@ -10901,7 +13754,7 @@
                 <a:cs typeface="+mn-cs"/>
               </a:defRPr>
             </a:pPr>
-            <a:endParaRPr lang="fr-FR"/>
+            <a:endParaRPr lang="en-US"/>
           </a:p>
         </c:txPr>
         <c:crossAx val="556578440"/>
@@ -10943,378 +13796,17 @@
       <a:pPr>
         <a:defRPr/>
       </a:pPr>
-      <a:endParaRPr lang="fr-FR"/>
+      <a:endParaRPr lang="en-US"/>
     </a:p>
   </c:txPr>
   <c:externalData r:id="rId3">
     <c:autoUpdate val="0"/>
   </c:externalData>
-</c:chartSpace>
-</file>
-
-<file path=word/charts/chart4.xml><?xml version="1.0" encoding="utf-8"?>
-<c:chartSpace xmlns:c="http://schemas.openxmlformats.org/drawingml/2006/chart" xmlns:a="http://schemas.openxmlformats.org/drawingml/2006/main" xmlns:r="http://schemas.openxmlformats.org/officeDocument/2006/relationships" xmlns:c16r2="http://schemas.microsoft.com/office/drawing/2015/06/chart">
-  <c:date1904 val="0"/>
-  <c:lang val="fr-FR"/>
-  <c:roundedCorners val="0"/>
-  <mc:AlternateContent xmlns:mc="http://schemas.openxmlformats.org/markup-compatibility/2006">
-    <mc:Choice xmlns:c14="http://schemas.microsoft.com/office/drawing/2007/8/2/chart" Requires="c14">
-      <c14:style val="102"/>
-    </mc:Choice>
-    <mc:Fallback>
-      <c:style val="2"/>
-    </mc:Fallback>
-  </mc:AlternateContent>
-  <c:chart>
-    <c:title>
-      <c:tx>
-        <c:rich>
-          <a:bodyPr rot="0" spcFirstLastPara="1" vertOverflow="ellipsis" vert="horz" wrap="square" anchor="ctr" anchorCtr="1"/>
-          <a:lstStyle/>
-          <a:p>
-            <a:pPr>
-              <a:defRPr sz="1400" b="0" i="0" u="none" strike="noStrike" kern="1200" spc="0" baseline="0">
-                <a:solidFill>
-                  <a:schemeClr val="tx1">
-                    <a:lumMod val="65000"/>
-                    <a:lumOff val="35000"/>
-                  </a:schemeClr>
-                </a:solidFill>
-                <a:latin typeface="+mn-lt"/>
-                <a:ea typeface="+mn-ea"/>
-                <a:cs typeface="+mn-cs"/>
-              </a:defRPr>
-            </a:pPr>
-            <a:r>
-              <a:rPr lang="en-US" sz="1800" b="1">
-                <a:solidFill>
-                  <a:sysClr val="windowText" lastClr="000000"/>
-                </a:solidFill>
-              </a:rPr>
-              <a:t>Evolution of technical debt ratio (%)</a:t>
-            </a:r>
-          </a:p>
-        </c:rich>
-      </c:tx>
-      <c:overlay val="0"/>
-      <c:spPr>
-        <a:noFill/>
-        <a:ln>
-          <a:noFill/>
-        </a:ln>
-        <a:effectLst/>
-      </c:spPr>
-      <c:txPr>
-        <a:bodyPr rot="0" spcFirstLastPara="1" vertOverflow="ellipsis" vert="horz" wrap="square" anchor="ctr" anchorCtr="1"/>
-        <a:lstStyle/>
-        <a:p>
-          <a:pPr>
-            <a:defRPr sz="1400" b="0" i="0" u="none" strike="noStrike" kern="1200" spc="0" baseline="0">
-              <a:solidFill>
-                <a:schemeClr val="tx1">
-                  <a:lumMod val="65000"/>
-                  <a:lumOff val="35000"/>
-                </a:schemeClr>
-              </a:solidFill>
-              <a:latin typeface="+mn-lt"/>
-              <a:ea typeface="+mn-ea"/>
-              <a:cs typeface="+mn-cs"/>
-            </a:defRPr>
-          </a:pPr>
-          <a:endParaRPr lang="fr-FR"/>
-        </a:p>
-      </c:txPr>
-    </c:title>
-    <c:autoTitleDeleted val="0"/>
-    <c:plotArea>
-      <c:layout/>
-      <c:scatterChart>
-        <c:scatterStyle val="lineMarker"/>
-        <c:varyColors val="0"/>
-        <c:ser>
-          <c:idx val="0"/>
-          <c:order val="0"/>
-          <c:tx>
-            <c:strRef>
-              <c:f>Feuil1!$B$1</c:f>
-              <c:strCache>
-                <c:ptCount val="1"/>
-                <c:pt idx="0">
-                  <c:v>Valeur des Y</c:v>
-                </c:pt>
-              </c:strCache>
-            </c:strRef>
-          </c:tx>
-          <c:spPr>
-            <a:ln w="19050" cap="rnd">
-              <a:solidFill>
-                <a:schemeClr val="accent1"/>
-              </a:solidFill>
-              <a:round/>
-            </a:ln>
-            <a:effectLst/>
-          </c:spPr>
-          <c:marker>
-            <c:symbol val="circle"/>
-            <c:size val="5"/>
-            <c:spPr>
-              <a:solidFill>
-                <a:schemeClr val="accent1"/>
-              </a:solidFill>
-              <a:ln w="9525">
-                <a:solidFill>
-                  <a:schemeClr val="accent1"/>
-                </a:solidFill>
-              </a:ln>
-              <a:effectLst/>
-            </c:spPr>
-          </c:marker>
-          <c:xVal>
-            <c:numRef>
-              <c:f>Feuil1!$A$2:$A$3</c:f>
-              <c:numCache>
-                <c:formatCode>dd/mm/yyyy\ hh:mm</c:formatCode>
-                <c:ptCount val="2"/>
-                <c:pt idx="0">
-                  <c:v>45843.601851851854</c:v>
-                </c:pt>
-                <c:pt idx="1">
-                  <c:v>45843.605405092596</c:v>
-                </c:pt>
-                <c:pt idx="2">
-                  <c:v>45843.62335648148</c:v>
-                </c:pt>
-              </c:numCache>
-            </c:numRef>
-          </c:xVal>
-          <c:yVal>
-            <c:numRef>
-              <c:f>Feuil1!$B$2:$B$3</c:f>
-              <c:numCache>
-                <c:formatCode>General</c:formatCode>
-                <c:ptCount val="2"/>
-                <c:pt idx="0">
-                  <c:v>0.0</c:v>
-                </c:pt>
-                <c:pt idx="1">
-                  <c:v>0.5</c:v>
-                </c:pt>
-                <c:pt idx="2">
-                  <c:v>0.5</c:v>
-                </c:pt>
-              </c:numCache>
-            </c:numRef>
-          </c:yVal>
-          <c:smooth val="0"/>
-          <c:extLst>
-            <c:ext xmlns:c16="http://schemas.microsoft.com/office/drawing/2014/chart" uri="{C3380CC4-5D6E-409C-BE32-E72D297353CC}">
-              <c16:uniqueId val="{00000000-332C-4D6F-B167-2CEA3F1ADBAF}"/>
-            </c:ext>
-          </c:extLst>
-        </c:ser>
-        <c:dLbls>
-          <c:showLegendKey val="0"/>
-          <c:showVal val="0"/>
-          <c:showCatName val="0"/>
-          <c:showSerName val="0"/>
-          <c:showPercent val="0"/>
-          <c:showBubbleSize val="0"/>
-        </c:dLbls>
-        <c:axId val="586438888"/>
-        <c:axId val="586440064"/>
-      </c:scatterChart>
-      <c:valAx>
-        <c:axId val="586438888"/>
-        <c:scaling>
-          <c:orientation val="minMax"/>
-        </c:scaling>
-        <c:delete val="0"/>
-        <c:axPos val="b"/>
-        <c:numFmt formatCode="dd/mm/yyyy\ hh:mm" sourceLinked="1"/>
-        <c:majorTickMark val="out"/>
-        <c:minorTickMark val="none"/>
-        <c:tickLblPos val="nextTo"/>
-        <c:spPr>
-          <a:noFill/>
-          <a:ln w="9525" cap="flat" cmpd="sng" algn="ctr">
-            <a:solidFill>
-              <a:schemeClr val="tx1">
-                <a:lumMod val="25000"/>
-                <a:lumOff val="75000"/>
-              </a:schemeClr>
-            </a:solidFill>
-            <a:round/>
-          </a:ln>
-          <a:effectLst/>
-        </c:spPr>
-        <c:txPr>
-          <a:bodyPr rot="-1200000" spcFirstLastPara="1" vertOverflow="ellipsis" wrap="square" anchor="ctr" anchorCtr="1"/>
-          <a:lstStyle/>
-          <a:p>
-            <a:pPr>
-              <a:defRPr sz="900" b="0" i="0" u="none" strike="noStrike" kern="1200" baseline="0">
-                <a:solidFill>
-                  <a:schemeClr val="tx1">
-                    <a:lumMod val="65000"/>
-                    <a:lumOff val="35000"/>
-                  </a:schemeClr>
-                </a:solidFill>
-                <a:latin typeface="+mn-lt"/>
-                <a:ea typeface="+mn-ea"/>
-                <a:cs typeface="+mn-cs"/>
-              </a:defRPr>
-            </a:pPr>
-            <a:endParaRPr lang="fr-FR"/>
-          </a:p>
-        </c:txPr>
-        <c:crossAx val="586440064"/>
-        <c:crosses val="autoZero"/>
-        <c:crossBetween val="midCat"/>
-      </c:valAx>
-      <c:valAx>
-        <c:axId val="586440064"/>
-        <c:scaling>
-          <c:orientation val="minMax"/>
-        </c:scaling>
-        <c:delete val="0"/>
-        <c:axPos val="l"/>
-        <c:majorGridlines>
-          <c:spPr>
-            <a:ln w="9525" cap="flat" cmpd="sng" algn="ctr">
-              <a:solidFill>
-                <a:schemeClr val="tx1">
-                  <a:lumMod val="15000"/>
-                  <a:lumOff val="85000"/>
-                </a:schemeClr>
-              </a:solidFill>
-              <a:round/>
-            </a:ln>
-            <a:effectLst/>
-          </c:spPr>
-        </c:majorGridlines>
-        <c:numFmt formatCode="General" sourceLinked="1"/>
-        <c:majorTickMark val="none"/>
-        <c:minorTickMark val="none"/>
-        <c:tickLblPos val="nextTo"/>
-        <c:spPr>
-          <a:noFill/>
-          <a:ln w="9525" cap="flat" cmpd="sng" algn="ctr">
-            <a:solidFill>
-              <a:schemeClr val="tx1">
-                <a:lumMod val="25000"/>
-                <a:lumOff val="75000"/>
-              </a:schemeClr>
-            </a:solidFill>
-            <a:round/>
-          </a:ln>
-          <a:effectLst/>
-        </c:spPr>
-        <c:txPr>
-          <a:bodyPr rot="-60000000" spcFirstLastPara="1" vertOverflow="ellipsis" vert="horz" wrap="square" anchor="ctr" anchorCtr="1"/>
-          <a:lstStyle/>
-          <a:p>
-            <a:pPr>
-              <a:defRPr sz="900" b="0" i="0" u="none" strike="noStrike" kern="1200" baseline="0">
-                <a:solidFill>
-                  <a:sysClr val="windowText" lastClr="000000"/>
-                </a:solidFill>
-                <a:latin typeface="+mn-lt"/>
-                <a:ea typeface="+mn-ea"/>
-                <a:cs typeface="+mn-cs"/>
-              </a:defRPr>
-            </a:pPr>
-            <a:endParaRPr lang="fr-FR"/>
-          </a:p>
-        </c:txPr>
-        <c:crossAx val="586438888"/>
-        <c:crosses val="autoZero"/>
-        <c:crossBetween val="midCat"/>
-        <c:majorUnit val="1"/>
-      </c:valAx>
-      <c:spPr>
-        <a:noFill/>
-        <a:ln>
-          <a:noFill/>
-        </a:ln>
-        <a:effectLst/>
-      </c:spPr>
-    </c:plotArea>
-    <c:plotVisOnly val="1"/>
-    <c:dispBlanksAs val="gap"/>
-    <c:showDLblsOverMax val="0"/>
-  </c:chart>
-  <c:spPr>
-    <a:solidFill>
-      <a:schemeClr val="bg1"/>
-    </a:solidFill>
-    <a:ln w="9525" cap="flat" cmpd="sng" algn="ctr">
-      <a:solidFill>
-        <a:schemeClr val="tx1">
-          <a:lumMod val="15000"/>
-          <a:lumOff val="85000"/>
-        </a:schemeClr>
-      </a:solidFill>
-      <a:round/>
-    </a:ln>
-    <a:effectLst/>
-  </c:spPr>
-  <c:txPr>
-    <a:bodyPr/>
-    <a:lstStyle/>
-    <a:p>
-      <a:pPr>
-        <a:defRPr/>
-      </a:pPr>
-      <a:endParaRPr lang="fr-FR"/>
-    </a:p>
-  </c:txPr>
-  <c:externalData r:id="rId3">
-    <c:autoUpdate val="0"/>
-  </c:externalData>
+  <c:userShapes r:id="rId4"/>
 </c:chartSpace>
 </file>
 
 <file path=word/charts/colors1.xml><?xml version="1.0" encoding="utf-8"?>
-<cs:colorStyle xmlns:cs="http://schemas.microsoft.com/office/drawing/2012/chartStyle" xmlns:a="http://schemas.openxmlformats.org/drawingml/2006/main" meth="cycle" id="10">
-  <a:schemeClr val="accent1"/>
-  <a:schemeClr val="accent2"/>
-  <a:schemeClr val="accent3"/>
-  <a:schemeClr val="accent4"/>
-  <a:schemeClr val="accent5"/>
-  <a:schemeClr val="accent6"/>
-  <cs:variation/>
-  <cs:variation>
-    <a:lumMod val="60000"/>
-  </cs:variation>
-  <cs:variation>
-    <a:lumMod val="80000"/>
-    <a:lumOff val="20000"/>
-  </cs:variation>
-  <cs:variation>
-    <a:lumMod val="80000"/>
-  </cs:variation>
-  <cs:variation>
-    <a:lumMod val="60000"/>
-    <a:lumOff val="40000"/>
-  </cs:variation>
-  <cs:variation>
-    <a:lumMod val="50000"/>
-  </cs:variation>
-  <cs:variation>
-    <a:lumMod val="70000"/>
-    <a:lumOff val="30000"/>
-  </cs:variation>
-  <cs:variation>
-    <a:lumMod val="70000"/>
-  </cs:variation>
-  <cs:variation>
-    <a:lumMod val="50000"/>
-    <a:lumOff val="50000"/>
-  </cs:variation>
-</cs:colorStyle>
-</file>
-
-<file path=word/charts/colors2.xml><?xml version="1.0" encoding="utf-8"?>
 <cs:colorStyle xmlns:cs="http://schemas.microsoft.com/office/drawing/2012/chartStyle" xmlns:a="http://schemas.openxmlformats.org/drawingml/2006/main" meth="cycle" id="10">
   <a:schemeClr val="accent1"/>
   <a:schemeClr val="accent2"/>
@@ -11870,520 +14362,42 @@
 </cs:chartStyle>
 </file>
 
-<file path=word/charts/style2.xml><?xml version="1.0" encoding="utf-8"?>
-<cs:chartStyle xmlns:cs="http://schemas.microsoft.com/office/drawing/2012/chartStyle" xmlns:a="http://schemas.openxmlformats.org/drawingml/2006/main" id="240">
-  <cs:axisTitle>
-    <cs:lnRef idx="0"/>
-    <cs:fillRef idx="0"/>
-    <cs:effectRef idx="0"/>
-    <cs:fontRef idx="minor">
-      <a:schemeClr val="tx1">
-        <a:lumMod val="65000"/>
-        <a:lumOff val="35000"/>
-      </a:schemeClr>
-    </cs:fontRef>
-    <cs:defRPr sz="1000" kern="1200"/>
-  </cs:axisTitle>
-  <cs:categoryAxis>
-    <cs:lnRef idx="0"/>
-    <cs:fillRef idx="0"/>
-    <cs:effectRef idx="0"/>
-    <cs:fontRef idx="minor">
-      <a:schemeClr val="tx1">
-        <a:lumMod val="65000"/>
-        <a:lumOff val="35000"/>
-      </a:schemeClr>
-    </cs:fontRef>
-    <cs:spPr>
-      <a:ln w="9525" cap="flat" cmpd="sng" algn="ctr">
-        <a:solidFill>
-          <a:schemeClr val="tx1">
-            <a:lumMod val="25000"/>
-            <a:lumOff val="75000"/>
-          </a:schemeClr>
-        </a:solidFill>
-        <a:round/>
-      </a:ln>
-    </cs:spPr>
-    <cs:defRPr sz="900" kern="1200"/>
-  </cs:categoryAxis>
-  <cs:chartArea mods="allowNoFillOverride allowNoLineOverride">
-    <cs:lnRef idx="0"/>
-    <cs:fillRef idx="0"/>
-    <cs:effectRef idx="0"/>
-    <cs:fontRef idx="minor">
-      <a:schemeClr val="tx1"/>
-    </cs:fontRef>
-    <cs:spPr>
-      <a:solidFill>
-        <a:schemeClr val="bg1"/>
-      </a:solidFill>
-      <a:ln w="9525" cap="flat" cmpd="sng" algn="ctr">
-        <a:solidFill>
-          <a:schemeClr val="tx1">
-            <a:lumMod val="15000"/>
-            <a:lumOff val="85000"/>
-          </a:schemeClr>
-        </a:solidFill>
-        <a:round/>
-      </a:ln>
-    </cs:spPr>
-    <cs:defRPr sz="1000" kern="1200"/>
-  </cs:chartArea>
-  <cs:dataLabel>
-    <cs:lnRef idx="0"/>
-    <cs:fillRef idx="0"/>
-    <cs:effectRef idx="0"/>
-    <cs:fontRef idx="minor">
-      <a:schemeClr val="tx1">
-        <a:lumMod val="75000"/>
-        <a:lumOff val="25000"/>
-      </a:schemeClr>
-    </cs:fontRef>
-    <cs:defRPr sz="900" kern="1200"/>
-  </cs:dataLabel>
-  <cs:dataLabelCallout>
-    <cs:lnRef idx="0"/>
-    <cs:fillRef idx="0"/>
-    <cs:effectRef idx="0"/>
-    <cs:fontRef idx="minor">
-      <a:schemeClr val="dk1">
-        <a:lumMod val="65000"/>
-        <a:lumOff val="35000"/>
-      </a:schemeClr>
-    </cs:fontRef>
-    <cs:spPr>
-      <a:solidFill>
-        <a:schemeClr val="lt1"/>
-      </a:solidFill>
-      <a:ln>
-        <a:solidFill>
-          <a:schemeClr val="dk1">
-            <a:lumMod val="25000"/>
-            <a:lumOff val="75000"/>
-          </a:schemeClr>
-        </a:solidFill>
-      </a:ln>
-    </cs:spPr>
-    <cs:defRPr sz="900" kern="1200"/>
-    <cs:bodyPr rot="0" spcFirstLastPara="1" vertOverflow="clip" horzOverflow="clip" vert="horz" wrap="square" lIns="36576" tIns="18288" rIns="36576" bIns="18288" anchor="ctr" anchorCtr="1">
-      <a:spAutoFit/>
-    </cs:bodyPr>
-  </cs:dataLabelCallout>
-  <cs:dataPoint>
-    <cs:lnRef idx="0"/>
-    <cs:fillRef idx="1">
-      <cs:styleClr val="auto"/>
-    </cs:fillRef>
-    <cs:effectRef idx="0"/>
-    <cs:fontRef idx="minor">
-      <a:schemeClr val="tx1"/>
-    </cs:fontRef>
-  </cs:dataPoint>
-  <cs:dataPoint3D>
-    <cs:lnRef idx="0"/>
-    <cs:fillRef idx="1">
-      <cs:styleClr val="auto"/>
-    </cs:fillRef>
-    <cs:effectRef idx="0"/>
-    <cs:fontRef idx="minor">
-      <a:schemeClr val="tx1"/>
-    </cs:fontRef>
-  </cs:dataPoint3D>
-  <cs:dataPointLine>
-    <cs:lnRef idx="0">
-      <cs:styleClr val="auto"/>
-    </cs:lnRef>
-    <cs:fillRef idx="1"/>
-    <cs:effectRef idx="0"/>
-    <cs:fontRef idx="minor">
-      <a:schemeClr val="tx1"/>
-    </cs:fontRef>
-    <cs:spPr>
-      <a:ln w="19050" cap="rnd">
-        <a:solidFill>
-          <a:schemeClr val="phClr"/>
-        </a:solidFill>
-        <a:round/>
-      </a:ln>
-    </cs:spPr>
-  </cs:dataPointLine>
-  <cs:dataPointMarker>
-    <cs:lnRef idx="0">
-      <cs:styleClr val="auto"/>
-    </cs:lnRef>
-    <cs:fillRef idx="1">
-      <cs:styleClr val="auto"/>
-    </cs:fillRef>
-    <cs:effectRef idx="0"/>
-    <cs:fontRef idx="minor">
-      <a:schemeClr val="tx1"/>
-    </cs:fontRef>
-    <cs:spPr>
-      <a:ln w="9525">
-        <a:solidFill>
-          <a:schemeClr val="phClr"/>
-        </a:solidFill>
-      </a:ln>
-    </cs:spPr>
-  </cs:dataPointMarker>
-  <cs:dataPointMarkerLayout symbol="circle" size="5"/>
-  <cs:dataPointWireframe>
-    <cs:lnRef idx="0">
-      <cs:styleClr val="auto"/>
-    </cs:lnRef>
-    <cs:fillRef idx="0"/>
-    <cs:effectRef idx="0"/>
-    <cs:fontRef idx="minor">
-      <a:schemeClr val="dk1"/>
-    </cs:fontRef>
-    <cs:spPr>
-      <a:ln w="9525" cap="rnd">
-        <a:solidFill>
-          <a:schemeClr val="phClr"/>
-        </a:solidFill>
-        <a:round/>
-      </a:ln>
-    </cs:spPr>
-  </cs:dataPointWireframe>
-  <cs:dataTable>
-    <cs:lnRef idx="0"/>
-    <cs:fillRef idx="0"/>
-    <cs:effectRef idx="0"/>
-    <cs:fontRef idx="minor">
-      <a:schemeClr val="tx1">
-        <a:lumMod val="65000"/>
-        <a:lumOff val="35000"/>
-      </a:schemeClr>
-    </cs:fontRef>
-    <cs:spPr>
-      <a:noFill/>
-      <a:ln w="9525" cap="flat" cmpd="sng" algn="ctr">
-        <a:solidFill>
-          <a:schemeClr val="tx1">
-            <a:lumMod val="15000"/>
-            <a:lumOff val="85000"/>
-          </a:schemeClr>
-        </a:solidFill>
-        <a:round/>
-      </a:ln>
-    </cs:spPr>
-    <cs:defRPr sz="900" kern="1200"/>
-  </cs:dataTable>
-  <cs:downBar>
-    <cs:lnRef idx="0"/>
-    <cs:fillRef idx="0"/>
-    <cs:effectRef idx="0"/>
-    <cs:fontRef idx="minor">
-      <a:schemeClr val="tx1"/>
-    </cs:fontRef>
-    <cs:spPr>
-      <a:solidFill>
-        <a:schemeClr val="dk1">
-          <a:lumMod val="75000"/>
-          <a:lumOff val="25000"/>
-        </a:schemeClr>
-      </a:solidFill>
-      <a:ln w="9525" cap="flat" cmpd="sng" algn="ctr">
-        <a:solidFill>
-          <a:schemeClr val="tx1">
-            <a:lumMod val="65000"/>
-            <a:lumOff val="35000"/>
-          </a:schemeClr>
-        </a:solidFill>
-        <a:round/>
-      </a:ln>
-    </cs:spPr>
-  </cs:downBar>
-  <cs:dropLine>
-    <cs:lnRef idx="0"/>
-    <cs:fillRef idx="0"/>
-    <cs:effectRef idx="0"/>
-    <cs:fontRef idx="minor">
-      <a:schemeClr val="tx1"/>
-    </cs:fontRef>
-    <cs:spPr>
-      <a:ln w="9525" cap="flat" cmpd="sng" algn="ctr">
-        <a:solidFill>
-          <a:schemeClr val="tx1">
-            <a:lumMod val="35000"/>
-            <a:lumOff val="65000"/>
-          </a:schemeClr>
-        </a:solidFill>
-        <a:round/>
-      </a:ln>
-    </cs:spPr>
-  </cs:dropLine>
-  <cs:errorBar>
-    <cs:lnRef idx="0"/>
-    <cs:fillRef idx="0"/>
-    <cs:effectRef idx="0"/>
-    <cs:fontRef idx="minor">
-      <a:schemeClr val="tx1"/>
-    </cs:fontRef>
-    <cs:spPr>
-      <a:ln w="9525" cap="flat" cmpd="sng" algn="ctr">
-        <a:solidFill>
-          <a:schemeClr val="tx1">
-            <a:lumMod val="65000"/>
-            <a:lumOff val="35000"/>
-          </a:schemeClr>
-        </a:solidFill>
-        <a:round/>
-      </a:ln>
-    </cs:spPr>
-  </cs:errorBar>
-  <cs:floor>
-    <cs:lnRef idx="0"/>
-    <cs:fillRef idx="0"/>
-    <cs:effectRef idx="0"/>
-    <cs:fontRef idx="minor">
-      <a:schemeClr val="tx1"/>
-    </cs:fontRef>
-    <cs:spPr>
-      <a:noFill/>
-      <a:ln>
-        <a:noFill/>
-      </a:ln>
-    </cs:spPr>
-  </cs:floor>
-  <cs:gridlineMajor>
-    <cs:lnRef idx="0"/>
-    <cs:fillRef idx="0"/>
-    <cs:effectRef idx="0"/>
-    <cs:fontRef idx="minor">
-      <a:schemeClr val="tx1"/>
-    </cs:fontRef>
-    <cs:spPr>
-      <a:ln w="9525" cap="flat" cmpd="sng" algn="ctr">
-        <a:solidFill>
-          <a:schemeClr val="tx1">
-            <a:lumMod val="15000"/>
-            <a:lumOff val="85000"/>
-          </a:schemeClr>
-        </a:solidFill>
-        <a:round/>
-      </a:ln>
-    </cs:spPr>
-  </cs:gridlineMajor>
-  <cs:gridlineMinor>
-    <cs:lnRef idx="0"/>
-    <cs:fillRef idx="0"/>
-    <cs:effectRef idx="0"/>
-    <cs:fontRef idx="minor">
-      <a:schemeClr val="tx1"/>
-    </cs:fontRef>
-    <cs:spPr>
-      <a:ln w="9525" cap="flat" cmpd="sng" algn="ctr">
-        <a:solidFill>
-          <a:schemeClr val="tx1">
-            <a:lumMod val="5000"/>
-            <a:lumOff val="95000"/>
-          </a:schemeClr>
-        </a:solidFill>
-        <a:round/>
-      </a:ln>
-    </cs:spPr>
-  </cs:gridlineMinor>
-  <cs:hiLoLine>
-    <cs:lnRef idx="0"/>
-    <cs:fillRef idx="0"/>
-    <cs:effectRef idx="0"/>
-    <cs:fontRef idx="minor">
-      <a:schemeClr val="tx1"/>
-    </cs:fontRef>
-    <cs:spPr>
-      <a:ln w="9525" cap="flat" cmpd="sng" algn="ctr">
-        <a:solidFill>
-          <a:schemeClr val="tx1">
-            <a:lumMod val="50000"/>
-            <a:lumOff val="50000"/>
-          </a:schemeClr>
-        </a:solidFill>
-        <a:round/>
-      </a:ln>
-    </cs:spPr>
-  </cs:hiLoLine>
-  <cs:leaderLine>
-    <cs:lnRef idx="0"/>
-    <cs:fillRef idx="0"/>
-    <cs:effectRef idx="0"/>
-    <cs:fontRef idx="minor">
-      <a:schemeClr val="tx1"/>
-    </cs:fontRef>
-    <cs:spPr>
-      <a:ln w="9525" cap="flat" cmpd="sng" algn="ctr">
-        <a:solidFill>
-          <a:schemeClr val="tx1">
-            <a:lumMod val="35000"/>
-            <a:lumOff val="65000"/>
-          </a:schemeClr>
-        </a:solidFill>
-        <a:round/>
-      </a:ln>
-    </cs:spPr>
-  </cs:leaderLine>
-  <cs:legend>
-    <cs:lnRef idx="0"/>
-    <cs:fillRef idx="0"/>
-    <cs:effectRef idx="0"/>
-    <cs:fontRef idx="minor">
-      <a:schemeClr val="tx1">
-        <a:lumMod val="65000"/>
-        <a:lumOff val="35000"/>
-      </a:schemeClr>
-    </cs:fontRef>
-    <cs:defRPr sz="900" kern="1200"/>
-  </cs:legend>
-  <cs:plotArea mods="allowNoFillOverride allowNoLineOverride">
-    <cs:lnRef idx="0"/>
-    <cs:fillRef idx="0"/>
-    <cs:effectRef idx="0"/>
-    <cs:fontRef idx="minor">
-      <a:schemeClr val="tx1"/>
-    </cs:fontRef>
-  </cs:plotArea>
-  <cs:plotArea3D mods="allowNoFillOverride allowNoLineOverride">
-    <cs:lnRef idx="0"/>
-    <cs:fillRef idx="0"/>
-    <cs:effectRef idx="0"/>
-    <cs:fontRef idx="minor">
-      <a:schemeClr val="tx1"/>
-    </cs:fontRef>
-  </cs:plotArea3D>
-  <cs:seriesAxis>
-    <cs:lnRef idx="0"/>
-    <cs:fillRef idx="0"/>
-    <cs:effectRef idx="0"/>
-    <cs:fontRef idx="minor">
-      <a:schemeClr val="tx1">
-        <a:lumMod val="65000"/>
-        <a:lumOff val="35000"/>
-      </a:schemeClr>
-    </cs:fontRef>
-    <cs:defRPr sz="900" kern="1200"/>
-  </cs:seriesAxis>
-  <cs:seriesLine>
-    <cs:lnRef idx="0"/>
-    <cs:fillRef idx="0"/>
-    <cs:effectRef idx="0"/>
-    <cs:fontRef idx="minor">
-      <a:schemeClr val="tx1"/>
-    </cs:fontRef>
-    <cs:spPr>
-      <a:ln w="9525" cap="flat" cmpd="sng" algn="ctr">
-        <a:solidFill>
-          <a:schemeClr val="tx1">
-            <a:lumMod val="35000"/>
-            <a:lumOff val="65000"/>
-          </a:schemeClr>
-        </a:solidFill>
-        <a:round/>
-      </a:ln>
-    </cs:spPr>
-  </cs:seriesLine>
-  <cs:title>
-    <cs:lnRef idx="0"/>
-    <cs:fillRef idx="0"/>
-    <cs:effectRef idx="0"/>
-    <cs:fontRef idx="minor">
-      <a:schemeClr val="tx1">
-        <a:lumMod val="65000"/>
-        <a:lumOff val="35000"/>
-      </a:schemeClr>
-    </cs:fontRef>
-    <cs:defRPr sz="1400" b="0" kern="1200" spc="0" baseline="0"/>
-  </cs:title>
-  <cs:trendline>
-    <cs:lnRef idx="0">
-      <cs:styleClr val="auto"/>
-    </cs:lnRef>
-    <cs:fillRef idx="0"/>
-    <cs:effectRef idx="0"/>
-    <cs:fontRef idx="minor">
-      <a:schemeClr val="tx1"/>
-    </cs:fontRef>
-    <cs:spPr>
-      <a:ln w="19050" cap="rnd">
-        <a:solidFill>
-          <a:schemeClr val="phClr"/>
-        </a:solidFill>
-        <a:prstDash val="sysDot"/>
-      </a:ln>
-    </cs:spPr>
-  </cs:trendline>
-  <cs:trendlineLabel>
-    <cs:lnRef idx="0"/>
-    <cs:fillRef idx="0"/>
-    <cs:effectRef idx="0"/>
-    <cs:fontRef idx="minor">
-      <a:schemeClr val="tx1">
-        <a:lumMod val="65000"/>
-        <a:lumOff val="35000"/>
-      </a:schemeClr>
-    </cs:fontRef>
-    <cs:defRPr sz="900" kern="1200"/>
-  </cs:trendlineLabel>
-  <cs:upBar>
-    <cs:lnRef idx="0"/>
-    <cs:fillRef idx="0"/>
-    <cs:effectRef idx="0"/>
-    <cs:fontRef idx="minor">
-      <a:schemeClr val="tx1"/>
-    </cs:fontRef>
-    <cs:spPr>
-      <a:solidFill>
-        <a:schemeClr val="lt1"/>
-      </a:solidFill>
-      <a:ln w="9525" cap="flat" cmpd="sng" algn="ctr">
-        <a:solidFill>
-          <a:schemeClr val="tx1">
-            <a:lumMod val="65000"/>
-            <a:lumOff val="35000"/>
-          </a:schemeClr>
-        </a:solidFill>
-        <a:round/>
-      </a:ln>
-    </cs:spPr>
-  </cs:upBar>
-  <cs:valueAxis>
-    <cs:lnRef idx="0"/>
-    <cs:fillRef idx="0"/>
-    <cs:effectRef idx="0"/>
-    <cs:fontRef idx="minor">
-      <a:schemeClr val="tx1">
-        <a:lumMod val="65000"/>
-        <a:lumOff val="35000"/>
-      </a:schemeClr>
-    </cs:fontRef>
-    <cs:spPr>
-      <a:ln w="9525" cap="flat" cmpd="sng" algn="ctr">
-        <a:solidFill>
-          <a:schemeClr val="tx1">
-            <a:lumMod val="25000"/>
-            <a:lumOff val="75000"/>
-          </a:schemeClr>
-        </a:solidFill>
-        <a:round/>
-      </a:ln>
-    </cs:spPr>
-    <cs:defRPr sz="900" kern="1200"/>
-  </cs:valueAxis>
-  <cs:wall>
-    <cs:lnRef idx="0"/>
-    <cs:fillRef idx="0"/>
-    <cs:effectRef idx="0"/>
-    <cs:fontRef idx="minor">
-      <a:schemeClr val="tx1"/>
-    </cs:fontRef>
-    <cs:spPr>
-      <a:noFill/>
-      <a:ln>
-        <a:noFill/>
-      </a:ln>
-    </cs:spPr>
-  </cs:wall>
-</cs:chartStyle>
+<file path=word/drawings/drawing1.xml><?xml version="1.0" encoding="utf-8"?>
+<c:userShapes xmlns:c="http://schemas.openxmlformats.org/drawingml/2006/chart">
+  <cdr:relSizeAnchor xmlns:cdr="http://schemas.openxmlformats.org/drawingml/2006/chartDrawing">
+    <cdr:from>
+      <cdr:x>0</cdr:x>
+      <cdr:y>0</cdr:y>
+    </cdr:from>
+    <cdr:to>
+      <cdr:x>1</cdr:x>
+      <cdr:y>1</cdr:y>
+    </cdr:to>
+    <cdr:pic>
+      <cdr:nvPicPr>
+        <cdr:cNvPr id="2" name="chart"/>
+        <cdr:cNvPicPr>
+          <a:picLocks xmlns:a="http://schemas.openxmlformats.org/drawingml/2006/main" noChangeAspect="1"/>
+        </cdr:cNvPicPr>
+      </cdr:nvPicPr>
+      <cdr:blipFill>
+        <a:blip xmlns:a="http://schemas.openxmlformats.org/drawingml/2006/main" xmlns:r="http://schemas.openxmlformats.org/officeDocument/2006/relationships" r:embed="rId1"/>
+        <a:stretch xmlns:a="http://schemas.openxmlformats.org/drawingml/2006/main">
+          <a:fillRect/>
+        </a:stretch>
+      </cdr:blipFill>
+      <cdr:spPr>
+        <a:xfrm xmlns:a="http://schemas.openxmlformats.org/drawingml/2006/main">
+          <a:off x="0" y="0"/>
+          <a:ext cx="10545647" cy="5287113"/>
+        </a:xfrm>
+        <a:prstGeom xmlns:a="http://schemas.openxmlformats.org/drawingml/2006/main" prst="rect">
+          <a:avLst/>
+        </a:prstGeom>
+      </cdr:spPr>
+    </cdr:pic>
+  </cdr:relSizeAnchor>
+</c:userShapes>
 </file>
 
 <file path=word/theme/theme1.xml><?xml version="1.0" encoding="utf-8"?>
@@ -12676,7 +14690,7 @@
 </file>
 
 <file path=customXml/itemProps1.xml><?xml version="1.0" encoding="utf-8"?>
-<ds:datastoreItem xmlns:ds="http://schemas.openxmlformats.org/officeDocument/2006/customXml" ds:itemID="{2A67B610-A032-427A-B737-A1230FDC8512}">
+<ds:datastoreItem xmlns:ds="http://schemas.openxmlformats.org/officeDocument/2006/customXml" ds:itemID="{AC60DDF9-942A-42EA-997A-AF6F44323643}">
   <ds:schemaRefs>
     <ds:schemaRef ds:uri="http://schemas.openxmlformats.org/officeDocument/2006/bibliography"/>
   </ds:schemaRefs>
